--- a/BSUIR/semestre 5/BD/Сушко_381574_БД_ЛР8.docx
+++ b/BSUIR/semestre 5/BD/Сушко_381574_БД_ЛР8.docx
@@ -533,23 +533,23 @@
                 <w:rFonts w:cs="Times New Roman"/>
                 <w:szCs w:val="28"/>
               </w:rPr>
-              <w:t xml:space="preserve">оцент кафедры </w:t>
-            </w:r>
-            <w:proofErr w:type="spellStart"/>
-            <w:r>
+              <w:t xml:space="preserve">оцент кафедры ИСиТ, </w:t>
+            </w:r>
+          </w:p>
+          <w:p>
+            <w:pPr>
+              <w:jc w:val="right"/>
               <w:rPr>
                 <w:rFonts w:cs="Times New Roman"/>
                 <w:szCs w:val="28"/>
               </w:rPr>
-              <w:t>ИСиТ</w:t>
-            </w:r>
-            <w:proofErr w:type="spellEnd"/>
+            </w:pPr>
             <w:r>
               <w:rPr>
                 <w:rFonts w:cs="Times New Roman"/>
                 <w:szCs w:val="28"/>
               </w:rPr>
-              <w:t xml:space="preserve">, </w:t>
+              <w:t>к.п.н., доцент</w:t>
             </w:r>
           </w:p>
           <w:p>
@@ -560,46 +560,12 @@
                 <w:szCs w:val="28"/>
               </w:rPr>
             </w:pPr>
-            <w:proofErr w:type="spellStart"/>
             <w:r>
               <w:rPr>
                 <w:rFonts w:cs="Times New Roman"/>
                 <w:szCs w:val="28"/>
               </w:rPr>
-              <w:t>к.п.н</w:t>
-            </w:r>
-            <w:proofErr w:type="spellEnd"/>
-            <w:r>
-              <w:rPr>
-                <w:rFonts w:cs="Times New Roman"/>
-                <w:szCs w:val="28"/>
-              </w:rPr>
-              <w:t>., доцент</w:t>
-            </w:r>
-          </w:p>
-          <w:p>
-            <w:pPr>
-              <w:jc w:val="right"/>
-              <w:rPr>
-                <w:rFonts w:cs="Times New Roman"/>
-                <w:szCs w:val="28"/>
-              </w:rPr>
-            </w:pPr>
-            <w:proofErr w:type="spellStart"/>
-            <w:r>
-              <w:rPr>
-                <w:rFonts w:cs="Times New Roman"/>
-                <w:szCs w:val="28"/>
-              </w:rPr>
-              <w:t>Кунцевич</w:t>
-            </w:r>
-            <w:proofErr w:type="spellEnd"/>
-            <w:r>
-              <w:rPr>
-                <w:rFonts w:cs="Times New Roman"/>
-                <w:szCs w:val="28"/>
-              </w:rPr>
-              <w:t xml:space="preserve"> О.Ю.</w:t>
+              <w:t>Кунцевич О.Ю.</w:t>
             </w:r>
           </w:p>
         </w:tc>
@@ -840,15 +806,7 @@
         <w:t>Р</w:t>
       </w:r>
       <w:r>
-        <w:t xml:space="preserve">азработать физическую модель базы данных на основе </w:t>
-      </w:r>
-      <w:proofErr w:type="spellStart"/>
-      <w:r>
-        <w:t>даталогической</w:t>
-      </w:r>
-      <w:proofErr w:type="spellEnd"/>
-      <w:r>
-        <w:t>.</w:t>
+        <w:t>азработать физическую модель базы данных на основе даталогической.</w:t>
       </w:r>
     </w:p>
     <w:p>
@@ -1019,7 +977,7 @@
           <w:szCs w:val="20"/>
           <w:shd w:val="clear" w:color="auto" w:fill="FFFFFF"/>
         </w:rPr>
-        <w:t>4. Изучив материал по источникам [2, 3, 5], определите для работы права</w:t>
+        <w:t>4. Изучив материал по источникам, определите для работы права</w:t>
       </w:r>
       <w:r>
         <w:rPr>
@@ -1064,23 +1022,13 @@
         </w:rPr>
         <w:t xml:space="preserve"> </w:t>
       </w:r>
-      <w:proofErr w:type="spellStart"/>
-      <w:r>
-        <w:rPr>
-          <w:color w:val="000000"/>
-          <w:szCs w:val="20"/>
-          <w:shd w:val="clear" w:color="auto" w:fill="FFFFFF"/>
-        </w:rPr>
-        <w:t>кластеризованные</w:t>
-      </w:r>
-      <w:proofErr w:type="spellEnd"/>
-      <w:r>
-        <w:rPr>
-          <w:color w:val="000000"/>
-          <w:szCs w:val="20"/>
-          <w:shd w:val="clear" w:color="auto" w:fill="FFFFFF"/>
-        </w:rPr>
-        <w:t xml:space="preserve"> индексы, для каких – целесообразно создать</w:t>
+      <w:r>
+        <w:rPr>
+          <w:color w:val="000000"/>
+          <w:szCs w:val="20"/>
+          <w:shd w:val="clear" w:color="auto" w:fill="FFFFFF"/>
+        </w:rPr>
+        <w:t>кластеризованные индексы, для каких – целесообразно создать</w:t>
       </w:r>
       <w:r>
         <w:rPr>
@@ -1090,23 +1038,13 @@
         </w:rPr>
         <w:t xml:space="preserve"> </w:t>
       </w:r>
-      <w:proofErr w:type="spellStart"/>
-      <w:r>
-        <w:rPr>
-          <w:color w:val="000000"/>
-          <w:szCs w:val="20"/>
-          <w:shd w:val="clear" w:color="auto" w:fill="FFFFFF"/>
-        </w:rPr>
-        <w:t>некластеризованные</w:t>
-      </w:r>
-      <w:proofErr w:type="spellEnd"/>
-      <w:r>
-        <w:rPr>
-          <w:color w:val="000000"/>
-          <w:szCs w:val="20"/>
-          <w:shd w:val="clear" w:color="auto" w:fill="FFFFFF"/>
-        </w:rPr>
-        <w:t>.</w:t>
+      <w:r>
+        <w:rPr>
+          <w:color w:val="000000"/>
+          <w:szCs w:val="20"/>
+          <w:shd w:val="clear" w:color="auto" w:fill="FFFFFF"/>
+        </w:rPr>
+        <w:t>некластеризованные.</w:t>
       </w:r>
     </w:p>
     <w:p>
@@ -1159,36 +1097,8 @@
           <w:szCs w:val="20"/>
           <w:shd w:val="clear" w:color="auto" w:fill="FFFFFF"/>
         </w:rPr>
-        <w:t xml:space="preserve">Если выбрана СУБД SQL </w:t>
-      </w:r>
-      <w:proofErr w:type="spellStart"/>
-      <w:r>
-        <w:rPr>
-          <w:color w:val="000000"/>
-          <w:szCs w:val="20"/>
-          <w:shd w:val="clear" w:color="auto" w:fill="FFFFFF"/>
-        </w:rPr>
-        <w:t>Server</w:t>
-      </w:r>
-      <w:proofErr w:type="spellEnd"/>
-      <w:r>
-        <w:rPr>
-          <w:color w:val="000000"/>
-          <w:szCs w:val="20"/>
-          <w:shd w:val="clear" w:color="auto" w:fill="FFFFFF"/>
-        </w:rPr>
-        <w:t xml:space="preserve"> и среда разработки </w:t>
-      </w:r>
-      <w:proofErr w:type="spellStart"/>
-      <w:r>
-        <w:rPr>
-          <w:color w:val="000000"/>
-          <w:szCs w:val="20"/>
-          <w:shd w:val="clear" w:color="auto" w:fill="FFFFFF"/>
-        </w:rPr>
-        <w:t>Management</w:t>
-      </w:r>
-      <w:proofErr w:type="spellEnd"/>
+        <w:t>Если выбрана СУБД SQL Server и среда разработки Management Studio, то</w:t>
+      </w:r>
       <w:r>
         <w:rPr>
           <w:color w:val="000000"/>
@@ -1197,39 +1107,13 @@
         </w:rPr>
         <w:t xml:space="preserve"> </w:t>
       </w:r>
-      <w:proofErr w:type="spellStart"/>
-      <w:r>
-        <w:rPr>
-          <w:color w:val="000000"/>
-          <w:szCs w:val="20"/>
-          <w:shd w:val="clear" w:color="auto" w:fill="FFFFFF"/>
-        </w:rPr>
-        <w:t>Studio</w:t>
-      </w:r>
-      <w:proofErr w:type="spellEnd"/>
-      <w:r>
-        <w:rPr>
-          <w:color w:val="000000"/>
-          <w:szCs w:val="20"/>
-          <w:shd w:val="clear" w:color="auto" w:fill="FFFFFF"/>
-        </w:rPr>
-        <w:t>, то</w:t>
-      </w:r>
-      <w:r>
-        <w:rPr>
-          <w:color w:val="000000"/>
-          <w:szCs w:val="20"/>
-          <w:shd w:val="clear" w:color="auto" w:fill="FFFFFF"/>
-        </w:rPr>
-        <w:t xml:space="preserve"> </w:t>
-      </w:r>
-      <w:r>
-        <w:rPr>
-          <w:color w:val="000000"/>
-          <w:szCs w:val="20"/>
-          <w:shd w:val="clear" w:color="auto" w:fill="FFFFFF"/>
-        </w:rPr>
-        <w:t>ознакомьтесь с официальной документацией по работе в них [3]. Некоторые элементы соответствующего интерфейса представлены в приложении Г</w:t>
+      <w:r>
+        <w:rPr>
+          <w:color w:val="000000"/>
+          <w:szCs w:val="20"/>
+          <w:shd w:val="clear" w:color="auto" w:fill="FFFFFF"/>
+        </w:rPr>
+        <w:t>ознакомьтесь с официальной документацией по работе в них</w:t>
       </w:r>
       <w:r>
         <w:rPr>
@@ -1288,7 +1172,7 @@
         <w:tblLook w:val="04A0" w:firstRow="1" w:lastRow="0" w:firstColumn="1" w:lastColumn="0" w:noHBand="0" w:noVBand="1"/>
       </w:tblPr>
       <w:tblGrid>
-        <w:gridCol w:w="1741"/>
+        <w:gridCol w:w="2161"/>
         <w:gridCol w:w="1899"/>
         <w:gridCol w:w="1375"/>
         <w:gridCol w:w="2698"/>
@@ -1296,7 +1180,7 @@
       <w:tr>
         <w:tc>
           <w:tcPr>
-            <w:tcW w:w="1741" w:type="dxa"/>
+            <w:tcW w:w="2161" w:type="dxa"/>
           </w:tcPr>
           <w:p>
             <w:pPr>
@@ -1400,7 +1284,7 @@
       <w:tr>
         <w:tc>
           <w:tcPr>
-            <w:tcW w:w="7713" w:type="dxa"/>
+            <w:tcW w:w="8133" w:type="dxa"/>
             <w:gridSpan w:val="4"/>
           </w:tcPr>
           <w:p>
@@ -1439,7 +1323,7 @@
       <w:tr>
         <w:tc>
           <w:tcPr>
-            <w:tcW w:w="1741" w:type="dxa"/>
+            <w:tcW w:w="2161" w:type="dxa"/>
           </w:tcPr>
           <w:p>
             <w:pPr>
@@ -1542,7 +1426,6 @@
               </w:rPr>
               <w:t xml:space="preserve">PK, </w:t>
             </w:r>
-            <w:proofErr w:type="spellStart"/>
             <w:r>
               <w:rPr>
                 <w:bCs/>
@@ -1552,27 +1435,25 @@
               </w:rPr>
               <w:t>автоинкремент</w:t>
             </w:r>
-            <w:proofErr w:type="spellEnd"/>
           </w:p>
         </w:tc>
       </w:tr>
       <w:tr>
         <w:tc>
           <w:tcPr>
-            <w:tcW w:w="1741" w:type="dxa"/>
-          </w:tcPr>
-          <w:p>
-            <w:pPr>
-              <w:jc w:val="both"/>
-              <w:rPr>
-                <w:bCs/>
-                <w:color w:val="000000"/>
-                <w:szCs w:val="20"/>
-                <w:shd w:val="clear" w:color="auto" w:fill="FFFFFF"/>
-                <w:lang w:val="en-US"/>
-              </w:rPr>
-            </w:pPr>
-            <w:proofErr w:type="spellStart"/>
+            <w:tcW w:w="2161" w:type="dxa"/>
+          </w:tcPr>
+          <w:p>
+            <w:pPr>
+              <w:jc w:val="both"/>
+              <w:rPr>
+                <w:bCs/>
+                <w:color w:val="000000"/>
+                <w:szCs w:val="20"/>
+                <w:shd w:val="clear" w:color="auto" w:fill="FFFFFF"/>
+                <w:lang w:val="en-US"/>
+              </w:rPr>
+            </w:pPr>
             <w:r>
               <w:rPr>
                 <w:bCs/>
@@ -1583,7 +1464,6 @@
               </w:rPr>
               <w:t>chair_count</w:t>
             </w:r>
-            <w:proofErr w:type="spellEnd"/>
           </w:p>
         </w:tc>
         <w:tc>
@@ -1660,7 +1540,7 @@
       <w:tr>
         <w:tc>
           <w:tcPr>
-            <w:tcW w:w="7713" w:type="dxa"/>
+            <w:tcW w:w="8133" w:type="dxa"/>
             <w:gridSpan w:val="4"/>
           </w:tcPr>
           <w:p>
@@ -1699,7 +1579,7 @@
       <w:tr>
         <w:tc>
           <w:tcPr>
-            <w:tcW w:w="1741" w:type="dxa"/>
+            <w:tcW w:w="2161" w:type="dxa"/>
           </w:tcPr>
           <w:p>
             <w:pPr>
@@ -1802,7 +1682,6 @@
               </w:rPr>
               <w:t xml:space="preserve">PK, </w:t>
             </w:r>
-            <w:proofErr w:type="spellStart"/>
             <w:r>
               <w:rPr>
                 <w:bCs/>
@@ -1812,14 +1691,13 @@
               </w:rPr>
               <w:t>автоинкремент</w:t>
             </w:r>
-            <w:proofErr w:type="spellEnd"/>
           </w:p>
         </w:tc>
       </w:tr>
       <w:tr>
         <w:tc>
           <w:tcPr>
-            <w:tcW w:w="1741" w:type="dxa"/>
+            <w:tcW w:w="2161" w:type="dxa"/>
           </w:tcPr>
           <w:p>
             <w:pPr>
@@ -1858,27 +1736,15 @@
                 <w:shd w:val="clear" w:color="auto" w:fill="FFFFFF"/>
               </w:rPr>
             </w:pPr>
-            <w:proofErr w:type="gramStart"/>
-            <w:r>
-              <w:rPr>
-                <w:bCs/>
-                <w:color w:val="000000"/>
-                <w:szCs w:val="20"/>
-                <w:shd w:val="clear" w:color="auto" w:fill="FFFFFF"/>
-                <w:lang w:val="en-US"/>
-              </w:rPr>
-              <w:t>varchar(</w:t>
-            </w:r>
-            <w:proofErr w:type="gramEnd"/>
-            <w:r>
-              <w:rPr>
-                <w:bCs/>
-                <w:color w:val="000000"/>
-                <w:szCs w:val="20"/>
-                <w:shd w:val="clear" w:color="auto" w:fill="FFFFFF"/>
-                <w:lang w:val="en-US"/>
-              </w:rPr>
-              <w:t>50)</w:t>
+            <w:r>
+              <w:rPr>
+                <w:bCs/>
+                <w:color w:val="000000"/>
+                <w:szCs w:val="20"/>
+                <w:shd w:val="clear" w:color="auto" w:fill="FFFFFF"/>
+                <w:lang w:val="en-US"/>
+              </w:rPr>
+              <w:t>varchar(50)</w:t>
             </w:r>
           </w:p>
         </w:tc>
@@ -1930,28 +1796,28 @@
       <w:tr>
         <w:tc>
           <w:tcPr>
-            <w:tcW w:w="1741" w:type="dxa"/>
-          </w:tcPr>
-          <w:p>
-            <w:pPr>
-              <w:jc w:val="both"/>
-              <w:rPr>
-                <w:bCs/>
-                <w:color w:val="000000"/>
-                <w:szCs w:val="20"/>
-                <w:shd w:val="clear" w:color="auto" w:fill="FFFFFF"/>
-                <w:lang w:val="en-US"/>
-              </w:rPr>
-            </w:pPr>
-            <w:r>
-              <w:rPr>
-                <w:bCs/>
-                <w:color w:val="000000"/>
-                <w:szCs w:val="20"/>
-                <w:shd w:val="clear" w:color="auto" w:fill="FFFFFF"/>
-                <w:lang w:val="en-US"/>
-              </w:rPr>
-              <w:t>count</w:t>
+            <w:tcW w:w="2161" w:type="dxa"/>
+          </w:tcPr>
+          <w:p>
+            <w:pPr>
+              <w:jc w:val="both"/>
+              <w:rPr>
+                <w:bCs/>
+                <w:color w:val="000000"/>
+                <w:szCs w:val="20"/>
+                <w:shd w:val="clear" w:color="auto" w:fill="FFFFFF"/>
+                <w:lang w:val="en-US"/>
+              </w:rPr>
+            </w:pPr>
+            <w:r>
+              <w:rPr>
+                <w:bCs/>
+                <w:color w:val="000000"/>
+                <w:szCs w:val="20"/>
+                <w:shd w:val="clear" w:color="auto" w:fill="FFFFFF"/>
+                <w:lang w:val="en-US"/>
+              </w:rPr>
+              <w:t>category</w:t>
             </w:r>
           </w:p>
         </w:tc>
@@ -1978,7 +1844,7 @@
                 <w:shd w:val="clear" w:color="auto" w:fill="FFFFFF"/>
                 <w:lang w:val="en-US"/>
               </w:rPr>
-              <w:t>int</w:t>
+              <w:t>varchar(20)</w:t>
             </w:r>
           </w:p>
         </w:tc>
@@ -2029,28 +1895,28 @@
       <w:tr>
         <w:tc>
           <w:tcPr>
-            <w:tcW w:w="1741" w:type="dxa"/>
-          </w:tcPr>
-          <w:p>
-            <w:pPr>
-              <w:jc w:val="both"/>
-              <w:rPr>
-                <w:bCs/>
-                <w:color w:val="000000"/>
-                <w:szCs w:val="20"/>
-                <w:shd w:val="clear" w:color="auto" w:fill="FFFFFF"/>
-                <w:lang w:val="en-US"/>
-              </w:rPr>
-            </w:pPr>
-            <w:r>
-              <w:rPr>
-                <w:bCs/>
-                <w:color w:val="000000"/>
-                <w:szCs w:val="20"/>
-                <w:shd w:val="clear" w:color="auto" w:fill="FFFFFF"/>
-                <w:lang w:val="en-US"/>
-              </w:rPr>
-              <w:t>category</w:t>
+            <w:tcW w:w="2161" w:type="dxa"/>
+          </w:tcPr>
+          <w:p>
+            <w:pPr>
+              <w:jc w:val="both"/>
+              <w:rPr>
+                <w:bCs/>
+                <w:color w:val="000000"/>
+                <w:szCs w:val="20"/>
+                <w:shd w:val="clear" w:color="auto" w:fill="FFFFFF"/>
+                <w:lang w:val="en-US"/>
+              </w:rPr>
+            </w:pPr>
+            <w:r>
+              <w:rPr>
+                <w:bCs/>
+                <w:color w:val="000000"/>
+                <w:szCs w:val="20"/>
+                <w:shd w:val="clear" w:color="auto" w:fill="FFFFFF"/>
+                <w:lang w:val="en-US"/>
+              </w:rPr>
+              <w:t>price</w:t>
             </w:r>
           </w:p>
         </w:tc>
@@ -2069,27 +1935,15 @@
                 <w:lang w:val="en-US"/>
               </w:rPr>
             </w:pPr>
-            <w:proofErr w:type="gramStart"/>
-            <w:r>
-              <w:rPr>
-                <w:bCs/>
-                <w:color w:val="000000"/>
-                <w:szCs w:val="20"/>
-                <w:shd w:val="clear" w:color="auto" w:fill="FFFFFF"/>
-                <w:lang w:val="en-US"/>
-              </w:rPr>
-              <w:t>varchar(</w:t>
-            </w:r>
-            <w:proofErr w:type="gramEnd"/>
-            <w:r>
-              <w:rPr>
-                <w:bCs/>
-                <w:color w:val="000000"/>
-                <w:szCs w:val="20"/>
-                <w:shd w:val="clear" w:color="auto" w:fill="FFFFFF"/>
-                <w:lang w:val="en-US"/>
-              </w:rPr>
-              <w:t>20)</w:t>
+            <w:r>
+              <w:rPr>
+                <w:bCs/>
+                <w:color w:val="000000"/>
+                <w:szCs w:val="20"/>
+                <w:shd w:val="clear" w:color="auto" w:fill="FFFFFF"/>
+                <w:lang w:val="en-US"/>
+              </w:rPr>
+              <w:t>money</w:t>
             </w:r>
           </w:p>
         </w:tc>
@@ -2116,7 +1970,7 @@
                 <w:shd w:val="clear" w:color="auto" w:fill="FFFFFF"/>
                 <w:lang w:val="en-US"/>
               </w:rPr>
-              <w:t>+</w:t>
+              <w:t>-</w:t>
             </w:r>
           </w:p>
         </w:tc>
@@ -2140,28 +1994,28 @@
       <w:tr>
         <w:tc>
           <w:tcPr>
-            <w:tcW w:w="1741" w:type="dxa"/>
-          </w:tcPr>
-          <w:p>
-            <w:pPr>
-              <w:jc w:val="both"/>
-              <w:rPr>
-                <w:bCs/>
-                <w:color w:val="000000"/>
-                <w:szCs w:val="20"/>
-                <w:shd w:val="clear" w:color="auto" w:fill="FFFFFF"/>
-                <w:lang w:val="en-US"/>
-              </w:rPr>
-            </w:pPr>
-            <w:r>
-              <w:rPr>
-                <w:bCs/>
-                <w:color w:val="000000"/>
-                <w:szCs w:val="20"/>
-                <w:shd w:val="clear" w:color="auto" w:fill="FFFFFF"/>
-                <w:lang w:val="en-US"/>
-              </w:rPr>
-              <w:t>price</w:t>
+            <w:tcW w:w="2161" w:type="dxa"/>
+          </w:tcPr>
+          <w:p>
+            <w:pPr>
+              <w:jc w:val="both"/>
+              <w:rPr>
+                <w:bCs/>
+                <w:color w:val="000000"/>
+                <w:szCs w:val="20"/>
+                <w:shd w:val="clear" w:color="auto" w:fill="FFFFFF"/>
+                <w:lang w:val="en-US"/>
+              </w:rPr>
+            </w:pPr>
+            <w:r>
+              <w:rPr>
+                <w:bCs/>
+                <w:color w:val="000000"/>
+                <w:szCs w:val="20"/>
+                <w:shd w:val="clear" w:color="auto" w:fill="FFFFFF"/>
+                <w:lang w:val="en-US"/>
+              </w:rPr>
+              <w:t>weight</w:t>
             </w:r>
           </w:p>
         </w:tc>
@@ -2188,7 +2042,7 @@
                 <w:shd w:val="clear" w:color="auto" w:fill="FFFFFF"/>
                 <w:lang w:val="en-US"/>
               </w:rPr>
-              <w:t>money</w:t>
+              <w:t>int</w:t>
             </w:r>
           </w:p>
         </w:tc>
@@ -2239,7 +2093,7 @@
       <w:tr>
         <w:tc>
           <w:tcPr>
-            <w:tcW w:w="7713" w:type="dxa"/>
+            <w:tcW w:w="8133" w:type="dxa"/>
             <w:gridSpan w:val="4"/>
           </w:tcPr>
           <w:p>
@@ -2278,7 +2132,7 @@
       <w:tr>
         <w:tc>
           <w:tcPr>
-            <w:tcW w:w="1741" w:type="dxa"/>
+            <w:tcW w:w="2161" w:type="dxa"/>
           </w:tcPr>
           <w:p>
             <w:pPr>
@@ -2342,6 +2196,7 @@
                 <w:color w:val="000000"/>
                 <w:szCs w:val="20"/>
                 <w:shd w:val="clear" w:color="auto" w:fill="FFFFFF"/>
+                <w:lang w:val="en-US"/>
               </w:rPr>
             </w:pPr>
             <w:r>
@@ -2368,6 +2223,7 @@
                 <w:color w:val="000000"/>
                 <w:szCs w:val="20"/>
                 <w:shd w:val="clear" w:color="auto" w:fill="FFFFFF"/>
+                <w:lang w:val="en-US"/>
               </w:rPr>
             </w:pPr>
             <w:r>
@@ -2380,7 +2236,6 @@
               </w:rPr>
               <w:t xml:space="preserve">PK, </w:t>
             </w:r>
-            <w:proofErr w:type="spellStart"/>
             <w:r>
               <w:rPr>
                 <w:bCs/>
@@ -2390,35 +2245,34 @@
               </w:rPr>
               <w:t>автоинкремент</w:t>
             </w:r>
-            <w:proofErr w:type="spellEnd"/>
           </w:p>
         </w:tc>
       </w:tr>
       <w:tr>
         <w:tc>
           <w:tcPr>
-            <w:tcW w:w="1741" w:type="dxa"/>
-          </w:tcPr>
-          <w:p>
-            <w:pPr>
-              <w:jc w:val="both"/>
-              <w:rPr>
-                <w:bCs/>
-                <w:color w:val="000000"/>
-                <w:szCs w:val="20"/>
-                <w:shd w:val="clear" w:color="auto" w:fill="FFFFFF"/>
-                <w:lang w:val="en-US"/>
-              </w:rPr>
-            </w:pPr>
-            <w:r>
-              <w:rPr>
-                <w:bCs/>
-                <w:color w:val="000000"/>
-                <w:szCs w:val="20"/>
-                <w:shd w:val="clear" w:color="auto" w:fill="FFFFFF"/>
-                <w:lang w:val="en-US"/>
-              </w:rPr>
-              <w:t>Title</w:t>
+            <w:tcW w:w="2161" w:type="dxa"/>
+          </w:tcPr>
+          <w:p>
+            <w:pPr>
+              <w:jc w:val="both"/>
+              <w:rPr>
+                <w:bCs/>
+                <w:color w:val="000000"/>
+                <w:szCs w:val="20"/>
+                <w:shd w:val="clear" w:color="auto" w:fill="FFFFFF"/>
+                <w:lang w:val="en-US"/>
+              </w:rPr>
+            </w:pPr>
+            <w:r>
+              <w:rPr>
+                <w:bCs/>
+                <w:color w:val="000000"/>
+                <w:szCs w:val="20"/>
+                <w:shd w:val="clear" w:color="auto" w:fill="FFFFFF"/>
+                <w:lang w:val="en-US"/>
+              </w:rPr>
+              <w:t>title</w:t>
             </w:r>
           </w:p>
         </w:tc>
@@ -2434,29 +2288,18 @@
                 <w:color w:val="000000"/>
                 <w:szCs w:val="20"/>
                 <w:shd w:val="clear" w:color="auto" w:fill="FFFFFF"/>
-              </w:rPr>
-            </w:pPr>
-            <w:proofErr w:type="gramStart"/>
-            <w:r>
-              <w:rPr>
-                <w:bCs/>
-                <w:color w:val="000000"/>
-                <w:szCs w:val="20"/>
-                <w:shd w:val="clear" w:color="auto" w:fill="FFFFFF"/>
-                <w:lang w:val="en-US"/>
-              </w:rPr>
-              <w:t>varchar(</w:t>
-            </w:r>
-            <w:proofErr w:type="gramEnd"/>
-            <w:r>
-              <w:rPr>
-                <w:bCs/>
-                <w:color w:val="000000"/>
-                <w:szCs w:val="20"/>
-                <w:shd w:val="clear" w:color="auto" w:fill="FFFFFF"/>
-                <w:lang w:val="en-US"/>
-              </w:rPr>
-              <w:t>60)</w:t>
+                <w:lang w:val="en-US"/>
+              </w:rPr>
+            </w:pPr>
+            <w:r>
+              <w:rPr>
+                <w:bCs/>
+                <w:color w:val="000000"/>
+                <w:szCs w:val="20"/>
+                <w:shd w:val="clear" w:color="auto" w:fill="FFFFFF"/>
+                <w:lang w:val="en-US"/>
+              </w:rPr>
+              <w:t>varchar(60)</w:t>
             </w:r>
           </w:p>
         </w:tc>
@@ -2472,16 +2315,14 @@
                 <w:color w:val="000000"/>
                 <w:szCs w:val="20"/>
                 <w:shd w:val="clear" w:color="auto" w:fill="FFFFFF"/>
-                <w:lang w:val="en-US"/>
-              </w:rPr>
-            </w:pPr>
-            <w:r>
-              <w:rPr>
-                <w:bCs/>
-                <w:color w:val="000000"/>
-                <w:szCs w:val="20"/>
-                <w:shd w:val="clear" w:color="auto" w:fill="FFFFFF"/>
-                <w:lang w:val="en-US"/>
+              </w:rPr>
+            </w:pPr>
+            <w:r>
+              <w:rPr>
+                <w:bCs/>
+                <w:color w:val="000000"/>
+                <w:szCs w:val="20"/>
+                <w:shd w:val="clear" w:color="auto" w:fill="FFFFFF"/>
               </w:rPr>
               <w:t>+</w:t>
             </w:r>
@@ -2507,148 +2348,147 @@
       <w:tr>
         <w:tc>
           <w:tcPr>
-            <w:tcW w:w="7713" w:type="dxa"/>
-            <w:gridSpan w:val="4"/>
-          </w:tcPr>
-          <w:p>
-            <w:pPr>
-              <w:jc w:val="center"/>
-              <w:rPr>
-                <w:b/>
-                <w:color w:val="000000"/>
-                <w:szCs w:val="20"/>
-                <w:shd w:val="clear" w:color="auto" w:fill="FFFFFF"/>
-                <w:lang w:val="en-US"/>
-              </w:rPr>
-            </w:pPr>
-            <w:r>
-              <w:rPr>
-                <w:b/>
-                <w:color w:val="000000"/>
-                <w:szCs w:val="20"/>
-                <w:shd w:val="clear" w:color="auto" w:fill="FFFFFF"/>
-              </w:rPr>
-              <w:t xml:space="preserve">Таблица </w:t>
-            </w:r>
-            <w:proofErr w:type="spellStart"/>
-            <w:r>
-              <w:rPr>
-                <w:b/>
-                <w:color w:val="000000"/>
-                <w:szCs w:val="20"/>
-                <w:shd w:val="clear" w:color="auto" w:fill="FFFFFF"/>
-                <w:lang w:val="en-US"/>
-              </w:rPr>
-              <w:t>Dishes_Comp</w:t>
-            </w:r>
-            <w:proofErr w:type="spellEnd"/>
+            <w:tcW w:w="2161" w:type="dxa"/>
+          </w:tcPr>
+          <w:p>
+            <w:pPr>
+              <w:jc w:val="both"/>
+              <w:rPr>
+                <w:bCs/>
+                <w:color w:val="000000"/>
+                <w:szCs w:val="20"/>
+                <w:shd w:val="clear" w:color="auto" w:fill="FFFFFF"/>
+                <w:lang w:val="en-US"/>
+              </w:rPr>
+            </w:pPr>
+            <w:r>
+              <w:rPr>
+                <w:bCs/>
+                <w:color w:val="000000"/>
+                <w:szCs w:val="20"/>
+                <w:shd w:val="clear" w:color="auto" w:fill="FFFFFF"/>
+                <w:lang w:val="en-US"/>
+              </w:rPr>
+              <w:t>weight</w:t>
+            </w:r>
+          </w:p>
+        </w:tc>
+        <w:tc>
+          <w:tcPr>
+            <w:tcW w:w="1899" w:type="dxa"/>
+          </w:tcPr>
+          <w:p>
+            <w:pPr>
+              <w:jc w:val="both"/>
+              <w:rPr>
+                <w:bCs/>
+                <w:color w:val="000000"/>
+                <w:szCs w:val="20"/>
+                <w:shd w:val="clear" w:color="auto" w:fill="FFFFFF"/>
+                <w:lang w:val="en-US"/>
+              </w:rPr>
+            </w:pPr>
+            <w:r>
+              <w:rPr>
+                <w:bCs/>
+                <w:color w:val="000000"/>
+                <w:szCs w:val="20"/>
+                <w:shd w:val="clear" w:color="auto" w:fill="FFFFFF"/>
+                <w:lang w:val="en-US"/>
+              </w:rPr>
+              <w:t>int</w:t>
+            </w:r>
+          </w:p>
+        </w:tc>
+        <w:tc>
+          <w:tcPr>
+            <w:tcW w:w="1375" w:type="dxa"/>
+          </w:tcPr>
+          <w:p>
+            <w:pPr>
+              <w:jc w:val="both"/>
+              <w:rPr>
+                <w:bCs/>
+                <w:color w:val="000000"/>
+                <w:szCs w:val="20"/>
+                <w:shd w:val="clear" w:color="auto" w:fill="FFFFFF"/>
+                <w:lang w:val="en-US"/>
+              </w:rPr>
+            </w:pPr>
+            <w:r>
+              <w:rPr>
+                <w:bCs/>
+                <w:color w:val="000000"/>
+                <w:szCs w:val="20"/>
+                <w:shd w:val="clear" w:color="auto" w:fill="FFFFFF"/>
+                <w:lang w:val="en-US"/>
+              </w:rPr>
+              <w:t>+</w:t>
+            </w:r>
+          </w:p>
+        </w:tc>
+        <w:tc>
+          <w:tcPr>
+            <w:tcW w:w="2698" w:type="dxa"/>
+          </w:tcPr>
+          <w:p>
+            <w:pPr>
+              <w:jc w:val="both"/>
+              <w:rPr>
+                <w:bCs/>
+                <w:color w:val="000000"/>
+                <w:szCs w:val="20"/>
+                <w:shd w:val="clear" w:color="auto" w:fill="FFFFFF"/>
+              </w:rPr>
+            </w:pPr>
           </w:p>
         </w:tc>
       </w:tr>
       <w:tr>
         <w:tc>
           <w:tcPr>
-            <w:tcW w:w="1741" w:type="dxa"/>
-          </w:tcPr>
-          <w:p>
-            <w:pPr>
-              <w:jc w:val="both"/>
-              <w:rPr>
-                <w:bCs/>
-                <w:color w:val="000000"/>
-                <w:szCs w:val="20"/>
-                <w:shd w:val="clear" w:color="auto" w:fill="FFFFFF"/>
-              </w:rPr>
-            </w:pPr>
-            <w:proofErr w:type="spellStart"/>
-            <w:r>
-              <w:rPr>
-                <w:bCs/>
-                <w:color w:val="000000"/>
-                <w:szCs w:val="20"/>
-                <w:shd w:val="clear" w:color="auto" w:fill="FFFFFF"/>
-                <w:lang w:val="en-US"/>
-              </w:rPr>
-              <w:t>id_dish</w:t>
-            </w:r>
-            <w:proofErr w:type="spellEnd"/>
-          </w:p>
-        </w:tc>
-        <w:tc>
-          <w:tcPr>
-            <w:tcW w:w="1899" w:type="dxa"/>
-          </w:tcPr>
-          <w:p>
-            <w:pPr>
-              <w:jc w:val="both"/>
-              <w:rPr>
-                <w:bCs/>
-                <w:color w:val="000000"/>
-                <w:szCs w:val="20"/>
-                <w:shd w:val="clear" w:color="auto" w:fill="FFFFFF"/>
-              </w:rPr>
-            </w:pPr>
-            <w:r>
-              <w:rPr>
-                <w:bCs/>
-                <w:color w:val="000000"/>
-                <w:szCs w:val="20"/>
-                <w:shd w:val="clear" w:color="auto" w:fill="FFFFFF"/>
-                <w:lang w:val="en-US"/>
-              </w:rPr>
-              <w:t>int</w:t>
-            </w:r>
-          </w:p>
-        </w:tc>
-        <w:tc>
-          <w:tcPr>
-            <w:tcW w:w="1375" w:type="dxa"/>
-          </w:tcPr>
-          <w:p>
-            <w:pPr>
-              <w:jc w:val="both"/>
-              <w:rPr>
-                <w:bCs/>
-                <w:color w:val="000000"/>
-                <w:szCs w:val="20"/>
-                <w:shd w:val="clear" w:color="auto" w:fill="FFFFFF"/>
-              </w:rPr>
-            </w:pPr>
-            <w:r>
-              <w:rPr>
-                <w:bCs/>
-                <w:color w:val="000000"/>
-                <w:szCs w:val="20"/>
-                <w:shd w:val="clear" w:color="auto" w:fill="FFFFFF"/>
-                <w:lang w:val="en-US"/>
-              </w:rPr>
-              <w:t>-</w:t>
-            </w:r>
-          </w:p>
-        </w:tc>
-        <w:tc>
-          <w:tcPr>
-            <w:tcW w:w="2698" w:type="dxa"/>
-          </w:tcPr>
-          <w:p>
-            <w:pPr>
-              <w:jc w:val="both"/>
-              <w:rPr>
-                <w:bCs/>
-                <w:color w:val="000000"/>
-                <w:szCs w:val="20"/>
-                <w:shd w:val="clear" w:color="auto" w:fill="FFFFFF"/>
-              </w:rPr>
-            </w:pPr>
-            <w:r>
-              <w:rPr>
-                <w:bCs/>
-                <w:color w:val="000000"/>
-                <w:szCs w:val="20"/>
-                <w:shd w:val="clear" w:color="auto" w:fill="FFFFFF"/>
-                <w:lang w:val="en-US"/>
-              </w:rPr>
-              <w:t>FK</w:t>
+            <w:tcW w:w="8133" w:type="dxa"/>
+            <w:gridSpan w:val="4"/>
+          </w:tcPr>
+          <w:p>
+            <w:pPr>
+              <w:jc w:val="center"/>
+              <w:rPr>
+                <w:b/>
+                <w:color w:val="000000"/>
+                <w:szCs w:val="20"/>
+                <w:shd w:val="clear" w:color="auto" w:fill="FFFFFF"/>
+                <w:lang w:val="en-US"/>
+              </w:rPr>
+            </w:pPr>
+            <w:r>
+              <w:rPr>
+                <w:b/>
+                <w:color w:val="000000"/>
+                <w:szCs w:val="20"/>
+                <w:shd w:val="clear" w:color="auto" w:fill="FFFFFF"/>
+              </w:rPr>
+              <w:t xml:space="preserve">Таблица </w:t>
+            </w:r>
+            <w:r>
+              <w:rPr>
+                <w:b/>
+                <w:color w:val="000000"/>
+                <w:szCs w:val="20"/>
+                <w:shd w:val="clear" w:color="auto" w:fill="FFFFFF"/>
+                <w:lang w:val="en-US"/>
+              </w:rPr>
+              <w:t>Dishes_Comp</w:t>
+            </w:r>
+            <w:r>
+              <w:rPr>
+                <w:b/>
+                <w:color w:val="000000"/>
+                <w:szCs w:val="20"/>
+                <w:shd w:val="clear" w:color="auto" w:fill="FFFFFF"/>
+                <w:lang w:val="en-US"/>
+              </w:rPr>
+              <w:t>s</w:t>
             </w:r>
           </w:p>
         </w:tc>
@@ -2656,31 +2496,29 @@
       <w:tr>
         <w:tc>
           <w:tcPr>
-            <w:tcW w:w="1741" w:type="dxa"/>
-          </w:tcPr>
-          <w:p>
-            <w:pPr>
-              <w:jc w:val="both"/>
-              <w:rPr>
-                <w:bCs/>
-                <w:color w:val="000000"/>
-                <w:szCs w:val="20"/>
-                <w:shd w:val="clear" w:color="auto" w:fill="FFFFFF"/>
-                <w:lang w:val="en-US"/>
-              </w:rPr>
-            </w:pPr>
-            <w:proofErr w:type="spellStart"/>
-            <w:r>
-              <w:rPr>
-                <w:bCs/>
-                <w:color w:val="000000"/>
-                <w:szCs w:val="20"/>
-                <w:shd w:val="clear" w:color="auto" w:fill="FFFFFF"/>
-                <w:lang w:val="en-US"/>
-              </w:rPr>
-              <w:t>id_product</w:t>
-            </w:r>
-            <w:proofErr w:type="spellEnd"/>
+            <w:tcW w:w="2161" w:type="dxa"/>
+          </w:tcPr>
+          <w:p>
+            <w:pPr>
+              <w:jc w:val="both"/>
+              <w:rPr>
+                <w:bCs/>
+                <w:color w:val="000000"/>
+                <w:szCs w:val="20"/>
+                <w:shd w:val="clear" w:color="auto" w:fill="FFFFFF"/>
+                <w:lang w:val="en-US"/>
+              </w:rPr>
+            </w:pPr>
+            <w:r>
+              <w:rPr>
+                <w:bCs/>
+                <w:color w:val="000000"/>
+                <w:szCs w:val="20"/>
+                <w:shd w:val="clear" w:color="auto" w:fill="FFFFFF"/>
+                <w:lang w:val="en-US"/>
+              </w:rPr>
+              <w:t>id</w:t>
+            </w:r>
           </w:p>
         </w:tc>
         <w:tc>
@@ -2760,7 +2598,16 @@
                 <w:shd w:val="clear" w:color="auto" w:fill="FFFFFF"/>
                 <w:lang w:val="en-US"/>
               </w:rPr>
-              <w:t>FK</w:t>
+              <w:t xml:space="preserve">PK, </w:t>
+            </w:r>
+            <w:r>
+              <w:rPr>
+                <w:bCs/>
+                <w:color w:val="000000"/>
+                <w:szCs w:val="20"/>
+                <w:shd w:val="clear" w:color="auto" w:fill="FFFFFF"/>
+              </w:rPr>
+              <w:t>автоинкремент</w:t>
             </w:r>
           </w:p>
         </w:tc>
@@ -2768,28 +2615,27 @@
       <w:tr>
         <w:tc>
           <w:tcPr>
-            <w:tcW w:w="1741" w:type="dxa"/>
-          </w:tcPr>
-          <w:p>
-            <w:pPr>
-              <w:jc w:val="both"/>
-              <w:rPr>
-                <w:bCs/>
-                <w:color w:val="000000"/>
-                <w:szCs w:val="20"/>
-                <w:shd w:val="clear" w:color="auto" w:fill="FFFFFF"/>
-                <w:lang w:val="en-US"/>
-              </w:rPr>
-            </w:pPr>
-            <w:r>
-              <w:rPr>
-                <w:bCs/>
-                <w:color w:val="000000"/>
-                <w:szCs w:val="20"/>
-                <w:shd w:val="clear" w:color="auto" w:fill="FFFFFF"/>
-                <w:lang w:val="en-US"/>
-              </w:rPr>
-              <w:t>count</w:t>
+            <w:tcW w:w="2161" w:type="dxa"/>
+          </w:tcPr>
+          <w:p>
+            <w:pPr>
+              <w:jc w:val="both"/>
+              <w:rPr>
+                <w:bCs/>
+                <w:color w:val="000000"/>
+                <w:szCs w:val="20"/>
+                <w:shd w:val="clear" w:color="auto" w:fill="FFFFFF"/>
+              </w:rPr>
+            </w:pPr>
+            <w:r>
+              <w:rPr>
+                <w:bCs/>
+                <w:color w:val="000000"/>
+                <w:szCs w:val="20"/>
+                <w:shd w:val="clear" w:color="auto" w:fill="FFFFFF"/>
+                <w:lang w:val="en-US"/>
+              </w:rPr>
+              <w:t>id_dish</w:t>
             </w:r>
           </w:p>
         </w:tc>
@@ -2805,7 +2651,6 @@
                 <w:color w:val="000000"/>
                 <w:szCs w:val="20"/>
                 <w:shd w:val="clear" w:color="auto" w:fill="FFFFFF"/>
-                <w:lang w:val="en-US"/>
               </w:rPr>
             </w:pPr>
             <w:r>
@@ -2832,18 +2677,17 @@
                 <w:color w:val="000000"/>
                 <w:szCs w:val="20"/>
                 <w:shd w:val="clear" w:color="auto" w:fill="FFFFFF"/>
-                <w:lang w:val="en-US"/>
-              </w:rPr>
-            </w:pPr>
-            <w:r>
-              <w:rPr>
-                <w:bCs/>
-                <w:color w:val="000000"/>
-                <w:szCs w:val="20"/>
-                <w:shd w:val="clear" w:color="auto" w:fill="FFFFFF"/>
-                <w:lang w:val="en-US"/>
-              </w:rPr>
-              <w:t>+</w:t>
+              </w:rPr>
+            </w:pPr>
+            <w:r>
+              <w:rPr>
+                <w:bCs/>
+                <w:color w:val="000000"/>
+                <w:szCs w:val="20"/>
+                <w:shd w:val="clear" w:color="auto" w:fill="FFFFFF"/>
+                <w:lang w:val="en-US"/>
+              </w:rPr>
+              <w:t>-</w:t>
             </w:r>
           </w:p>
         </w:tc>
@@ -2861,194 +2705,192 @@
                 <w:shd w:val="clear" w:color="auto" w:fill="FFFFFF"/>
               </w:rPr>
             </w:pPr>
+            <w:r>
+              <w:rPr>
+                <w:bCs/>
+                <w:color w:val="000000"/>
+                <w:szCs w:val="20"/>
+                <w:shd w:val="clear" w:color="auto" w:fill="FFFFFF"/>
+                <w:lang w:val="en-US"/>
+              </w:rPr>
+              <w:t>FK</w:t>
+            </w:r>
           </w:p>
         </w:tc>
       </w:tr>
       <w:tr>
         <w:tc>
           <w:tcPr>
-            <w:tcW w:w="7713" w:type="dxa"/>
-            <w:gridSpan w:val="4"/>
-          </w:tcPr>
-          <w:p>
-            <w:pPr>
-              <w:jc w:val="center"/>
-              <w:rPr>
-                <w:b/>
-                <w:color w:val="000000"/>
-                <w:szCs w:val="20"/>
-                <w:shd w:val="clear" w:color="auto" w:fill="FFFFFF"/>
-                <w:lang w:val="en-US"/>
-              </w:rPr>
-            </w:pPr>
-            <w:proofErr w:type="gramStart"/>
-            <w:r>
-              <w:rPr>
-                <w:b/>
-                <w:color w:val="000000"/>
-                <w:szCs w:val="20"/>
-                <w:shd w:val="clear" w:color="auto" w:fill="FFFFFF"/>
-              </w:rPr>
-              <w:t xml:space="preserve">Таблица  </w:t>
-            </w:r>
-            <w:proofErr w:type="spellStart"/>
-            <w:r>
-              <w:rPr>
-                <w:b/>
-                <w:color w:val="000000"/>
-                <w:szCs w:val="20"/>
-                <w:shd w:val="clear" w:color="auto" w:fill="FFFFFF"/>
-                <w:lang w:val="en-US"/>
-              </w:rPr>
-              <w:t>Employes</w:t>
-            </w:r>
-            <w:proofErr w:type="spellEnd"/>
-            <w:proofErr w:type="gramEnd"/>
+            <w:tcW w:w="2161" w:type="dxa"/>
+          </w:tcPr>
+          <w:p>
+            <w:pPr>
+              <w:jc w:val="both"/>
+              <w:rPr>
+                <w:bCs/>
+                <w:color w:val="000000"/>
+                <w:szCs w:val="20"/>
+                <w:shd w:val="clear" w:color="auto" w:fill="FFFFFF"/>
+                <w:lang w:val="en-US"/>
+              </w:rPr>
+            </w:pPr>
+            <w:r>
+              <w:rPr>
+                <w:bCs/>
+                <w:color w:val="000000"/>
+                <w:szCs w:val="20"/>
+                <w:shd w:val="clear" w:color="auto" w:fill="FFFFFF"/>
+                <w:lang w:val="en-US"/>
+              </w:rPr>
+              <w:t>id_product</w:t>
+            </w:r>
+          </w:p>
+        </w:tc>
+        <w:tc>
+          <w:tcPr>
+            <w:tcW w:w="1899" w:type="dxa"/>
+          </w:tcPr>
+          <w:p>
+            <w:pPr>
+              <w:jc w:val="both"/>
+              <w:rPr>
+                <w:bCs/>
+                <w:color w:val="000000"/>
+                <w:szCs w:val="20"/>
+                <w:shd w:val="clear" w:color="auto" w:fill="FFFFFF"/>
+                <w:lang w:val="en-US"/>
+              </w:rPr>
+            </w:pPr>
+            <w:r>
+              <w:rPr>
+                <w:bCs/>
+                <w:color w:val="000000"/>
+                <w:szCs w:val="20"/>
+                <w:shd w:val="clear" w:color="auto" w:fill="FFFFFF"/>
+                <w:lang w:val="en-US"/>
+              </w:rPr>
+              <w:t>int</w:t>
+            </w:r>
+          </w:p>
+        </w:tc>
+        <w:tc>
+          <w:tcPr>
+            <w:tcW w:w="1375" w:type="dxa"/>
+          </w:tcPr>
+          <w:p>
+            <w:pPr>
+              <w:jc w:val="both"/>
+              <w:rPr>
+                <w:bCs/>
+                <w:color w:val="000000"/>
+                <w:szCs w:val="20"/>
+                <w:shd w:val="clear" w:color="auto" w:fill="FFFFFF"/>
+                <w:lang w:val="en-US"/>
+              </w:rPr>
+            </w:pPr>
+            <w:r>
+              <w:rPr>
+                <w:bCs/>
+                <w:color w:val="000000"/>
+                <w:szCs w:val="20"/>
+                <w:shd w:val="clear" w:color="auto" w:fill="FFFFFF"/>
+                <w:lang w:val="en-US"/>
+              </w:rPr>
+              <w:t>-</w:t>
+            </w:r>
+          </w:p>
+        </w:tc>
+        <w:tc>
+          <w:tcPr>
+            <w:tcW w:w="2698" w:type="dxa"/>
+          </w:tcPr>
+          <w:p>
+            <w:pPr>
+              <w:jc w:val="both"/>
+              <w:rPr>
+                <w:bCs/>
+                <w:color w:val="000000"/>
+                <w:szCs w:val="20"/>
+                <w:shd w:val="clear" w:color="auto" w:fill="FFFFFF"/>
+                <w:lang w:val="en-US"/>
+              </w:rPr>
+            </w:pPr>
+            <w:r>
+              <w:rPr>
+                <w:bCs/>
+                <w:color w:val="000000"/>
+                <w:szCs w:val="20"/>
+                <w:shd w:val="clear" w:color="auto" w:fill="FFFFFF"/>
+                <w:lang w:val="en-US"/>
+              </w:rPr>
+              <w:t>FK</w:t>
+            </w:r>
           </w:p>
         </w:tc>
       </w:tr>
       <w:tr>
         <w:tc>
           <w:tcPr>
-            <w:tcW w:w="1741" w:type="dxa"/>
-          </w:tcPr>
-          <w:p>
-            <w:pPr>
-              <w:jc w:val="both"/>
-              <w:rPr>
-                <w:bCs/>
-                <w:color w:val="000000"/>
-                <w:szCs w:val="20"/>
-                <w:shd w:val="clear" w:color="auto" w:fill="FFFFFF"/>
-              </w:rPr>
-            </w:pPr>
-            <w:r>
-              <w:rPr>
-                <w:bCs/>
-                <w:color w:val="000000"/>
-                <w:szCs w:val="20"/>
-                <w:shd w:val="clear" w:color="auto" w:fill="FFFFFF"/>
-                <w:lang w:val="en-US"/>
-              </w:rPr>
-              <w:t>id</w:t>
-            </w:r>
-          </w:p>
-        </w:tc>
-        <w:tc>
-          <w:tcPr>
-            <w:tcW w:w="1899" w:type="dxa"/>
-          </w:tcPr>
-          <w:p>
-            <w:pPr>
-              <w:jc w:val="both"/>
-              <w:rPr>
-                <w:bCs/>
-                <w:color w:val="000000"/>
-                <w:szCs w:val="20"/>
-                <w:shd w:val="clear" w:color="auto" w:fill="FFFFFF"/>
-              </w:rPr>
-            </w:pPr>
-            <w:r>
-              <w:rPr>
-                <w:bCs/>
-                <w:color w:val="000000"/>
-                <w:szCs w:val="20"/>
-                <w:shd w:val="clear" w:color="auto" w:fill="FFFFFF"/>
-                <w:lang w:val="en-US"/>
-              </w:rPr>
-              <w:t>int</w:t>
-            </w:r>
-          </w:p>
-        </w:tc>
-        <w:tc>
-          <w:tcPr>
-            <w:tcW w:w="1375" w:type="dxa"/>
-          </w:tcPr>
-          <w:p>
-            <w:pPr>
-              <w:jc w:val="both"/>
-              <w:rPr>
-                <w:bCs/>
-                <w:color w:val="000000"/>
-                <w:szCs w:val="20"/>
-                <w:shd w:val="clear" w:color="auto" w:fill="FFFFFF"/>
-              </w:rPr>
-            </w:pPr>
-            <w:r>
-              <w:rPr>
-                <w:bCs/>
-                <w:color w:val="000000"/>
-                <w:szCs w:val="20"/>
-                <w:shd w:val="clear" w:color="auto" w:fill="FFFFFF"/>
-                <w:lang w:val="en-US"/>
-              </w:rPr>
-              <w:t>-</w:t>
-            </w:r>
-          </w:p>
-        </w:tc>
-        <w:tc>
-          <w:tcPr>
-            <w:tcW w:w="2698" w:type="dxa"/>
-          </w:tcPr>
-          <w:p>
-            <w:pPr>
-              <w:jc w:val="both"/>
-              <w:rPr>
-                <w:bCs/>
-                <w:color w:val="000000"/>
-                <w:szCs w:val="20"/>
-                <w:shd w:val="clear" w:color="auto" w:fill="FFFFFF"/>
-              </w:rPr>
-            </w:pPr>
-            <w:r>
-              <w:rPr>
-                <w:bCs/>
-                <w:color w:val="000000"/>
-                <w:szCs w:val="20"/>
-                <w:shd w:val="clear" w:color="auto" w:fill="FFFFFF"/>
-                <w:lang w:val="en-US"/>
-              </w:rPr>
-              <w:t xml:space="preserve">PK, </w:t>
-            </w:r>
-            <w:proofErr w:type="spellStart"/>
-            <w:r>
-              <w:rPr>
-                <w:bCs/>
-                <w:color w:val="000000"/>
-                <w:szCs w:val="20"/>
-                <w:shd w:val="clear" w:color="auto" w:fill="FFFFFF"/>
-              </w:rPr>
-              <w:t>автоинкремент</w:t>
-            </w:r>
-            <w:proofErr w:type="spellEnd"/>
+            <w:tcW w:w="8133" w:type="dxa"/>
+            <w:gridSpan w:val="4"/>
+          </w:tcPr>
+          <w:p>
+            <w:pPr>
+              <w:jc w:val="center"/>
+              <w:rPr>
+                <w:bCs/>
+                <w:color w:val="000000"/>
+                <w:szCs w:val="20"/>
+                <w:shd w:val="clear" w:color="auto" w:fill="FFFFFF"/>
+              </w:rPr>
+            </w:pPr>
+            <w:r>
+              <w:rPr>
+                <w:b/>
+                <w:color w:val="000000"/>
+                <w:szCs w:val="20"/>
+                <w:shd w:val="clear" w:color="auto" w:fill="FFFFFF"/>
+              </w:rPr>
+              <w:t xml:space="preserve">Таблица </w:t>
+            </w:r>
+            <w:r>
+              <w:rPr>
+                <w:b/>
+                <w:color w:val="000000"/>
+                <w:szCs w:val="20"/>
+                <w:shd w:val="clear" w:color="auto" w:fill="FFFFFF"/>
+                <w:lang w:val="en-US"/>
+              </w:rPr>
+              <w:t>Clients</w:t>
+            </w:r>
           </w:p>
         </w:tc>
       </w:tr>
       <w:tr>
         <w:tc>
           <w:tcPr>
-            <w:tcW w:w="1741" w:type="dxa"/>
-          </w:tcPr>
-          <w:p>
-            <w:pPr>
-              <w:jc w:val="both"/>
-              <w:rPr>
-                <w:bCs/>
-                <w:color w:val="000000"/>
-                <w:szCs w:val="20"/>
-                <w:shd w:val="clear" w:color="auto" w:fill="FFFFFF"/>
-                <w:lang w:val="en-US"/>
-              </w:rPr>
-            </w:pPr>
-            <w:r>
-              <w:rPr>
-                <w:bCs/>
-                <w:color w:val="000000"/>
-                <w:szCs w:val="20"/>
-                <w:shd w:val="clear" w:color="auto" w:fill="FFFFFF"/>
-                <w:lang w:val="en-US"/>
-              </w:rPr>
-              <w:t>surname</w:t>
+            <w:tcW w:w="2161" w:type="dxa"/>
+          </w:tcPr>
+          <w:p>
+            <w:pPr>
+              <w:jc w:val="both"/>
+              <w:rPr>
+                <w:bCs/>
+                <w:color w:val="000000"/>
+                <w:szCs w:val="20"/>
+                <w:shd w:val="clear" w:color="auto" w:fill="FFFFFF"/>
+                <w:lang w:val="en-US"/>
+              </w:rPr>
+            </w:pPr>
+            <w:r>
+              <w:rPr>
+                <w:bCs/>
+                <w:color w:val="000000"/>
+                <w:szCs w:val="20"/>
+                <w:shd w:val="clear" w:color="auto" w:fill="FFFFFF"/>
+                <w:lang w:val="en-US"/>
+              </w:rPr>
+              <w:t>id</w:t>
             </w:r>
           </w:p>
         </w:tc>
@@ -3067,27 +2909,15 @@
                 <w:lang w:val="en-US"/>
               </w:rPr>
             </w:pPr>
-            <w:proofErr w:type="gramStart"/>
-            <w:r>
-              <w:rPr>
-                <w:bCs/>
-                <w:color w:val="000000"/>
-                <w:szCs w:val="20"/>
-                <w:shd w:val="clear" w:color="auto" w:fill="FFFFFF"/>
-                <w:lang w:val="en-US"/>
-              </w:rPr>
-              <w:t>varchar(</w:t>
-            </w:r>
-            <w:proofErr w:type="gramEnd"/>
-            <w:r>
-              <w:rPr>
-                <w:bCs/>
-                <w:color w:val="000000"/>
-                <w:szCs w:val="20"/>
-                <w:shd w:val="clear" w:color="auto" w:fill="FFFFFF"/>
-                <w:lang w:val="en-US"/>
-              </w:rPr>
-              <w:t>50)</w:t>
+            <w:r>
+              <w:rPr>
+                <w:bCs/>
+                <w:color w:val="000000"/>
+                <w:szCs w:val="20"/>
+                <w:shd w:val="clear" w:color="auto" w:fill="FFFFFF"/>
+                <w:lang w:val="en-US"/>
+              </w:rPr>
+              <w:t>int</w:t>
             </w:r>
           </w:p>
         </w:tc>
@@ -3114,7 +2944,7 @@
                 <w:shd w:val="clear" w:color="auto" w:fill="FFFFFF"/>
                 <w:lang w:val="en-US"/>
               </w:rPr>
-              <w:t>+</w:t>
+              <w:t>-</w:t>
             </w:r>
           </w:p>
         </w:tc>
@@ -3130,15 +2960,35 @@
                 <w:color w:val="000000"/>
                 <w:szCs w:val="20"/>
                 <w:shd w:val="clear" w:color="auto" w:fill="FFFFFF"/>
-              </w:rPr>
-            </w:pPr>
+                <w:lang w:val="en-US"/>
+              </w:rPr>
+            </w:pPr>
+            <w:r>
+              <w:rPr>
+                <w:bCs/>
+                <w:color w:val="000000"/>
+                <w:szCs w:val="20"/>
+                <w:shd w:val="clear" w:color="auto" w:fill="FFFFFF"/>
+                <w:lang w:val="en-US"/>
+              </w:rPr>
+              <w:t xml:space="preserve">PK, </w:t>
+            </w:r>
+            <w:r>
+              <w:rPr>
+                <w:bCs/>
+                <w:color w:val="000000"/>
+                <w:szCs w:val="20"/>
+                <w:shd w:val="clear" w:color="auto" w:fill="FFFFFF"/>
+              </w:rPr>
+              <w:t>автоинкремент</w:t>
+            </w:r>
           </w:p>
         </w:tc>
       </w:tr>
       <w:tr>
         <w:tc>
           <w:tcPr>
-            <w:tcW w:w="1741" w:type="dxa"/>
+            <w:tcW w:w="2161" w:type="dxa"/>
           </w:tcPr>
           <w:p>
             <w:pPr>
@@ -3175,29 +3025,18 @@
                 <w:color w:val="000000"/>
                 <w:szCs w:val="20"/>
                 <w:shd w:val="clear" w:color="auto" w:fill="FFFFFF"/>
-              </w:rPr>
-            </w:pPr>
-            <w:proofErr w:type="gramStart"/>
-            <w:r>
-              <w:rPr>
-                <w:bCs/>
-                <w:color w:val="000000"/>
-                <w:szCs w:val="20"/>
-                <w:shd w:val="clear" w:color="auto" w:fill="FFFFFF"/>
-                <w:lang w:val="en-US"/>
-              </w:rPr>
-              <w:t>varchar(</w:t>
-            </w:r>
-            <w:proofErr w:type="gramEnd"/>
-            <w:r>
-              <w:rPr>
-                <w:bCs/>
-                <w:color w:val="000000"/>
-                <w:szCs w:val="20"/>
-                <w:shd w:val="clear" w:color="auto" w:fill="FFFFFF"/>
-                <w:lang w:val="en-US"/>
-              </w:rPr>
-              <w:t>50)</w:t>
+                <w:lang w:val="en-US"/>
+              </w:rPr>
+            </w:pPr>
+            <w:r>
+              <w:rPr>
+                <w:bCs/>
+                <w:color w:val="000000"/>
+                <w:szCs w:val="20"/>
+                <w:shd w:val="clear" w:color="auto" w:fill="FFFFFF"/>
+                <w:lang w:val="en-US"/>
+              </w:rPr>
+              <w:t>varchar(50)</w:t>
             </w:r>
           </w:p>
         </w:tc>
@@ -3248,31 +3087,29 @@
       <w:tr>
         <w:tc>
           <w:tcPr>
-            <w:tcW w:w="1741" w:type="dxa"/>
-          </w:tcPr>
-          <w:p>
-            <w:pPr>
-              <w:jc w:val="both"/>
-              <w:rPr>
-                <w:bCs/>
-                <w:color w:val="000000"/>
-                <w:szCs w:val="20"/>
-                <w:shd w:val="clear" w:color="auto" w:fill="FFFFFF"/>
-                <w:lang w:val="en-US"/>
-              </w:rPr>
-            </w:pPr>
-            <w:proofErr w:type="spellStart"/>
-            <w:r>
-              <w:rPr>
-                <w:bCs/>
-                <w:color w:val="000000"/>
-                <w:szCs w:val="20"/>
-                <w:shd w:val="clear" w:color="auto" w:fill="FFFFFF"/>
-                <w:lang w:val="en-US"/>
-              </w:rPr>
-              <w:t>middle_name</w:t>
-            </w:r>
-            <w:proofErr w:type="spellEnd"/>
+            <w:tcW w:w="2161" w:type="dxa"/>
+          </w:tcPr>
+          <w:p>
+            <w:pPr>
+              <w:jc w:val="both"/>
+              <w:rPr>
+                <w:bCs/>
+                <w:color w:val="000000"/>
+                <w:szCs w:val="20"/>
+                <w:shd w:val="clear" w:color="auto" w:fill="FFFFFF"/>
+                <w:lang w:val="en-US"/>
+              </w:rPr>
+            </w:pPr>
+            <w:r>
+              <w:rPr>
+                <w:bCs/>
+                <w:color w:val="000000"/>
+                <w:szCs w:val="20"/>
+                <w:shd w:val="clear" w:color="auto" w:fill="FFFFFF"/>
+                <w:lang w:val="en-US"/>
+              </w:rPr>
+              <w:t>phone</w:t>
+            </w:r>
           </w:p>
         </w:tc>
         <w:tc>
@@ -3287,29 +3124,18 @@
                 <w:color w:val="000000"/>
                 <w:szCs w:val="20"/>
                 <w:shd w:val="clear" w:color="auto" w:fill="FFFFFF"/>
-              </w:rPr>
-            </w:pPr>
-            <w:proofErr w:type="gramStart"/>
-            <w:r>
-              <w:rPr>
-                <w:bCs/>
-                <w:color w:val="000000"/>
-                <w:szCs w:val="20"/>
-                <w:shd w:val="clear" w:color="auto" w:fill="FFFFFF"/>
-                <w:lang w:val="en-US"/>
-              </w:rPr>
-              <w:t>varchar(</w:t>
-            </w:r>
-            <w:proofErr w:type="gramEnd"/>
-            <w:r>
-              <w:rPr>
-                <w:bCs/>
-                <w:color w:val="000000"/>
-                <w:szCs w:val="20"/>
-                <w:shd w:val="clear" w:color="auto" w:fill="FFFFFF"/>
-                <w:lang w:val="en-US"/>
-              </w:rPr>
-              <w:t>50)</w:t>
+                <w:lang w:val="en-US"/>
+              </w:rPr>
+            </w:pPr>
+            <w:r>
+              <w:rPr>
+                <w:bCs/>
+                <w:color w:val="000000"/>
+                <w:szCs w:val="20"/>
+                <w:shd w:val="clear" w:color="auto" w:fill="FFFFFF"/>
+                <w:lang w:val="en-US"/>
+              </w:rPr>
+              <w:t>varchar(15)</w:t>
             </w:r>
           </w:p>
         </w:tc>
@@ -3360,187 +3186,136 @@
       <w:tr>
         <w:tc>
           <w:tcPr>
-            <w:tcW w:w="7713" w:type="dxa"/>
-            <w:gridSpan w:val="4"/>
-          </w:tcPr>
-          <w:p>
-            <w:pPr>
-              <w:jc w:val="center"/>
-              <w:rPr>
-                <w:b/>
-                <w:color w:val="000000"/>
-                <w:szCs w:val="20"/>
-                <w:shd w:val="clear" w:color="auto" w:fill="FFFFFF"/>
-                <w:lang w:val="en-US"/>
-              </w:rPr>
-            </w:pPr>
-            <w:r>
-              <w:rPr>
-                <w:b/>
-                <w:color w:val="000000"/>
-                <w:szCs w:val="20"/>
-                <w:shd w:val="clear" w:color="auto" w:fill="FFFFFF"/>
-              </w:rPr>
-              <w:t xml:space="preserve">Таблица </w:t>
-            </w:r>
-            <w:r>
-              <w:rPr>
-                <w:b/>
-                <w:color w:val="000000"/>
-                <w:szCs w:val="20"/>
-                <w:shd w:val="clear" w:color="auto" w:fill="FFFFFF"/>
-                <w:lang w:val="en-US"/>
-              </w:rPr>
-              <w:t>Orders</w:t>
-            </w:r>
+            <w:tcW w:w="2161" w:type="dxa"/>
+          </w:tcPr>
+          <w:p>
+            <w:pPr>
+              <w:jc w:val="both"/>
+              <w:rPr>
+                <w:bCs/>
+                <w:color w:val="000000"/>
+                <w:szCs w:val="20"/>
+                <w:shd w:val="clear" w:color="auto" w:fill="FFFFFF"/>
+                <w:lang w:val="en-US"/>
+              </w:rPr>
+            </w:pPr>
+          </w:p>
+        </w:tc>
+        <w:tc>
+          <w:tcPr>
+            <w:tcW w:w="1899" w:type="dxa"/>
+          </w:tcPr>
+          <w:p>
+            <w:pPr>
+              <w:jc w:val="both"/>
+              <w:rPr>
+                <w:bCs/>
+                <w:color w:val="000000"/>
+                <w:szCs w:val="20"/>
+                <w:shd w:val="clear" w:color="auto" w:fill="FFFFFF"/>
+                <w:lang w:val="en-US"/>
+              </w:rPr>
+            </w:pPr>
+          </w:p>
+        </w:tc>
+        <w:tc>
+          <w:tcPr>
+            <w:tcW w:w="1375" w:type="dxa"/>
+          </w:tcPr>
+          <w:p>
+            <w:pPr>
+              <w:jc w:val="both"/>
+              <w:rPr>
+                <w:bCs/>
+                <w:color w:val="000000"/>
+                <w:szCs w:val="20"/>
+                <w:shd w:val="clear" w:color="auto" w:fill="FFFFFF"/>
+                <w:lang w:val="en-US"/>
+              </w:rPr>
+            </w:pPr>
+          </w:p>
+        </w:tc>
+        <w:tc>
+          <w:tcPr>
+            <w:tcW w:w="2698" w:type="dxa"/>
+          </w:tcPr>
+          <w:p>
+            <w:pPr>
+              <w:jc w:val="both"/>
+              <w:rPr>
+                <w:bCs/>
+                <w:color w:val="000000"/>
+                <w:szCs w:val="20"/>
+                <w:shd w:val="clear" w:color="auto" w:fill="FFFFFF"/>
+              </w:rPr>
+            </w:pPr>
           </w:p>
         </w:tc>
       </w:tr>
       <w:tr>
         <w:tc>
           <w:tcPr>
-            <w:tcW w:w="1741" w:type="dxa"/>
-          </w:tcPr>
-          <w:p>
-            <w:pPr>
-              <w:jc w:val="both"/>
-              <w:rPr>
-                <w:bCs/>
-                <w:color w:val="000000"/>
-                <w:szCs w:val="20"/>
-                <w:shd w:val="clear" w:color="auto" w:fill="FFFFFF"/>
-              </w:rPr>
-            </w:pPr>
-            <w:r>
-              <w:rPr>
-                <w:bCs/>
-                <w:color w:val="000000"/>
-                <w:szCs w:val="20"/>
-                <w:shd w:val="clear" w:color="auto" w:fill="FFFFFF"/>
-                <w:lang w:val="en-US"/>
-              </w:rPr>
-              <w:t>id</w:t>
-            </w:r>
-          </w:p>
-        </w:tc>
-        <w:tc>
-          <w:tcPr>
-            <w:tcW w:w="1899" w:type="dxa"/>
-          </w:tcPr>
-          <w:p>
-            <w:pPr>
-              <w:jc w:val="both"/>
-              <w:rPr>
-                <w:bCs/>
-                <w:color w:val="000000"/>
-                <w:szCs w:val="20"/>
-                <w:shd w:val="clear" w:color="auto" w:fill="FFFFFF"/>
-              </w:rPr>
-            </w:pPr>
-            <w:r>
-              <w:rPr>
-                <w:bCs/>
-                <w:color w:val="000000"/>
-                <w:szCs w:val="20"/>
-                <w:shd w:val="clear" w:color="auto" w:fill="FFFFFF"/>
-                <w:lang w:val="en-US"/>
-              </w:rPr>
-              <w:t>int</w:t>
-            </w:r>
-          </w:p>
-        </w:tc>
-        <w:tc>
-          <w:tcPr>
-            <w:tcW w:w="1375" w:type="dxa"/>
-          </w:tcPr>
-          <w:p>
-            <w:pPr>
-              <w:jc w:val="both"/>
-              <w:rPr>
-                <w:bCs/>
-                <w:color w:val="000000"/>
-                <w:szCs w:val="20"/>
-                <w:shd w:val="clear" w:color="auto" w:fill="FFFFFF"/>
-              </w:rPr>
-            </w:pPr>
-            <w:r>
-              <w:rPr>
-                <w:bCs/>
-                <w:color w:val="000000"/>
-                <w:szCs w:val="20"/>
-                <w:shd w:val="clear" w:color="auto" w:fill="FFFFFF"/>
-                <w:lang w:val="en-US"/>
-              </w:rPr>
-              <w:t>-</w:t>
-            </w:r>
-          </w:p>
-        </w:tc>
-        <w:tc>
-          <w:tcPr>
-            <w:tcW w:w="2698" w:type="dxa"/>
-          </w:tcPr>
-          <w:p>
-            <w:pPr>
-              <w:jc w:val="both"/>
-              <w:rPr>
-                <w:bCs/>
-                <w:color w:val="000000"/>
-                <w:szCs w:val="20"/>
-                <w:shd w:val="clear" w:color="auto" w:fill="FFFFFF"/>
-              </w:rPr>
-            </w:pPr>
-            <w:r>
-              <w:rPr>
-                <w:bCs/>
-                <w:color w:val="000000"/>
-                <w:szCs w:val="20"/>
-                <w:shd w:val="clear" w:color="auto" w:fill="FFFFFF"/>
-                <w:lang w:val="en-US"/>
-              </w:rPr>
-              <w:t xml:space="preserve">PK, </w:t>
-            </w:r>
-            <w:proofErr w:type="spellStart"/>
-            <w:r>
-              <w:rPr>
-                <w:bCs/>
-                <w:color w:val="000000"/>
-                <w:szCs w:val="20"/>
-                <w:shd w:val="clear" w:color="auto" w:fill="FFFFFF"/>
-              </w:rPr>
-              <w:t>автоинкремент</w:t>
-            </w:r>
-            <w:proofErr w:type="spellEnd"/>
+            <w:tcW w:w="8133" w:type="dxa"/>
+            <w:gridSpan w:val="4"/>
+          </w:tcPr>
+          <w:p>
+            <w:pPr>
+              <w:jc w:val="center"/>
+              <w:rPr>
+                <w:b/>
+                <w:color w:val="000000"/>
+                <w:szCs w:val="20"/>
+                <w:shd w:val="clear" w:color="auto" w:fill="FFFFFF"/>
+                <w:lang w:val="en-US"/>
+              </w:rPr>
+            </w:pPr>
+            <w:r>
+              <w:rPr>
+                <w:b/>
+                <w:color w:val="000000"/>
+                <w:szCs w:val="20"/>
+                <w:shd w:val="clear" w:color="auto" w:fill="FFFFFF"/>
+              </w:rPr>
+              <w:t xml:space="preserve">Таблица  </w:t>
+            </w:r>
+            <w:r>
+              <w:rPr>
+                <w:b/>
+                <w:color w:val="000000"/>
+                <w:szCs w:val="20"/>
+                <w:shd w:val="clear" w:color="auto" w:fill="FFFFFF"/>
+                <w:lang w:val="en-US"/>
+              </w:rPr>
+              <w:t>Employes</w:t>
+            </w:r>
           </w:p>
         </w:tc>
       </w:tr>
       <w:tr>
         <w:tc>
           <w:tcPr>
-            <w:tcW w:w="1741" w:type="dxa"/>
-          </w:tcPr>
-          <w:p>
-            <w:pPr>
-              <w:jc w:val="both"/>
-              <w:rPr>
-                <w:bCs/>
-                <w:color w:val="000000"/>
-                <w:szCs w:val="20"/>
-                <w:shd w:val="clear" w:color="auto" w:fill="FFFFFF"/>
-                <w:lang w:val="en-US"/>
-              </w:rPr>
-            </w:pPr>
-            <w:proofErr w:type="spellStart"/>
-            <w:r>
-              <w:rPr>
-                <w:bCs/>
-                <w:color w:val="000000"/>
-                <w:szCs w:val="20"/>
-                <w:shd w:val="clear" w:color="auto" w:fill="FFFFFF"/>
-                <w:lang w:val="en-US"/>
-              </w:rPr>
-              <w:t>id_table</w:t>
-            </w:r>
-            <w:proofErr w:type="spellEnd"/>
+            <w:tcW w:w="2161" w:type="dxa"/>
+          </w:tcPr>
+          <w:p>
+            <w:pPr>
+              <w:jc w:val="both"/>
+              <w:rPr>
+                <w:bCs/>
+                <w:color w:val="000000"/>
+                <w:szCs w:val="20"/>
+                <w:shd w:val="clear" w:color="auto" w:fill="FFFFFF"/>
+              </w:rPr>
+            </w:pPr>
+            <w:r>
+              <w:rPr>
+                <w:bCs/>
+                <w:color w:val="000000"/>
+                <w:szCs w:val="20"/>
+                <w:shd w:val="clear" w:color="auto" w:fill="FFFFFF"/>
+                <w:lang w:val="en-US"/>
+              </w:rPr>
+              <w:t>id</w:t>
+            </w:r>
           </w:p>
         </w:tc>
         <w:tc>
@@ -3555,7 +3330,6 @@
                 <w:color w:val="000000"/>
                 <w:szCs w:val="20"/>
                 <w:shd w:val="clear" w:color="auto" w:fill="FFFFFF"/>
-                <w:lang w:val="en-US"/>
               </w:rPr>
             </w:pPr>
             <w:r>
@@ -3582,7 +3356,6 @@
                 <w:color w:val="000000"/>
                 <w:szCs w:val="20"/>
                 <w:shd w:val="clear" w:color="auto" w:fill="FFFFFF"/>
-                <w:lang w:val="en-US"/>
               </w:rPr>
             </w:pPr>
             <w:r>
@@ -3609,18 +3382,26 @@
                 <w:color w:val="000000"/>
                 <w:szCs w:val="20"/>
                 <w:shd w:val="clear" w:color="auto" w:fill="FFFFFF"/>
-                <w:lang w:val="en-US"/>
-              </w:rPr>
-            </w:pPr>
-            <w:r>
-              <w:rPr>
-                <w:bCs/>
-                <w:color w:val="000000"/>
-                <w:szCs w:val="20"/>
-                <w:shd w:val="clear" w:color="auto" w:fill="FFFFFF"/>
-                <w:lang w:val="en-US"/>
-              </w:rPr>
-              <w:t>FK</w:t>
+              </w:rPr>
+            </w:pPr>
+            <w:r>
+              <w:rPr>
+                <w:bCs/>
+                <w:color w:val="000000"/>
+                <w:szCs w:val="20"/>
+                <w:shd w:val="clear" w:color="auto" w:fill="FFFFFF"/>
+                <w:lang w:val="en-US"/>
+              </w:rPr>
+              <w:t xml:space="preserve">PK, </w:t>
+            </w:r>
+            <w:r>
+              <w:rPr>
+                <w:bCs/>
+                <w:color w:val="000000"/>
+                <w:szCs w:val="20"/>
+                <w:shd w:val="clear" w:color="auto" w:fill="FFFFFF"/>
+              </w:rPr>
+              <w:t>автоинкремент</w:t>
             </w:r>
           </w:p>
         </w:tc>
@@ -3628,30 +3409,29 @@
       <w:tr>
         <w:tc>
           <w:tcPr>
-            <w:tcW w:w="1741" w:type="dxa"/>
-          </w:tcPr>
-          <w:p>
-            <w:pPr>
-              <w:jc w:val="both"/>
-              <w:rPr>
-                <w:bCs/>
-                <w:color w:val="000000"/>
-                <w:szCs w:val="20"/>
-                <w:shd w:val="clear" w:color="auto" w:fill="FFFFFF"/>
-              </w:rPr>
-            </w:pPr>
-            <w:proofErr w:type="spellStart"/>
-            <w:r>
-              <w:rPr>
-                <w:bCs/>
-                <w:color w:val="000000"/>
-                <w:szCs w:val="20"/>
-                <w:shd w:val="clear" w:color="auto" w:fill="FFFFFF"/>
-                <w:lang w:val="en-US"/>
-              </w:rPr>
-              <w:t>id_employee</w:t>
-            </w:r>
-            <w:proofErr w:type="spellEnd"/>
+            <w:tcW w:w="2161" w:type="dxa"/>
+          </w:tcPr>
+          <w:p>
+            <w:pPr>
+              <w:jc w:val="both"/>
+              <w:rPr>
+                <w:bCs/>
+                <w:color w:val="000000"/>
+                <w:szCs w:val="20"/>
+                <w:shd w:val="clear" w:color="auto" w:fill="FFFFFF"/>
+                <w:lang w:val="en-US"/>
+              </w:rPr>
+            </w:pPr>
+            <w:r>
+              <w:rPr>
+                <w:bCs/>
+                <w:color w:val="000000"/>
+                <w:szCs w:val="20"/>
+                <w:shd w:val="clear" w:color="auto" w:fill="FFFFFF"/>
+                <w:lang w:val="en-US"/>
+              </w:rPr>
+              <w:t>passport_number</w:t>
+            </w:r>
           </w:p>
         </w:tc>
         <w:tc>
@@ -3666,17 +3446,18 @@
                 <w:color w:val="000000"/>
                 <w:szCs w:val="20"/>
                 <w:shd w:val="clear" w:color="auto" w:fill="FFFFFF"/>
-              </w:rPr>
-            </w:pPr>
-            <w:r>
-              <w:rPr>
-                <w:bCs/>
-                <w:color w:val="000000"/>
-                <w:szCs w:val="20"/>
-                <w:shd w:val="clear" w:color="auto" w:fill="FFFFFF"/>
-                <w:lang w:val="en-US"/>
-              </w:rPr>
-              <w:t>int</w:t>
+                <w:lang w:val="en-US"/>
+              </w:rPr>
+            </w:pPr>
+            <w:r>
+              <w:rPr>
+                <w:bCs/>
+                <w:color w:val="000000"/>
+                <w:szCs w:val="20"/>
+                <w:shd w:val="clear" w:color="auto" w:fill="FFFFFF"/>
+                <w:lang w:val="en-US"/>
+              </w:rPr>
+              <w:t>varchar(50)</w:t>
             </w:r>
           </w:p>
         </w:tc>
@@ -3692,6 +3473,7 @@
                 <w:color w:val="000000"/>
                 <w:szCs w:val="20"/>
                 <w:shd w:val="clear" w:color="auto" w:fill="FFFFFF"/>
+                <w:lang w:val="en-US"/>
               </w:rPr>
             </w:pPr>
             <w:r>
@@ -3720,46 +3502,35 @@
                 <w:shd w:val="clear" w:color="auto" w:fill="FFFFFF"/>
               </w:rPr>
             </w:pPr>
-            <w:r>
-              <w:rPr>
-                <w:bCs/>
-                <w:color w:val="000000"/>
-                <w:szCs w:val="20"/>
-                <w:shd w:val="clear" w:color="auto" w:fill="FFFFFF"/>
-                <w:lang w:val="en-US"/>
-              </w:rPr>
-              <w:t>FK</w:t>
-            </w:r>
           </w:p>
         </w:tc>
       </w:tr>
       <w:tr>
         <w:tc>
           <w:tcPr>
-            <w:tcW w:w="1741" w:type="dxa"/>
-          </w:tcPr>
-          <w:p>
-            <w:pPr>
-              <w:jc w:val="both"/>
-              <w:rPr>
-                <w:bCs/>
-                <w:color w:val="000000"/>
-                <w:szCs w:val="20"/>
-                <w:shd w:val="clear" w:color="auto" w:fill="FFFFFF"/>
-              </w:rPr>
-            </w:pPr>
-            <w:proofErr w:type="spellStart"/>
-            <w:r>
-              <w:rPr>
-                <w:bCs/>
-                <w:color w:val="000000"/>
-                <w:szCs w:val="20"/>
-                <w:shd w:val="clear" w:color="auto" w:fill="FFFFFF"/>
-                <w:lang w:val="en-US"/>
-              </w:rPr>
-              <w:t>id_dish</w:t>
-            </w:r>
-            <w:proofErr w:type="spellEnd"/>
+            <w:tcW w:w="2161" w:type="dxa"/>
+          </w:tcPr>
+          <w:p>
+            <w:pPr>
+              <w:jc w:val="both"/>
+              <w:rPr>
+                <w:bCs/>
+                <w:color w:val="000000"/>
+                <w:szCs w:val="20"/>
+                <w:shd w:val="clear" w:color="auto" w:fill="FFFFFF"/>
+                <w:lang w:val="en-US"/>
+              </w:rPr>
+            </w:pPr>
+            <w:r>
+              <w:rPr>
+                <w:bCs/>
+                <w:color w:val="000000"/>
+                <w:szCs w:val="20"/>
+                <w:shd w:val="clear" w:color="auto" w:fill="FFFFFF"/>
+                <w:lang w:val="en-US"/>
+              </w:rPr>
+              <w:t>surname</w:t>
+            </w:r>
           </w:p>
         </w:tc>
         <w:tc>
@@ -3774,17 +3545,18 @@
                 <w:color w:val="000000"/>
                 <w:szCs w:val="20"/>
                 <w:shd w:val="clear" w:color="auto" w:fill="FFFFFF"/>
-              </w:rPr>
-            </w:pPr>
-            <w:r>
-              <w:rPr>
-                <w:bCs/>
-                <w:color w:val="000000"/>
-                <w:szCs w:val="20"/>
-                <w:shd w:val="clear" w:color="auto" w:fill="FFFFFF"/>
-                <w:lang w:val="en-US"/>
-              </w:rPr>
-              <w:t>int</w:t>
+                <w:lang w:val="en-US"/>
+              </w:rPr>
+            </w:pPr>
+            <w:r>
+              <w:rPr>
+                <w:bCs/>
+                <w:color w:val="000000"/>
+                <w:szCs w:val="20"/>
+                <w:shd w:val="clear" w:color="auto" w:fill="FFFFFF"/>
+                <w:lang w:val="en-US"/>
+              </w:rPr>
+              <w:t>varchar(50)</w:t>
             </w:r>
           </w:p>
         </w:tc>
@@ -3800,17 +3572,18 @@
                 <w:color w:val="000000"/>
                 <w:szCs w:val="20"/>
                 <w:shd w:val="clear" w:color="auto" w:fill="FFFFFF"/>
-              </w:rPr>
-            </w:pPr>
-            <w:r>
-              <w:rPr>
-                <w:bCs/>
-                <w:color w:val="000000"/>
-                <w:szCs w:val="20"/>
-                <w:shd w:val="clear" w:color="auto" w:fill="FFFFFF"/>
-                <w:lang w:val="en-US"/>
-              </w:rPr>
-              <w:t>-</w:t>
+                <w:lang w:val="en-US"/>
+              </w:rPr>
+            </w:pPr>
+            <w:r>
+              <w:rPr>
+                <w:bCs/>
+                <w:color w:val="000000"/>
+                <w:szCs w:val="20"/>
+                <w:shd w:val="clear" w:color="auto" w:fill="FFFFFF"/>
+                <w:lang w:val="en-US"/>
+              </w:rPr>
+              <w:t>+</w:t>
             </w:r>
           </w:p>
         </w:tc>
@@ -3828,44 +3601,34 @@
                 <w:shd w:val="clear" w:color="auto" w:fill="FFFFFF"/>
               </w:rPr>
             </w:pPr>
-            <w:r>
-              <w:rPr>
-                <w:bCs/>
-                <w:color w:val="000000"/>
-                <w:szCs w:val="20"/>
-                <w:shd w:val="clear" w:color="auto" w:fill="FFFFFF"/>
-                <w:lang w:val="en-US"/>
-              </w:rPr>
-              <w:t>FK</w:t>
-            </w:r>
           </w:p>
         </w:tc>
       </w:tr>
       <w:tr>
         <w:tc>
           <w:tcPr>
-            <w:tcW w:w="1741" w:type="dxa"/>
-          </w:tcPr>
-          <w:p>
-            <w:pPr>
-              <w:jc w:val="both"/>
-              <w:rPr>
-                <w:bCs/>
-                <w:color w:val="000000"/>
-                <w:szCs w:val="20"/>
-                <w:shd w:val="clear" w:color="auto" w:fill="FFFFFF"/>
-                <w:lang w:val="en-US"/>
-              </w:rPr>
-            </w:pPr>
-            <w:r>
-              <w:rPr>
-                <w:bCs/>
-                <w:color w:val="000000"/>
-                <w:szCs w:val="20"/>
-                <w:shd w:val="clear" w:color="auto" w:fill="FFFFFF"/>
-                <w:lang w:val="en-US"/>
-              </w:rPr>
-              <w:t>time</w:t>
+            <w:tcW w:w="2161" w:type="dxa"/>
+          </w:tcPr>
+          <w:p>
+            <w:pPr>
+              <w:jc w:val="both"/>
+              <w:rPr>
+                <w:bCs/>
+                <w:color w:val="000000"/>
+                <w:szCs w:val="20"/>
+                <w:shd w:val="clear" w:color="auto" w:fill="FFFFFF"/>
+                <w:lang w:val="en-US"/>
+              </w:rPr>
+            </w:pPr>
+            <w:r>
+              <w:rPr>
+                <w:bCs/>
+                <w:color w:val="000000"/>
+                <w:szCs w:val="20"/>
+                <w:shd w:val="clear" w:color="auto" w:fill="FFFFFF"/>
+                <w:lang w:val="en-US"/>
+              </w:rPr>
+              <w:t>name</w:t>
             </w:r>
           </w:p>
         </w:tc>
@@ -3881,18 +3644,17 @@
                 <w:color w:val="000000"/>
                 <w:szCs w:val="20"/>
                 <w:shd w:val="clear" w:color="auto" w:fill="FFFFFF"/>
-                <w:lang w:val="en-US"/>
-              </w:rPr>
-            </w:pPr>
-            <w:r>
-              <w:rPr>
-                <w:bCs/>
-                <w:color w:val="000000"/>
-                <w:szCs w:val="20"/>
-                <w:shd w:val="clear" w:color="auto" w:fill="FFFFFF"/>
-                <w:lang w:val="en-US"/>
-              </w:rPr>
-              <w:t>datetime</w:t>
+              </w:rPr>
+            </w:pPr>
+            <w:r>
+              <w:rPr>
+                <w:bCs/>
+                <w:color w:val="000000"/>
+                <w:szCs w:val="20"/>
+                <w:shd w:val="clear" w:color="auto" w:fill="FFFFFF"/>
+                <w:lang w:val="en-US"/>
+              </w:rPr>
+              <w:t>varchar(50)</w:t>
             </w:r>
           </w:p>
         </w:tc>
@@ -3943,7 +3705,779 @@
       <w:tr>
         <w:tc>
           <w:tcPr>
-            <w:tcW w:w="1741" w:type="dxa"/>
+            <w:tcW w:w="2161" w:type="dxa"/>
+          </w:tcPr>
+          <w:p>
+            <w:pPr>
+              <w:jc w:val="both"/>
+              <w:rPr>
+                <w:bCs/>
+                <w:color w:val="000000"/>
+                <w:szCs w:val="20"/>
+                <w:shd w:val="clear" w:color="auto" w:fill="FFFFFF"/>
+                <w:lang w:val="en-US"/>
+              </w:rPr>
+            </w:pPr>
+            <w:r>
+              <w:rPr>
+                <w:bCs/>
+                <w:color w:val="000000"/>
+                <w:szCs w:val="20"/>
+                <w:shd w:val="clear" w:color="auto" w:fill="FFFFFF"/>
+                <w:lang w:val="en-US"/>
+              </w:rPr>
+              <w:t>middle_name</w:t>
+            </w:r>
+          </w:p>
+        </w:tc>
+        <w:tc>
+          <w:tcPr>
+            <w:tcW w:w="1899" w:type="dxa"/>
+          </w:tcPr>
+          <w:p>
+            <w:pPr>
+              <w:jc w:val="both"/>
+              <w:rPr>
+                <w:bCs/>
+                <w:color w:val="000000"/>
+                <w:szCs w:val="20"/>
+                <w:shd w:val="clear" w:color="auto" w:fill="FFFFFF"/>
+              </w:rPr>
+            </w:pPr>
+            <w:r>
+              <w:rPr>
+                <w:bCs/>
+                <w:color w:val="000000"/>
+                <w:szCs w:val="20"/>
+                <w:shd w:val="clear" w:color="auto" w:fill="FFFFFF"/>
+                <w:lang w:val="en-US"/>
+              </w:rPr>
+              <w:t>varchar(50)</w:t>
+            </w:r>
+          </w:p>
+        </w:tc>
+        <w:tc>
+          <w:tcPr>
+            <w:tcW w:w="1375" w:type="dxa"/>
+          </w:tcPr>
+          <w:p>
+            <w:pPr>
+              <w:jc w:val="both"/>
+              <w:rPr>
+                <w:bCs/>
+                <w:color w:val="000000"/>
+                <w:szCs w:val="20"/>
+                <w:shd w:val="clear" w:color="auto" w:fill="FFFFFF"/>
+                <w:lang w:val="en-US"/>
+              </w:rPr>
+            </w:pPr>
+            <w:r>
+              <w:rPr>
+                <w:bCs/>
+                <w:color w:val="000000"/>
+                <w:szCs w:val="20"/>
+                <w:shd w:val="clear" w:color="auto" w:fill="FFFFFF"/>
+                <w:lang w:val="en-US"/>
+              </w:rPr>
+              <w:t>+</w:t>
+            </w:r>
+          </w:p>
+        </w:tc>
+        <w:tc>
+          <w:tcPr>
+            <w:tcW w:w="2698" w:type="dxa"/>
+          </w:tcPr>
+          <w:p>
+            <w:pPr>
+              <w:jc w:val="both"/>
+              <w:rPr>
+                <w:bCs/>
+                <w:color w:val="000000"/>
+                <w:szCs w:val="20"/>
+                <w:shd w:val="clear" w:color="auto" w:fill="FFFFFF"/>
+              </w:rPr>
+            </w:pPr>
+          </w:p>
+        </w:tc>
+      </w:tr>
+      <w:tr>
+        <w:tc>
+          <w:tcPr>
+            <w:tcW w:w="2161" w:type="dxa"/>
+          </w:tcPr>
+          <w:p>
+            <w:pPr>
+              <w:jc w:val="both"/>
+              <w:rPr>
+                <w:bCs/>
+                <w:color w:val="000000"/>
+                <w:szCs w:val="20"/>
+                <w:shd w:val="clear" w:color="auto" w:fill="FFFFFF"/>
+                <w:lang w:val="en-US"/>
+              </w:rPr>
+            </w:pPr>
+            <w:r>
+              <w:rPr>
+                <w:bCs/>
+                <w:color w:val="000000"/>
+                <w:szCs w:val="20"/>
+                <w:shd w:val="clear" w:color="auto" w:fill="FFFFFF"/>
+                <w:lang w:val="en-US"/>
+              </w:rPr>
+              <w:t>age</w:t>
+            </w:r>
+          </w:p>
+        </w:tc>
+        <w:tc>
+          <w:tcPr>
+            <w:tcW w:w="1899" w:type="dxa"/>
+          </w:tcPr>
+          <w:p>
+            <w:pPr>
+              <w:jc w:val="both"/>
+              <w:rPr>
+                <w:bCs/>
+                <w:color w:val="000000"/>
+                <w:szCs w:val="20"/>
+                <w:shd w:val="clear" w:color="auto" w:fill="FFFFFF"/>
+                <w:lang w:val="en-US"/>
+              </w:rPr>
+            </w:pPr>
+            <w:r>
+              <w:rPr>
+                <w:bCs/>
+                <w:color w:val="000000"/>
+                <w:szCs w:val="20"/>
+                <w:shd w:val="clear" w:color="auto" w:fill="FFFFFF"/>
+                <w:lang w:val="en-US"/>
+              </w:rPr>
+              <w:t>int</w:t>
+            </w:r>
+          </w:p>
+        </w:tc>
+        <w:tc>
+          <w:tcPr>
+            <w:tcW w:w="1375" w:type="dxa"/>
+          </w:tcPr>
+          <w:p>
+            <w:pPr>
+              <w:jc w:val="both"/>
+              <w:rPr>
+                <w:bCs/>
+                <w:color w:val="000000"/>
+                <w:szCs w:val="20"/>
+                <w:shd w:val="clear" w:color="auto" w:fill="FFFFFF"/>
+                <w:lang w:val="en-US"/>
+              </w:rPr>
+            </w:pPr>
+            <w:r>
+              <w:rPr>
+                <w:bCs/>
+                <w:color w:val="000000"/>
+                <w:szCs w:val="20"/>
+                <w:shd w:val="clear" w:color="auto" w:fill="FFFFFF"/>
+                <w:lang w:val="en-US"/>
+              </w:rPr>
+              <w:t>+</w:t>
+            </w:r>
+          </w:p>
+        </w:tc>
+        <w:tc>
+          <w:tcPr>
+            <w:tcW w:w="2698" w:type="dxa"/>
+          </w:tcPr>
+          <w:p>
+            <w:pPr>
+              <w:jc w:val="both"/>
+              <w:rPr>
+                <w:bCs/>
+                <w:color w:val="000000"/>
+                <w:szCs w:val="20"/>
+                <w:shd w:val="clear" w:color="auto" w:fill="FFFFFF"/>
+              </w:rPr>
+            </w:pPr>
+          </w:p>
+        </w:tc>
+      </w:tr>
+      <w:tr>
+        <w:tc>
+          <w:tcPr>
+            <w:tcW w:w="8133" w:type="dxa"/>
+            <w:gridSpan w:val="4"/>
+          </w:tcPr>
+          <w:p>
+            <w:pPr>
+              <w:jc w:val="center"/>
+              <w:rPr>
+                <w:b/>
+                <w:color w:val="000000"/>
+                <w:szCs w:val="20"/>
+                <w:shd w:val="clear" w:color="auto" w:fill="FFFFFF"/>
+                <w:lang w:val="en-US"/>
+              </w:rPr>
+            </w:pPr>
+            <w:r>
+              <w:rPr>
+                <w:b/>
+                <w:color w:val="000000"/>
+                <w:szCs w:val="20"/>
+                <w:shd w:val="clear" w:color="auto" w:fill="FFFFFF"/>
+              </w:rPr>
+              <w:t xml:space="preserve">Таблица </w:t>
+            </w:r>
+            <w:r>
+              <w:rPr>
+                <w:b/>
+                <w:color w:val="000000"/>
+                <w:szCs w:val="20"/>
+                <w:shd w:val="clear" w:color="auto" w:fill="FFFFFF"/>
+                <w:lang w:val="en-US"/>
+              </w:rPr>
+              <w:t>Orders</w:t>
+            </w:r>
+          </w:p>
+        </w:tc>
+      </w:tr>
+      <w:tr>
+        <w:tc>
+          <w:tcPr>
+            <w:tcW w:w="2161" w:type="dxa"/>
+          </w:tcPr>
+          <w:p>
+            <w:pPr>
+              <w:jc w:val="both"/>
+              <w:rPr>
+                <w:bCs/>
+                <w:color w:val="000000"/>
+                <w:szCs w:val="20"/>
+                <w:shd w:val="clear" w:color="auto" w:fill="FFFFFF"/>
+              </w:rPr>
+            </w:pPr>
+            <w:r>
+              <w:rPr>
+                <w:bCs/>
+                <w:color w:val="000000"/>
+                <w:szCs w:val="20"/>
+                <w:shd w:val="clear" w:color="auto" w:fill="FFFFFF"/>
+                <w:lang w:val="en-US"/>
+              </w:rPr>
+              <w:t>id</w:t>
+            </w:r>
+          </w:p>
+        </w:tc>
+        <w:tc>
+          <w:tcPr>
+            <w:tcW w:w="1899" w:type="dxa"/>
+          </w:tcPr>
+          <w:p>
+            <w:pPr>
+              <w:jc w:val="both"/>
+              <w:rPr>
+                <w:bCs/>
+                <w:color w:val="000000"/>
+                <w:szCs w:val="20"/>
+                <w:shd w:val="clear" w:color="auto" w:fill="FFFFFF"/>
+              </w:rPr>
+            </w:pPr>
+            <w:r>
+              <w:rPr>
+                <w:bCs/>
+                <w:color w:val="000000"/>
+                <w:szCs w:val="20"/>
+                <w:shd w:val="clear" w:color="auto" w:fill="FFFFFF"/>
+                <w:lang w:val="en-US"/>
+              </w:rPr>
+              <w:t>int</w:t>
+            </w:r>
+          </w:p>
+        </w:tc>
+        <w:tc>
+          <w:tcPr>
+            <w:tcW w:w="1375" w:type="dxa"/>
+          </w:tcPr>
+          <w:p>
+            <w:pPr>
+              <w:jc w:val="both"/>
+              <w:rPr>
+                <w:bCs/>
+                <w:color w:val="000000"/>
+                <w:szCs w:val="20"/>
+                <w:shd w:val="clear" w:color="auto" w:fill="FFFFFF"/>
+              </w:rPr>
+            </w:pPr>
+            <w:r>
+              <w:rPr>
+                <w:bCs/>
+                <w:color w:val="000000"/>
+                <w:szCs w:val="20"/>
+                <w:shd w:val="clear" w:color="auto" w:fill="FFFFFF"/>
+                <w:lang w:val="en-US"/>
+              </w:rPr>
+              <w:t>-</w:t>
+            </w:r>
+          </w:p>
+        </w:tc>
+        <w:tc>
+          <w:tcPr>
+            <w:tcW w:w="2698" w:type="dxa"/>
+          </w:tcPr>
+          <w:p>
+            <w:pPr>
+              <w:jc w:val="both"/>
+              <w:rPr>
+                <w:bCs/>
+                <w:color w:val="000000"/>
+                <w:szCs w:val="20"/>
+                <w:shd w:val="clear" w:color="auto" w:fill="FFFFFF"/>
+              </w:rPr>
+            </w:pPr>
+            <w:r>
+              <w:rPr>
+                <w:bCs/>
+                <w:color w:val="000000"/>
+                <w:szCs w:val="20"/>
+                <w:shd w:val="clear" w:color="auto" w:fill="FFFFFF"/>
+                <w:lang w:val="en-US"/>
+              </w:rPr>
+              <w:t xml:space="preserve">PK, </w:t>
+            </w:r>
+            <w:r>
+              <w:rPr>
+                <w:bCs/>
+                <w:color w:val="000000"/>
+                <w:szCs w:val="20"/>
+                <w:shd w:val="clear" w:color="auto" w:fill="FFFFFF"/>
+              </w:rPr>
+              <w:t>автоинкремент</w:t>
+            </w:r>
+          </w:p>
+        </w:tc>
+      </w:tr>
+      <w:tr>
+        <w:tc>
+          <w:tcPr>
+            <w:tcW w:w="2161" w:type="dxa"/>
+          </w:tcPr>
+          <w:p>
+            <w:pPr>
+              <w:jc w:val="both"/>
+              <w:rPr>
+                <w:bCs/>
+                <w:color w:val="000000"/>
+                <w:szCs w:val="20"/>
+                <w:shd w:val="clear" w:color="auto" w:fill="FFFFFF"/>
+                <w:lang w:val="en-US"/>
+              </w:rPr>
+            </w:pPr>
+            <w:r>
+              <w:rPr>
+                <w:bCs/>
+                <w:color w:val="000000"/>
+                <w:szCs w:val="20"/>
+                <w:shd w:val="clear" w:color="auto" w:fill="FFFFFF"/>
+                <w:lang w:val="en-US"/>
+              </w:rPr>
+              <w:t>id_table</w:t>
+            </w:r>
+          </w:p>
+        </w:tc>
+        <w:tc>
+          <w:tcPr>
+            <w:tcW w:w="1899" w:type="dxa"/>
+          </w:tcPr>
+          <w:p>
+            <w:pPr>
+              <w:jc w:val="both"/>
+              <w:rPr>
+                <w:bCs/>
+                <w:color w:val="000000"/>
+                <w:szCs w:val="20"/>
+                <w:shd w:val="clear" w:color="auto" w:fill="FFFFFF"/>
+                <w:lang w:val="en-US"/>
+              </w:rPr>
+            </w:pPr>
+            <w:r>
+              <w:rPr>
+                <w:bCs/>
+                <w:color w:val="000000"/>
+                <w:szCs w:val="20"/>
+                <w:shd w:val="clear" w:color="auto" w:fill="FFFFFF"/>
+                <w:lang w:val="en-US"/>
+              </w:rPr>
+              <w:t>int</w:t>
+            </w:r>
+          </w:p>
+        </w:tc>
+        <w:tc>
+          <w:tcPr>
+            <w:tcW w:w="1375" w:type="dxa"/>
+          </w:tcPr>
+          <w:p>
+            <w:pPr>
+              <w:jc w:val="both"/>
+              <w:rPr>
+                <w:bCs/>
+                <w:color w:val="000000"/>
+                <w:szCs w:val="20"/>
+                <w:shd w:val="clear" w:color="auto" w:fill="FFFFFF"/>
+                <w:lang w:val="en-US"/>
+              </w:rPr>
+            </w:pPr>
+            <w:r>
+              <w:rPr>
+                <w:bCs/>
+                <w:color w:val="000000"/>
+                <w:szCs w:val="20"/>
+                <w:shd w:val="clear" w:color="auto" w:fill="FFFFFF"/>
+                <w:lang w:val="en-US"/>
+              </w:rPr>
+              <w:t>-</w:t>
+            </w:r>
+          </w:p>
+        </w:tc>
+        <w:tc>
+          <w:tcPr>
+            <w:tcW w:w="2698" w:type="dxa"/>
+          </w:tcPr>
+          <w:p>
+            <w:pPr>
+              <w:jc w:val="both"/>
+              <w:rPr>
+                <w:bCs/>
+                <w:color w:val="000000"/>
+                <w:szCs w:val="20"/>
+                <w:shd w:val="clear" w:color="auto" w:fill="FFFFFF"/>
+                <w:lang w:val="en-US"/>
+              </w:rPr>
+            </w:pPr>
+            <w:r>
+              <w:rPr>
+                <w:bCs/>
+                <w:color w:val="000000"/>
+                <w:szCs w:val="20"/>
+                <w:shd w:val="clear" w:color="auto" w:fill="FFFFFF"/>
+                <w:lang w:val="en-US"/>
+              </w:rPr>
+              <w:t>FK</w:t>
+            </w:r>
+          </w:p>
+        </w:tc>
+      </w:tr>
+      <w:tr>
+        <w:tc>
+          <w:tcPr>
+            <w:tcW w:w="2161" w:type="dxa"/>
+          </w:tcPr>
+          <w:p>
+            <w:pPr>
+              <w:jc w:val="both"/>
+              <w:rPr>
+                <w:bCs/>
+                <w:color w:val="000000"/>
+                <w:szCs w:val="20"/>
+                <w:shd w:val="clear" w:color="auto" w:fill="FFFFFF"/>
+              </w:rPr>
+            </w:pPr>
+            <w:r>
+              <w:rPr>
+                <w:bCs/>
+                <w:color w:val="000000"/>
+                <w:szCs w:val="20"/>
+                <w:shd w:val="clear" w:color="auto" w:fill="FFFFFF"/>
+                <w:lang w:val="en-US"/>
+              </w:rPr>
+              <w:t>id_employee</w:t>
+            </w:r>
+          </w:p>
+        </w:tc>
+        <w:tc>
+          <w:tcPr>
+            <w:tcW w:w="1899" w:type="dxa"/>
+          </w:tcPr>
+          <w:p>
+            <w:pPr>
+              <w:jc w:val="both"/>
+              <w:rPr>
+                <w:bCs/>
+                <w:color w:val="000000"/>
+                <w:szCs w:val="20"/>
+                <w:shd w:val="clear" w:color="auto" w:fill="FFFFFF"/>
+              </w:rPr>
+            </w:pPr>
+            <w:r>
+              <w:rPr>
+                <w:bCs/>
+                <w:color w:val="000000"/>
+                <w:szCs w:val="20"/>
+                <w:shd w:val="clear" w:color="auto" w:fill="FFFFFF"/>
+                <w:lang w:val="en-US"/>
+              </w:rPr>
+              <w:t>int</w:t>
+            </w:r>
+          </w:p>
+        </w:tc>
+        <w:tc>
+          <w:tcPr>
+            <w:tcW w:w="1375" w:type="dxa"/>
+          </w:tcPr>
+          <w:p>
+            <w:pPr>
+              <w:jc w:val="both"/>
+              <w:rPr>
+                <w:bCs/>
+                <w:color w:val="000000"/>
+                <w:szCs w:val="20"/>
+                <w:shd w:val="clear" w:color="auto" w:fill="FFFFFF"/>
+              </w:rPr>
+            </w:pPr>
+            <w:r>
+              <w:rPr>
+                <w:bCs/>
+                <w:color w:val="000000"/>
+                <w:szCs w:val="20"/>
+                <w:shd w:val="clear" w:color="auto" w:fill="FFFFFF"/>
+                <w:lang w:val="en-US"/>
+              </w:rPr>
+              <w:t>-</w:t>
+            </w:r>
+          </w:p>
+        </w:tc>
+        <w:tc>
+          <w:tcPr>
+            <w:tcW w:w="2698" w:type="dxa"/>
+          </w:tcPr>
+          <w:p>
+            <w:pPr>
+              <w:jc w:val="both"/>
+              <w:rPr>
+                <w:bCs/>
+                <w:color w:val="000000"/>
+                <w:szCs w:val="20"/>
+                <w:shd w:val="clear" w:color="auto" w:fill="FFFFFF"/>
+              </w:rPr>
+            </w:pPr>
+            <w:r>
+              <w:rPr>
+                <w:bCs/>
+                <w:color w:val="000000"/>
+                <w:szCs w:val="20"/>
+                <w:shd w:val="clear" w:color="auto" w:fill="FFFFFF"/>
+                <w:lang w:val="en-US"/>
+              </w:rPr>
+              <w:t>FK</w:t>
+            </w:r>
+          </w:p>
+        </w:tc>
+      </w:tr>
+      <w:tr>
+        <w:tc>
+          <w:tcPr>
+            <w:tcW w:w="2161" w:type="dxa"/>
+          </w:tcPr>
+          <w:p>
+            <w:pPr>
+              <w:jc w:val="both"/>
+              <w:rPr>
+                <w:bCs/>
+                <w:color w:val="000000"/>
+                <w:szCs w:val="20"/>
+                <w:shd w:val="clear" w:color="auto" w:fill="FFFFFF"/>
+              </w:rPr>
+            </w:pPr>
+            <w:r>
+              <w:rPr>
+                <w:bCs/>
+                <w:color w:val="000000"/>
+                <w:szCs w:val="20"/>
+                <w:shd w:val="clear" w:color="auto" w:fill="FFFFFF"/>
+                <w:lang w:val="en-US"/>
+              </w:rPr>
+              <w:t>id_client</w:t>
+            </w:r>
+          </w:p>
+        </w:tc>
+        <w:tc>
+          <w:tcPr>
+            <w:tcW w:w="1899" w:type="dxa"/>
+          </w:tcPr>
+          <w:p>
+            <w:pPr>
+              <w:jc w:val="both"/>
+              <w:rPr>
+                <w:bCs/>
+                <w:color w:val="000000"/>
+                <w:szCs w:val="20"/>
+                <w:shd w:val="clear" w:color="auto" w:fill="FFFFFF"/>
+              </w:rPr>
+            </w:pPr>
+            <w:r>
+              <w:rPr>
+                <w:bCs/>
+                <w:color w:val="000000"/>
+                <w:szCs w:val="20"/>
+                <w:shd w:val="clear" w:color="auto" w:fill="FFFFFF"/>
+                <w:lang w:val="en-US"/>
+              </w:rPr>
+              <w:t>int</w:t>
+            </w:r>
+          </w:p>
+        </w:tc>
+        <w:tc>
+          <w:tcPr>
+            <w:tcW w:w="1375" w:type="dxa"/>
+          </w:tcPr>
+          <w:p>
+            <w:pPr>
+              <w:jc w:val="both"/>
+              <w:rPr>
+                <w:bCs/>
+                <w:color w:val="000000"/>
+                <w:szCs w:val="20"/>
+                <w:shd w:val="clear" w:color="auto" w:fill="FFFFFF"/>
+              </w:rPr>
+            </w:pPr>
+            <w:r>
+              <w:rPr>
+                <w:bCs/>
+                <w:color w:val="000000"/>
+                <w:szCs w:val="20"/>
+                <w:shd w:val="clear" w:color="auto" w:fill="FFFFFF"/>
+                <w:lang w:val="en-US"/>
+              </w:rPr>
+              <w:t>-</w:t>
+            </w:r>
+          </w:p>
+        </w:tc>
+        <w:tc>
+          <w:tcPr>
+            <w:tcW w:w="2698" w:type="dxa"/>
+          </w:tcPr>
+          <w:p>
+            <w:pPr>
+              <w:jc w:val="both"/>
+              <w:rPr>
+                <w:bCs/>
+                <w:color w:val="000000"/>
+                <w:szCs w:val="20"/>
+                <w:shd w:val="clear" w:color="auto" w:fill="FFFFFF"/>
+              </w:rPr>
+            </w:pPr>
+            <w:r>
+              <w:rPr>
+                <w:bCs/>
+                <w:color w:val="000000"/>
+                <w:szCs w:val="20"/>
+                <w:shd w:val="clear" w:color="auto" w:fill="FFFFFF"/>
+                <w:lang w:val="en-US"/>
+              </w:rPr>
+              <w:t>FK</w:t>
+            </w:r>
+          </w:p>
+        </w:tc>
+      </w:tr>
+      <w:tr>
+        <w:tc>
+          <w:tcPr>
+            <w:tcW w:w="2161" w:type="dxa"/>
+          </w:tcPr>
+          <w:p>
+            <w:pPr>
+              <w:jc w:val="both"/>
+              <w:rPr>
+                <w:bCs/>
+                <w:color w:val="000000"/>
+                <w:szCs w:val="20"/>
+                <w:shd w:val="clear" w:color="auto" w:fill="FFFFFF"/>
+                <w:lang w:val="en-US"/>
+              </w:rPr>
+            </w:pPr>
+            <w:r>
+              <w:rPr>
+                <w:bCs/>
+                <w:color w:val="000000"/>
+                <w:szCs w:val="20"/>
+                <w:shd w:val="clear" w:color="auto" w:fill="FFFFFF"/>
+                <w:lang w:val="en-US"/>
+              </w:rPr>
+              <w:t>time</w:t>
+            </w:r>
+          </w:p>
+        </w:tc>
+        <w:tc>
+          <w:tcPr>
+            <w:tcW w:w="1899" w:type="dxa"/>
+          </w:tcPr>
+          <w:p>
+            <w:pPr>
+              <w:jc w:val="both"/>
+              <w:rPr>
+                <w:bCs/>
+                <w:color w:val="000000"/>
+                <w:szCs w:val="20"/>
+                <w:shd w:val="clear" w:color="auto" w:fill="FFFFFF"/>
+                <w:lang w:val="en-US"/>
+              </w:rPr>
+            </w:pPr>
+            <w:r>
+              <w:rPr>
+                <w:bCs/>
+                <w:color w:val="000000"/>
+                <w:szCs w:val="20"/>
+                <w:shd w:val="clear" w:color="auto" w:fill="FFFFFF"/>
+                <w:lang w:val="en-US"/>
+              </w:rPr>
+              <w:t>datetime</w:t>
+            </w:r>
+          </w:p>
+        </w:tc>
+        <w:tc>
+          <w:tcPr>
+            <w:tcW w:w="1375" w:type="dxa"/>
+          </w:tcPr>
+          <w:p>
+            <w:pPr>
+              <w:jc w:val="both"/>
+              <w:rPr>
+                <w:bCs/>
+                <w:color w:val="000000"/>
+                <w:szCs w:val="20"/>
+                <w:shd w:val="clear" w:color="auto" w:fill="FFFFFF"/>
+                <w:lang w:val="en-US"/>
+              </w:rPr>
+            </w:pPr>
+            <w:r>
+              <w:rPr>
+                <w:bCs/>
+                <w:color w:val="000000"/>
+                <w:szCs w:val="20"/>
+                <w:shd w:val="clear" w:color="auto" w:fill="FFFFFF"/>
+                <w:lang w:val="en-US"/>
+              </w:rPr>
+              <w:t>+</w:t>
+            </w:r>
+          </w:p>
+        </w:tc>
+        <w:tc>
+          <w:tcPr>
+            <w:tcW w:w="2698" w:type="dxa"/>
+          </w:tcPr>
+          <w:p>
+            <w:pPr>
+              <w:jc w:val="both"/>
+              <w:rPr>
+                <w:bCs/>
+                <w:color w:val="000000"/>
+                <w:szCs w:val="20"/>
+                <w:shd w:val="clear" w:color="auto" w:fill="FFFFFF"/>
+              </w:rPr>
+            </w:pPr>
+          </w:p>
+        </w:tc>
+      </w:tr>
+      <w:tr>
+        <w:tc>
+          <w:tcPr>
+            <w:tcW w:w="2161" w:type="dxa"/>
           </w:tcPr>
           <w:p>
             <w:pPr>
@@ -4036,234 +4570,670 @@
                 <w:shd w:val="clear" w:color="auto" w:fill="FFFFFF"/>
               </w:rPr>
             </w:pPr>
+          </w:p>
+        </w:tc>
+      </w:tr>
+      <w:tr>
+        <w:tc>
+          <w:tcPr>
+            <w:tcW w:w="2161" w:type="dxa"/>
+          </w:tcPr>
+          <w:p>
+            <w:pPr>
+              <w:jc w:val="both"/>
+              <w:rPr>
+                <w:bCs/>
+                <w:color w:val="000000"/>
+                <w:szCs w:val="20"/>
+                <w:shd w:val="clear" w:color="auto" w:fill="FFFFFF"/>
+                <w:lang w:val="en-US"/>
+              </w:rPr>
+            </w:pPr>
+            <w:r>
+              <w:rPr>
+                <w:bCs/>
+                <w:color w:val="000000"/>
+                <w:szCs w:val="20"/>
+                <w:shd w:val="clear" w:color="auto" w:fill="FFFFFF"/>
+                <w:lang w:val="en-US"/>
+              </w:rPr>
+              <w:t>status</w:t>
+            </w:r>
+          </w:p>
+        </w:tc>
+        <w:tc>
+          <w:tcPr>
+            <w:tcW w:w="1899" w:type="dxa"/>
+          </w:tcPr>
+          <w:p>
+            <w:pPr>
+              <w:jc w:val="both"/>
+              <w:rPr>
+                <w:bCs/>
+                <w:color w:val="000000"/>
+                <w:szCs w:val="20"/>
+                <w:shd w:val="clear" w:color="auto" w:fill="FFFFFF"/>
+                <w:lang w:val="en-US"/>
+              </w:rPr>
+            </w:pPr>
+            <w:r>
+              <w:rPr>
+                <w:bCs/>
+                <w:color w:val="000000"/>
+                <w:szCs w:val="20"/>
+                <w:shd w:val="clear" w:color="auto" w:fill="FFFFFF"/>
+                <w:lang w:val="en-US"/>
+              </w:rPr>
+              <w:t>varchar(50)</w:t>
+            </w:r>
+          </w:p>
+        </w:tc>
+        <w:tc>
+          <w:tcPr>
+            <w:tcW w:w="1375" w:type="dxa"/>
+          </w:tcPr>
+          <w:p>
+            <w:pPr>
+              <w:jc w:val="both"/>
+              <w:rPr>
+                <w:bCs/>
+                <w:color w:val="000000"/>
+                <w:szCs w:val="20"/>
+                <w:shd w:val="clear" w:color="auto" w:fill="FFFFFF"/>
+                <w:lang w:val="en-US"/>
+              </w:rPr>
+            </w:pPr>
+            <w:r>
+              <w:rPr>
+                <w:bCs/>
+                <w:color w:val="000000"/>
+                <w:szCs w:val="20"/>
+                <w:shd w:val="clear" w:color="auto" w:fill="FFFFFF"/>
+                <w:lang w:val="en-US"/>
+              </w:rPr>
+              <w:t>+</w:t>
+            </w:r>
+          </w:p>
+        </w:tc>
+        <w:tc>
+          <w:tcPr>
+            <w:tcW w:w="2698" w:type="dxa"/>
+          </w:tcPr>
+          <w:p>
+            <w:pPr>
+              <w:jc w:val="both"/>
+              <w:rPr>
+                <w:bCs/>
+                <w:color w:val="000000"/>
+                <w:szCs w:val="20"/>
+                <w:shd w:val="clear" w:color="auto" w:fill="FFFFFF"/>
+              </w:rPr>
+            </w:pPr>
+          </w:p>
+        </w:tc>
+      </w:tr>
+      <w:tr>
+        <w:tc>
+          <w:tcPr>
+            <w:tcW w:w="8133" w:type="dxa"/>
+            <w:gridSpan w:val="4"/>
+          </w:tcPr>
+          <w:p>
+            <w:pPr>
+              <w:jc w:val="center"/>
+              <w:rPr>
+                <w:bCs/>
+                <w:color w:val="000000"/>
+                <w:szCs w:val="20"/>
+                <w:shd w:val="clear" w:color="auto" w:fill="FFFFFF"/>
+                <w:lang w:val="en-US"/>
+              </w:rPr>
+            </w:pPr>
+            <w:r>
+              <w:rPr>
+                <w:b/>
+                <w:color w:val="000000"/>
+                <w:szCs w:val="20"/>
+                <w:shd w:val="clear" w:color="auto" w:fill="FFFFFF"/>
+              </w:rPr>
+              <w:t xml:space="preserve">Таблица </w:t>
+            </w:r>
+            <w:r>
+              <w:rPr>
+                <w:b/>
+                <w:color w:val="000000"/>
+                <w:szCs w:val="20"/>
+                <w:shd w:val="clear" w:color="auto" w:fill="FFFFFF"/>
+                <w:lang w:val="en-US"/>
+              </w:rPr>
+              <w:t>Orders</w:t>
+            </w:r>
+            <w:r>
+              <w:rPr>
+                <w:b/>
+                <w:color w:val="000000"/>
+                <w:szCs w:val="20"/>
+                <w:shd w:val="clear" w:color="auto" w:fill="FFFFFF"/>
+              </w:rPr>
+              <w:t>_</w:t>
+            </w:r>
+            <w:r>
+              <w:rPr>
+                <w:b/>
+                <w:color w:val="000000"/>
+                <w:szCs w:val="20"/>
+                <w:shd w:val="clear" w:color="auto" w:fill="FFFFFF"/>
+                <w:lang w:val="en-US"/>
+              </w:rPr>
+              <w:t>Dishes</w:t>
+            </w:r>
+          </w:p>
+        </w:tc>
+      </w:tr>
+      <w:tr>
+        <w:tc>
+          <w:tcPr>
+            <w:tcW w:w="2161" w:type="dxa"/>
+          </w:tcPr>
+          <w:p>
+            <w:pPr>
+              <w:jc w:val="both"/>
+              <w:rPr>
+                <w:bCs/>
+                <w:color w:val="000000"/>
+                <w:szCs w:val="20"/>
+                <w:shd w:val="clear" w:color="auto" w:fill="FFFFFF"/>
+                <w:lang w:val="en-US"/>
+              </w:rPr>
+            </w:pPr>
+            <w:r>
+              <w:rPr>
+                <w:bCs/>
+                <w:color w:val="000000"/>
+                <w:szCs w:val="20"/>
+                <w:shd w:val="clear" w:color="auto" w:fill="FFFFFF"/>
+                <w:lang w:val="en-US"/>
+              </w:rPr>
+              <w:t>id_order</w:t>
+            </w:r>
+          </w:p>
+        </w:tc>
+        <w:tc>
+          <w:tcPr>
+            <w:tcW w:w="1899" w:type="dxa"/>
+          </w:tcPr>
+          <w:p>
+            <w:pPr>
+              <w:jc w:val="both"/>
+              <w:rPr>
+                <w:bCs/>
+                <w:color w:val="000000"/>
+                <w:szCs w:val="20"/>
+                <w:shd w:val="clear" w:color="auto" w:fill="FFFFFF"/>
+                <w:lang w:val="en-US"/>
+              </w:rPr>
+            </w:pPr>
+            <w:r>
+              <w:rPr>
+                <w:bCs/>
+                <w:color w:val="000000"/>
+                <w:szCs w:val="20"/>
+                <w:shd w:val="clear" w:color="auto" w:fill="FFFFFF"/>
+                <w:lang w:val="en-US"/>
+              </w:rPr>
+              <w:t>int</w:t>
+            </w:r>
+          </w:p>
+        </w:tc>
+        <w:tc>
+          <w:tcPr>
+            <w:tcW w:w="1375" w:type="dxa"/>
+          </w:tcPr>
+          <w:p>
+            <w:pPr>
+              <w:jc w:val="both"/>
+              <w:rPr>
+                <w:bCs/>
+                <w:color w:val="000000"/>
+                <w:szCs w:val="20"/>
+                <w:shd w:val="clear" w:color="auto" w:fill="FFFFFF"/>
+                <w:lang w:val="en-US"/>
+              </w:rPr>
+            </w:pPr>
+            <w:r>
+              <w:rPr>
+                <w:bCs/>
+                <w:color w:val="000000"/>
+                <w:szCs w:val="20"/>
+                <w:shd w:val="clear" w:color="auto" w:fill="FFFFFF"/>
+                <w:lang w:val="en-US"/>
+              </w:rPr>
+              <w:t>-</w:t>
+            </w:r>
+          </w:p>
+        </w:tc>
+        <w:tc>
+          <w:tcPr>
+            <w:tcW w:w="2698" w:type="dxa"/>
+          </w:tcPr>
+          <w:p>
+            <w:pPr>
+              <w:jc w:val="both"/>
+              <w:rPr>
+                <w:bCs/>
+                <w:color w:val="000000"/>
+                <w:szCs w:val="20"/>
+                <w:shd w:val="clear" w:color="auto" w:fill="FFFFFF"/>
+              </w:rPr>
+            </w:pPr>
+            <w:r>
+              <w:rPr>
+                <w:bCs/>
+                <w:color w:val="000000"/>
+                <w:szCs w:val="20"/>
+                <w:shd w:val="clear" w:color="auto" w:fill="FFFFFF"/>
+                <w:lang w:val="en-US"/>
+              </w:rPr>
+              <w:t>FK</w:t>
+            </w:r>
+          </w:p>
+        </w:tc>
+      </w:tr>
+      <w:tr>
+        <w:tc>
+          <w:tcPr>
+            <w:tcW w:w="2161" w:type="dxa"/>
+          </w:tcPr>
+          <w:p>
+            <w:pPr>
+              <w:jc w:val="both"/>
+              <w:rPr>
+                <w:bCs/>
+                <w:color w:val="000000"/>
+                <w:szCs w:val="20"/>
+                <w:shd w:val="clear" w:color="auto" w:fill="FFFFFF"/>
+                <w:lang w:val="en-US"/>
+              </w:rPr>
+            </w:pPr>
+            <w:r>
+              <w:rPr>
+                <w:bCs/>
+                <w:color w:val="000000"/>
+                <w:szCs w:val="20"/>
+                <w:shd w:val="clear" w:color="auto" w:fill="FFFFFF"/>
+                <w:lang w:val="en-US"/>
+              </w:rPr>
+              <w:t>id_dish</w:t>
+            </w:r>
+          </w:p>
+        </w:tc>
+        <w:tc>
+          <w:tcPr>
+            <w:tcW w:w="1899" w:type="dxa"/>
+          </w:tcPr>
+          <w:p>
+            <w:pPr>
+              <w:jc w:val="both"/>
+              <w:rPr>
+                <w:bCs/>
+                <w:color w:val="000000"/>
+                <w:szCs w:val="20"/>
+                <w:shd w:val="clear" w:color="auto" w:fill="FFFFFF"/>
+                <w:lang w:val="en-US"/>
+              </w:rPr>
+            </w:pPr>
+            <w:r>
+              <w:rPr>
+                <w:bCs/>
+                <w:color w:val="000000"/>
+                <w:szCs w:val="20"/>
+                <w:shd w:val="clear" w:color="auto" w:fill="FFFFFF"/>
+                <w:lang w:val="en-US"/>
+              </w:rPr>
+              <w:t>int</w:t>
+            </w:r>
+          </w:p>
+        </w:tc>
+        <w:tc>
+          <w:tcPr>
+            <w:tcW w:w="1375" w:type="dxa"/>
+          </w:tcPr>
+          <w:p>
+            <w:pPr>
+              <w:jc w:val="both"/>
+              <w:rPr>
+                <w:bCs/>
+                <w:color w:val="000000"/>
+                <w:szCs w:val="20"/>
+                <w:shd w:val="clear" w:color="auto" w:fill="FFFFFF"/>
+                <w:lang w:val="en-US"/>
+              </w:rPr>
+            </w:pPr>
+            <w:r>
+              <w:rPr>
+                <w:bCs/>
+                <w:color w:val="000000"/>
+                <w:szCs w:val="20"/>
+                <w:shd w:val="clear" w:color="auto" w:fill="FFFFFF"/>
+                <w:lang w:val="en-US"/>
+              </w:rPr>
+              <w:t>-</w:t>
+            </w:r>
+          </w:p>
+        </w:tc>
+        <w:tc>
+          <w:tcPr>
+            <w:tcW w:w="2698" w:type="dxa"/>
+          </w:tcPr>
+          <w:p>
+            <w:pPr>
+              <w:jc w:val="both"/>
+              <w:rPr>
+                <w:bCs/>
+                <w:color w:val="000000"/>
+                <w:szCs w:val="20"/>
+                <w:shd w:val="clear" w:color="auto" w:fill="FFFFFF"/>
+              </w:rPr>
+            </w:pPr>
+            <w:r>
+              <w:rPr>
+                <w:bCs/>
+                <w:color w:val="000000"/>
+                <w:szCs w:val="20"/>
+                <w:shd w:val="clear" w:color="auto" w:fill="FFFFFF"/>
+                <w:lang w:val="en-US"/>
+              </w:rPr>
+              <w:t>FK</w:t>
+            </w:r>
           </w:p>
         </w:tc>
       </w:tr>
     </w:tbl>
     <w:p>
       <w:pPr>
-        <w:jc w:val="both"/>
-        <w:rPr>
-          <w:bCs/>
-          <w:color w:val="000000"/>
-          <w:szCs w:val="20"/>
-          <w:shd w:val="clear" w:color="auto" w:fill="FFFFFF"/>
-        </w:rPr>
-      </w:pPr>
-    </w:p>
-    <w:p>
-      <w:pPr>
         <w:ind w:firstLine="708"/>
         <w:jc w:val="both"/>
         <w:rPr>
           <w:bCs/>
           <w:color w:val="000000"/>
           <w:szCs w:val="20"/>
-          <w:highlight w:val="yellow"/>
-          <w:shd w:val="clear" w:color="auto" w:fill="FFFFFF"/>
-        </w:rPr>
-      </w:pPr>
-      <w:r>
-        <w:rPr>
-          <w:bCs/>
-          <w:color w:val="000000"/>
-          <w:szCs w:val="20"/>
-          <w:highlight w:val="yellow"/>
-          <w:shd w:val="clear" w:color="auto" w:fill="FFFFFF"/>
-        </w:rPr>
-        <w:t xml:space="preserve">Для разграничения прав доступа создан пользователь </w:t>
-      </w:r>
-      <w:proofErr w:type="spellStart"/>
-      <w:r>
-        <w:rPr>
-          <w:bCs/>
-          <w:color w:val="000000"/>
-          <w:szCs w:val="20"/>
-          <w:highlight w:val="yellow"/>
+          <w:shd w:val="clear" w:color="auto" w:fill="FFFFFF"/>
+          <w:lang w:val="en-US"/>
+        </w:rPr>
+      </w:pPr>
+      <w:r>
+        <w:rPr>
+          <w:bCs/>
+          <w:color w:val="000000"/>
+          <w:szCs w:val="20"/>
+          <w:shd w:val="clear" w:color="auto" w:fill="FFFFFF"/>
+        </w:rPr>
+        <w:lastRenderedPageBreak/>
+        <w:t xml:space="preserve">Для администрирования используется пользователь </w:t>
+      </w:r>
+      <w:r>
+        <w:rPr>
+          <w:bCs/>
+          <w:color w:val="000000"/>
+          <w:szCs w:val="20"/>
+          <w:shd w:val="clear" w:color="auto" w:fill="FFFFFF"/>
+          <w:lang w:val="en-US"/>
+        </w:rPr>
+        <w:t>dbo</w:t>
+      </w:r>
+      <w:r>
+        <w:rPr>
+          <w:bCs/>
+          <w:color w:val="000000"/>
+          <w:szCs w:val="20"/>
+          <w:shd w:val="clear" w:color="auto" w:fill="FFFFFF"/>
+        </w:rPr>
+        <w:t xml:space="preserve"> с ролью </w:t>
+      </w:r>
+      <w:r>
+        <w:rPr>
+          <w:bCs/>
+          <w:color w:val="000000"/>
+          <w:szCs w:val="20"/>
+          <w:shd w:val="clear" w:color="auto" w:fill="FFFFFF"/>
+          <w:lang w:val="en-US"/>
+        </w:rPr>
+        <w:t>dbowner</w:t>
+      </w:r>
+      <w:r>
+        <w:rPr>
+          <w:bCs/>
+          <w:color w:val="000000"/>
+          <w:szCs w:val="20"/>
+          <w:shd w:val="clear" w:color="auto" w:fill="FFFFFF"/>
+        </w:rPr>
+        <w:t>.</w:t>
+      </w:r>
+      <w:r>
+        <w:rPr>
+          <w:bCs/>
+          <w:color w:val="000000"/>
+          <w:szCs w:val="20"/>
+          <w:shd w:val="clear" w:color="auto" w:fill="FFFFFF"/>
+        </w:rPr>
+        <w:t xml:space="preserve"> </w:t>
+      </w:r>
+      <w:r>
+        <w:rPr>
+          <w:bCs/>
+          <w:color w:val="000000"/>
+          <w:szCs w:val="20"/>
+          <w:shd w:val="clear" w:color="auto" w:fill="FFFFFF"/>
+        </w:rPr>
+        <w:t xml:space="preserve">Для </w:t>
+      </w:r>
+      <w:r>
+        <w:rPr>
+          <w:bCs/>
+          <w:color w:val="000000"/>
+          <w:szCs w:val="20"/>
+          <w:shd w:val="clear" w:color="auto" w:fill="FFFFFF"/>
+        </w:rPr>
+        <w:t>получения данных из базы создан</w:t>
+      </w:r>
+      <w:r>
+        <w:rPr>
+          <w:bCs/>
+          <w:color w:val="000000"/>
+          <w:szCs w:val="20"/>
+          <w:shd w:val="clear" w:color="auto" w:fill="FFFFFF"/>
+        </w:rPr>
+        <w:t xml:space="preserve"> </w:t>
+      </w:r>
+      <w:r>
+        <w:rPr>
+          <w:bCs/>
+          <w:color w:val="000000"/>
+          <w:szCs w:val="20"/>
+          <w:shd w:val="clear" w:color="auto" w:fill="FFFFFF"/>
+        </w:rPr>
+        <w:t xml:space="preserve">пользователь </w:t>
+      </w:r>
+      <w:r>
+        <w:rPr>
+          <w:bCs/>
+          <w:color w:val="000000"/>
+          <w:szCs w:val="20"/>
           <w:shd w:val="clear" w:color="auto" w:fill="FFFFFF"/>
           <w:lang w:val="en-US"/>
         </w:rPr>
         <w:t>dbUser</w:t>
       </w:r>
-      <w:proofErr w:type="spellEnd"/>
-      <w:r>
-        <w:rPr>
-          <w:bCs/>
-          <w:color w:val="000000"/>
-          <w:szCs w:val="20"/>
-          <w:highlight w:val="yellow"/>
+      <w:r>
+        <w:rPr>
+          <w:bCs/>
+          <w:color w:val="000000"/>
+          <w:szCs w:val="20"/>
           <w:shd w:val="clear" w:color="auto" w:fill="FFFFFF"/>
         </w:rPr>
         <w:t xml:space="preserve"> с ролью </w:t>
       </w:r>
-      <w:proofErr w:type="spellStart"/>
-      <w:r>
-        <w:rPr>
-          <w:bCs/>
-          <w:color w:val="000000"/>
-          <w:szCs w:val="20"/>
-          <w:highlight w:val="yellow"/>
+      <w:r>
+        <w:rPr>
+          <w:bCs/>
+          <w:color w:val="000000"/>
+          <w:szCs w:val="20"/>
           <w:shd w:val="clear" w:color="auto" w:fill="FFFFFF"/>
           <w:lang w:val="en-US"/>
         </w:rPr>
         <w:t>db</w:t>
       </w:r>
-      <w:proofErr w:type="spellEnd"/>
-      <w:r>
-        <w:rPr>
-          <w:bCs/>
-          <w:color w:val="000000"/>
-          <w:szCs w:val="20"/>
-          <w:highlight w:val="yellow"/>
+      <w:r>
+        <w:rPr>
+          <w:bCs/>
+          <w:color w:val="000000"/>
+          <w:szCs w:val="20"/>
           <w:shd w:val="clear" w:color="auto" w:fill="FFFFFF"/>
         </w:rPr>
         <w:t>_</w:t>
       </w:r>
-      <w:proofErr w:type="spellStart"/>
-      <w:r>
-        <w:rPr>
-          <w:bCs/>
-          <w:color w:val="000000"/>
-          <w:szCs w:val="20"/>
-          <w:highlight w:val="yellow"/>
+      <w:r>
+        <w:rPr>
+          <w:bCs/>
+          <w:color w:val="000000"/>
+          <w:szCs w:val="20"/>
           <w:shd w:val="clear" w:color="auto" w:fill="FFFFFF"/>
           <w:lang w:val="en-US"/>
         </w:rPr>
         <w:t>datareader</w:t>
       </w:r>
-      <w:proofErr w:type="spellEnd"/>
-      <w:r>
-        <w:rPr>
-          <w:bCs/>
-          <w:color w:val="000000"/>
-          <w:szCs w:val="20"/>
-          <w:highlight w:val="yellow"/>
-          <w:shd w:val="clear" w:color="auto" w:fill="FFFFFF"/>
-        </w:rPr>
-        <w:t xml:space="preserve">. Для администрирования используется пользователь </w:t>
-      </w:r>
-      <w:proofErr w:type="spellStart"/>
-      <w:r>
-        <w:rPr>
-          <w:bCs/>
-          <w:color w:val="000000"/>
-          <w:szCs w:val="20"/>
-          <w:highlight w:val="yellow"/>
-          <w:shd w:val="clear" w:color="auto" w:fill="FFFFFF"/>
-          <w:lang w:val="en-US"/>
-        </w:rPr>
-        <w:t>dbo</w:t>
-      </w:r>
-      <w:proofErr w:type="spellEnd"/>
-      <w:r>
-        <w:rPr>
-          <w:bCs/>
-          <w:color w:val="000000"/>
-          <w:szCs w:val="20"/>
-          <w:highlight w:val="yellow"/>
+      <w:r>
+        <w:rPr>
+          <w:bCs/>
+          <w:color w:val="000000"/>
+          <w:szCs w:val="20"/>
+          <w:shd w:val="clear" w:color="auto" w:fill="FFFFFF"/>
+        </w:rPr>
+        <w:t>.</w:t>
+      </w:r>
+      <w:r>
+        <w:rPr>
+          <w:bCs/>
+          <w:color w:val="000000"/>
+          <w:szCs w:val="20"/>
+          <w:shd w:val="clear" w:color="auto" w:fill="FFFFFF"/>
+        </w:rPr>
+        <w:t xml:space="preserve"> Для ввода новых заказов</w:t>
+      </w:r>
+      <w:r>
+        <w:rPr>
+          <w:bCs/>
+          <w:color w:val="000000"/>
+          <w:szCs w:val="20"/>
+          <w:shd w:val="clear" w:color="auto" w:fill="FFFFFF"/>
+        </w:rPr>
+        <w:t xml:space="preserve"> </w:t>
+      </w:r>
+      <w:r>
+        <w:rPr>
+          <w:bCs/>
+          <w:color w:val="000000"/>
+          <w:szCs w:val="20"/>
+          <w:shd w:val="clear" w:color="auto" w:fill="FFFFFF"/>
+        </w:rPr>
+        <w:t>и получения данных об уже существующих заказах</w:t>
+      </w:r>
+      <w:r>
+        <w:rPr>
+          <w:bCs/>
+          <w:color w:val="000000"/>
+          <w:szCs w:val="20"/>
+          <w:shd w:val="clear" w:color="auto" w:fill="FFFFFF"/>
+        </w:rPr>
+        <w:t xml:space="preserve"> создан</w:t>
+      </w:r>
+      <w:r>
+        <w:rPr>
+          <w:bCs/>
+          <w:color w:val="000000"/>
+          <w:szCs w:val="20"/>
+          <w:shd w:val="clear" w:color="auto" w:fill="FFFFFF"/>
+        </w:rPr>
+        <w:t xml:space="preserve"> </w:t>
+      </w:r>
+      <w:r>
+        <w:rPr>
+          <w:bCs/>
+          <w:color w:val="000000"/>
+          <w:szCs w:val="20"/>
+          <w:shd w:val="clear" w:color="auto" w:fill="FFFFFF"/>
+        </w:rPr>
+        <w:t xml:space="preserve">пользователь </w:t>
+      </w:r>
+      <w:r>
+        <w:rPr>
+          <w:bCs/>
+          <w:color w:val="000000"/>
+          <w:szCs w:val="20"/>
+          <w:shd w:val="clear" w:color="auto" w:fill="FFFFFF"/>
+          <w:lang w:val="en-US"/>
+        </w:rPr>
+        <w:t>C</w:t>
+      </w:r>
+      <w:r>
+        <w:rPr>
+          <w:bCs/>
+          <w:color w:val="000000"/>
+          <w:szCs w:val="20"/>
+          <w:shd w:val="clear" w:color="auto" w:fill="FFFFFF"/>
+          <w:lang w:val="en-US"/>
+        </w:rPr>
+        <w:t>ash</w:t>
+      </w:r>
+      <w:r>
+        <w:rPr>
+          <w:bCs/>
+          <w:color w:val="000000"/>
+          <w:szCs w:val="20"/>
+          <w:shd w:val="clear" w:color="auto" w:fill="FFFFFF"/>
+          <w:lang w:val="en-US"/>
+        </w:rPr>
+        <w:t>O</w:t>
+      </w:r>
+      <w:r>
+        <w:rPr>
+          <w:bCs/>
+          <w:color w:val="000000"/>
+          <w:szCs w:val="20"/>
+          <w:shd w:val="clear" w:color="auto" w:fill="FFFFFF"/>
+          <w:lang w:val="en-US"/>
+        </w:rPr>
+        <w:t>perator</w:t>
+      </w:r>
+      <w:r>
+        <w:rPr>
+          <w:bCs/>
+          <w:color w:val="000000"/>
+          <w:szCs w:val="20"/>
           <w:shd w:val="clear" w:color="auto" w:fill="FFFFFF"/>
         </w:rPr>
         <w:t xml:space="preserve"> с ролью </w:t>
       </w:r>
-      <w:proofErr w:type="spellStart"/>
-      <w:r>
-        <w:rPr>
-          <w:bCs/>
-          <w:color w:val="000000"/>
-          <w:szCs w:val="20"/>
-          <w:highlight w:val="yellow"/>
-          <w:shd w:val="clear" w:color="auto" w:fill="FFFFFF"/>
-          <w:lang w:val="en-US"/>
-        </w:rPr>
-        <w:t>dbowner</w:t>
-      </w:r>
-      <w:proofErr w:type="spellEnd"/>
-      <w:r>
-        <w:rPr>
-          <w:bCs/>
-          <w:color w:val="000000"/>
-          <w:szCs w:val="20"/>
-          <w:highlight w:val="yellow"/>
-          <w:shd w:val="clear" w:color="auto" w:fill="FFFFFF"/>
+      <w:r>
+        <w:rPr>
+          <w:bCs/>
+          <w:color w:val="000000"/>
+          <w:szCs w:val="20"/>
+          <w:shd w:val="clear" w:color="auto" w:fill="FFFFFF"/>
+          <w:lang w:val="en-US"/>
+        </w:rPr>
+        <w:t>OrderDataEntry</w:t>
+      </w:r>
+      <w:r>
+        <w:rPr>
+          <w:bCs/>
+          <w:color w:val="000000"/>
+          <w:szCs w:val="20"/>
+          <w:shd w:val="clear" w:color="auto" w:fill="FFFFFF"/>
+          <w:lang w:val="en-US"/>
         </w:rPr>
         <w:t>.</w:t>
       </w:r>
-    </w:p>
-    <w:p>
-      <w:pPr>
-        <w:jc w:val="both"/>
-        <w:rPr>
-          <w:bCs/>
-          <w:color w:val="000000"/>
-          <w:szCs w:val="20"/>
-          <w:highlight w:val="yellow"/>
-          <w:shd w:val="clear" w:color="auto" w:fill="FFFFFF"/>
-        </w:rPr>
-      </w:pPr>
-      <w:r>
-        <w:rPr>
-          <w:bCs/>
-          <w:color w:val="000000"/>
-          <w:szCs w:val="20"/>
-          <w:highlight w:val="yellow"/>
-          <w:shd w:val="clear" w:color="auto" w:fill="FFFFFF"/>
-        </w:rPr>
-        <w:t>Кодировки</w:t>
-      </w:r>
-    </w:p>
-    <w:p>
-      <w:pPr>
-        <w:jc w:val="both"/>
-        <w:rPr>
-          <w:bCs/>
-          <w:color w:val="000000"/>
-          <w:szCs w:val="20"/>
-          <w:highlight w:val="yellow"/>
-          <w:shd w:val="clear" w:color="auto" w:fill="FFFFFF"/>
-        </w:rPr>
-      </w:pPr>
-      <w:r>
-        <w:rPr>
-          <w:bCs/>
-          <w:color w:val="000000"/>
-          <w:szCs w:val="20"/>
-          <w:highlight w:val="yellow"/>
-          <w:shd w:val="clear" w:color="auto" w:fill="FFFFFF"/>
-        </w:rPr>
-        <w:t>Методы доступа</w:t>
-      </w:r>
-    </w:p>
-    <w:p>
-      <w:pPr>
-        <w:jc w:val="both"/>
-        <w:rPr>
-          <w:bCs/>
-          <w:color w:val="000000"/>
-          <w:szCs w:val="20"/>
-          <w:shd w:val="clear" w:color="auto" w:fill="FFFFFF"/>
-        </w:rPr>
-      </w:pPr>
-      <w:r>
-        <w:rPr>
-          <w:bCs/>
-          <w:color w:val="000000"/>
-          <w:szCs w:val="20"/>
-          <w:highlight w:val="yellow"/>
-          <w:shd w:val="clear" w:color="auto" w:fill="FFFFFF"/>
-        </w:rPr>
-        <w:t>Настройки</w:t>
-      </w:r>
-    </w:p>
-    <w:p>
-      <w:pPr>
-        <w:jc w:val="both"/>
-        <w:rPr>
-          <w:bCs/>
-          <w:color w:val="000000"/>
-          <w:szCs w:val="20"/>
-          <w:shd w:val="clear" w:color="auto" w:fill="FFFFFF"/>
-        </w:rPr>
-      </w:pPr>
     </w:p>
     <w:p>
       <w:pPr>
@@ -4274,301 +5244,9 @@
           <w:color w:val="000000"/>
           <w:szCs w:val="20"/>
           <w:shd w:val="clear" w:color="auto" w:fill="FFFFFF"/>
-        </w:rPr>
-      </w:pPr>
-      <w:r>
-        <w:rPr>
-          <w:bCs/>
-          <w:color w:val="000000"/>
-          <w:szCs w:val="20"/>
-          <w:shd w:val="clear" w:color="auto" w:fill="FFFFFF"/>
-        </w:rPr>
-        <w:t>Для всех столбцов «</w:t>
-      </w:r>
-      <w:r>
-        <w:rPr>
-          <w:bCs/>
-          <w:color w:val="000000"/>
-          <w:szCs w:val="20"/>
-          <w:shd w:val="clear" w:color="auto" w:fill="FFFFFF"/>
-          <w:lang w:val="en-US"/>
-        </w:rPr>
-        <w:t>id</w:t>
-      </w:r>
-      <w:r>
-        <w:rPr>
-          <w:bCs/>
-          <w:color w:val="000000"/>
-          <w:szCs w:val="20"/>
-          <w:shd w:val="clear" w:color="auto" w:fill="FFFFFF"/>
-        </w:rPr>
-        <w:t>»</w:t>
-      </w:r>
-      <w:r>
-        <w:rPr>
-          <w:bCs/>
-          <w:color w:val="000000"/>
-          <w:szCs w:val="20"/>
-          <w:shd w:val="clear" w:color="auto" w:fill="FFFFFF"/>
-        </w:rPr>
-        <w:t xml:space="preserve"> </w:t>
-      </w:r>
-      <w:r>
-        <w:rPr>
-          <w:bCs/>
-          <w:color w:val="000000"/>
-          <w:szCs w:val="20"/>
-          <w:shd w:val="clear" w:color="auto" w:fill="FFFFFF"/>
-        </w:rPr>
-        <w:t xml:space="preserve">в каждой таблице созданы </w:t>
-      </w:r>
-      <w:proofErr w:type="spellStart"/>
-      <w:r>
-        <w:rPr>
-          <w:bCs/>
-          <w:color w:val="000000"/>
-          <w:szCs w:val="20"/>
-          <w:shd w:val="clear" w:color="auto" w:fill="FFFFFF"/>
-        </w:rPr>
-        <w:t>кластеризованные</w:t>
-      </w:r>
-      <w:proofErr w:type="spellEnd"/>
-      <w:r>
-        <w:rPr>
-          <w:bCs/>
-          <w:color w:val="000000"/>
-          <w:szCs w:val="20"/>
-          <w:shd w:val="clear" w:color="auto" w:fill="FFFFFF"/>
-        </w:rPr>
-        <w:t xml:space="preserve"> индексы. Для </w:t>
-      </w:r>
-      <w:r>
-        <w:rPr>
-          <w:bCs/>
-          <w:color w:val="000000"/>
-          <w:szCs w:val="20"/>
-          <w:shd w:val="clear" w:color="auto" w:fill="FFFFFF"/>
-        </w:rPr>
-        <w:t>эффективного поиска по датам</w:t>
-      </w:r>
-      <w:r>
-        <w:rPr>
-          <w:bCs/>
-          <w:color w:val="000000"/>
-          <w:szCs w:val="20"/>
-          <w:shd w:val="clear" w:color="auto" w:fill="FFFFFF"/>
-        </w:rPr>
-        <w:t xml:space="preserve"> для столбца «</w:t>
-      </w:r>
-      <w:r>
-        <w:rPr>
-          <w:bCs/>
-          <w:color w:val="000000"/>
-          <w:szCs w:val="20"/>
-          <w:shd w:val="clear" w:color="auto" w:fill="FFFFFF"/>
-          <w:lang w:val="en-US"/>
-        </w:rPr>
-        <w:t>time</w:t>
-      </w:r>
-      <w:r>
-        <w:rPr>
-          <w:bCs/>
-          <w:color w:val="000000"/>
-          <w:szCs w:val="20"/>
-          <w:shd w:val="clear" w:color="auto" w:fill="FFFFFF"/>
-        </w:rPr>
-        <w:t>»</w:t>
-      </w:r>
-      <w:r>
-        <w:rPr>
-          <w:bCs/>
-          <w:color w:val="000000"/>
-          <w:szCs w:val="20"/>
-          <w:shd w:val="clear" w:color="auto" w:fill="FFFFFF"/>
-        </w:rPr>
-        <w:t xml:space="preserve"> </w:t>
-      </w:r>
-      <w:r>
-        <w:rPr>
-          <w:bCs/>
-          <w:color w:val="000000"/>
-          <w:szCs w:val="20"/>
-          <w:shd w:val="clear" w:color="auto" w:fill="FFFFFF"/>
-        </w:rPr>
-        <w:t xml:space="preserve">в таблице </w:t>
-      </w:r>
-      <w:r>
-        <w:rPr>
-          <w:bCs/>
-          <w:color w:val="000000"/>
-          <w:szCs w:val="20"/>
-          <w:shd w:val="clear" w:color="auto" w:fill="FFFFFF"/>
-          <w:lang w:val="en-US"/>
-        </w:rPr>
-        <w:t>Orders</w:t>
-      </w:r>
-      <w:r>
-        <w:rPr>
-          <w:bCs/>
-          <w:color w:val="000000"/>
-          <w:szCs w:val="20"/>
-          <w:shd w:val="clear" w:color="auto" w:fill="FFFFFF"/>
-        </w:rPr>
-        <w:t xml:space="preserve"> создан </w:t>
-      </w:r>
-      <w:proofErr w:type="spellStart"/>
-      <w:r>
-        <w:rPr>
-          <w:bCs/>
-          <w:color w:val="000000"/>
-          <w:szCs w:val="20"/>
-          <w:shd w:val="clear" w:color="auto" w:fill="FFFFFF"/>
-        </w:rPr>
-        <w:t>некластеризованный</w:t>
-      </w:r>
-      <w:proofErr w:type="spellEnd"/>
-      <w:r>
-        <w:rPr>
-          <w:bCs/>
-          <w:color w:val="000000"/>
-          <w:szCs w:val="20"/>
-          <w:shd w:val="clear" w:color="auto" w:fill="FFFFFF"/>
-        </w:rPr>
-        <w:t xml:space="preserve"> индекс. Также индексы созданы для ч</w:t>
-      </w:r>
-      <w:r>
-        <w:rPr>
-          <w:bCs/>
-          <w:color w:val="000000"/>
-          <w:szCs w:val="20"/>
-          <w:shd w:val="clear" w:color="auto" w:fill="FFFFFF"/>
-        </w:rPr>
-        <w:t xml:space="preserve">асто используемых полей поиска (название </w:t>
-      </w:r>
-      <w:r>
-        <w:rPr>
-          <w:bCs/>
-          <w:color w:val="000000"/>
-          <w:szCs w:val="20"/>
-          <w:shd w:val="clear" w:color="auto" w:fill="FFFFFF"/>
-        </w:rPr>
-        <w:t>блюда</w:t>
-      </w:r>
-      <w:r>
-        <w:rPr>
-          <w:bCs/>
-          <w:color w:val="000000"/>
-          <w:szCs w:val="20"/>
-          <w:shd w:val="clear" w:color="auto" w:fill="FFFFFF"/>
-        </w:rPr>
-        <w:t xml:space="preserve">, имя </w:t>
-      </w:r>
-      <w:r>
-        <w:rPr>
-          <w:bCs/>
-          <w:color w:val="000000"/>
-          <w:szCs w:val="20"/>
-          <w:shd w:val="clear" w:color="auto" w:fill="FFFFFF"/>
-        </w:rPr>
-        <w:t>работника</w:t>
-      </w:r>
-      <w:r>
-        <w:rPr>
-          <w:bCs/>
-          <w:color w:val="000000"/>
-          <w:szCs w:val="20"/>
-          <w:shd w:val="clear" w:color="auto" w:fill="FFFFFF"/>
-        </w:rPr>
-        <w:t xml:space="preserve">, </w:t>
-      </w:r>
-      <w:r>
-        <w:rPr>
-          <w:bCs/>
-          <w:color w:val="000000"/>
-          <w:szCs w:val="20"/>
-          <w:shd w:val="clear" w:color="auto" w:fill="FFFFFF"/>
-        </w:rPr>
-        <w:t>категория блюда</w:t>
-      </w:r>
-      <w:r>
-        <w:rPr>
-          <w:bCs/>
-          <w:color w:val="000000"/>
-          <w:szCs w:val="20"/>
-          <w:shd w:val="clear" w:color="auto" w:fill="FFFFFF"/>
-        </w:rPr>
-        <w:t>)</w:t>
-      </w:r>
-      <w:r>
-        <w:rPr>
-          <w:bCs/>
-          <w:color w:val="000000"/>
-          <w:szCs w:val="20"/>
-          <w:shd w:val="clear" w:color="auto" w:fill="FFFFFF"/>
-        </w:rPr>
-        <w:t>.</w:t>
-      </w:r>
-    </w:p>
-    <w:p>
-      <w:pPr>
-        <w:jc w:val="both"/>
-        <w:rPr>
-          <w:bCs/>
-          <w:color w:val="000000"/>
-          <w:szCs w:val="20"/>
-          <w:shd w:val="clear" w:color="auto" w:fill="FFFFFF"/>
-        </w:rPr>
-      </w:pPr>
-    </w:p>
-    <w:p>
-      <w:pPr>
-        <w:jc w:val="both"/>
-        <w:rPr>
-          <w:bCs/>
-          <w:color w:val="000000"/>
-          <w:szCs w:val="20"/>
-          <w:shd w:val="clear" w:color="auto" w:fill="FFFFFF"/>
-          <w:lang w:val="en-US"/>
-        </w:rPr>
-      </w:pPr>
-      <w:r>
-        <w:rPr>
-          <w:bCs/>
-          <w:color w:val="000000"/>
-          <w:szCs w:val="20"/>
-          <w:shd w:val="clear" w:color="auto" w:fill="FFFFFF"/>
-        </w:rPr>
-        <w:t>Созданные</w:t>
-      </w:r>
-      <w:r>
-        <w:rPr>
-          <w:bCs/>
-          <w:color w:val="000000"/>
-          <w:szCs w:val="20"/>
-          <w:shd w:val="clear" w:color="auto" w:fill="FFFFFF"/>
-          <w:lang w:val="en-US"/>
-        </w:rPr>
-        <w:t xml:space="preserve"> </w:t>
-      </w:r>
-      <w:r>
-        <w:rPr>
-          <w:bCs/>
-          <w:color w:val="000000"/>
-          <w:szCs w:val="20"/>
-          <w:shd w:val="clear" w:color="auto" w:fill="FFFFFF"/>
-        </w:rPr>
-        <w:t>индексы</w:t>
-      </w:r>
-      <w:r>
-        <w:rPr>
-          <w:bCs/>
-          <w:color w:val="000000"/>
-          <w:szCs w:val="20"/>
-          <w:shd w:val="clear" w:color="auto" w:fill="FFFFFF"/>
-          <w:lang w:val="en-US"/>
-        </w:rPr>
-        <w:t>:</w:t>
-      </w:r>
+          <w:lang w:val="en-US"/>
+        </w:rPr>
+      </w:pPr>
     </w:p>
     <w:p>
       <w:pPr>
@@ -4593,109 +5271,18 @@
           <w:highlight w:val="white"/>
           <w:lang w:val="en-US"/>
         </w:rPr>
-        <w:t>CREATE</w:t>
-      </w:r>
-      <w:r>
-        <w:rPr>
-          <w:rFonts w:ascii="Cascadia Mono" w:hAnsi="Cascadia Mono" w:cs="Cascadia Mono"/>
-          <w:color w:val="000000"/>
-          <w:sz w:val="19"/>
-          <w:szCs w:val="19"/>
-          <w:highlight w:val="white"/>
-          <w:lang w:val="en-US"/>
-        </w:rPr>
-        <w:t xml:space="preserve"> </w:t>
-      </w:r>
-      <w:r>
-        <w:rPr>
-          <w:rFonts w:ascii="Cascadia Mono" w:hAnsi="Cascadia Mono" w:cs="Cascadia Mono"/>
-          <w:color w:val="0000FF"/>
-          <w:sz w:val="19"/>
-          <w:szCs w:val="19"/>
-          <w:highlight w:val="white"/>
-          <w:lang w:val="en-US"/>
-        </w:rPr>
-        <w:t>INDEX</w:t>
-      </w:r>
-      <w:r>
-        <w:rPr>
-          <w:rFonts w:ascii="Cascadia Mono" w:hAnsi="Cascadia Mono" w:cs="Cascadia Mono"/>
-          <w:color w:val="000000"/>
-          <w:sz w:val="19"/>
-          <w:szCs w:val="19"/>
-          <w:highlight w:val="white"/>
-          <w:lang w:val="en-US"/>
-        </w:rPr>
-        <w:t xml:space="preserve"> [</w:t>
-      </w:r>
-      <w:proofErr w:type="spellStart"/>
-      <w:r>
-        <w:rPr>
-          <w:rFonts w:ascii="Cascadia Mono" w:hAnsi="Cascadia Mono" w:cs="Cascadia Mono"/>
-          <w:color w:val="000000"/>
-          <w:sz w:val="19"/>
-          <w:szCs w:val="19"/>
-          <w:highlight w:val="white"/>
-          <w:lang w:val="en-US"/>
-        </w:rPr>
-        <w:t>order_time_index</w:t>
-      </w:r>
-      <w:proofErr w:type="spellEnd"/>
-      <w:r>
-        <w:rPr>
-          <w:rFonts w:ascii="Cascadia Mono" w:hAnsi="Cascadia Mono" w:cs="Cascadia Mono"/>
-          <w:color w:val="000000"/>
-          <w:sz w:val="19"/>
-          <w:szCs w:val="19"/>
-          <w:highlight w:val="white"/>
-          <w:lang w:val="en-US"/>
-        </w:rPr>
-        <w:t>]</w:t>
-      </w:r>
-    </w:p>
-    <w:p>
-      <w:pPr>
-        <w:jc w:val="both"/>
-        <w:rPr>
-          <w:bCs/>
-          <w:color w:val="000000"/>
-          <w:szCs w:val="20"/>
-          <w:shd w:val="clear" w:color="auto" w:fill="FFFFFF"/>
-          <w:lang w:val="en-US"/>
-        </w:rPr>
-      </w:pPr>
-      <w:r>
-        <w:rPr>
-          <w:rFonts w:ascii="Cascadia Mono" w:hAnsi="Cascadia Mono" w:cs="Cascadia Mono"/>
-          <w:color w:val="0000FF"/>
-          <w:sz w:val="19"/>
-          <w:szCs w:val="19"/>
-          <w:highlight w:val="white"/>
-          <w:lang w:val="en-US"/>
-        </w:rPr>
-        <w:t>ON</w:t>
-      </w:r>
-      <w:r>
-        <w:rPr>
-          <w:rFonts w:ascii="Cascadia Mono" w:hAnsi="Cascadia Mono" w:cs="Cascadia Mono"/>
-          <w:color w:val="000000"/>
-          <w:sz w:val="19"/>
-          <w:szCs w:val="19"/>
-          <w:highlight w:val="white"/>
-          <w:lang w:val="en-US"/>
-        </w:rPr>
-        <w:t xml:space="preserve"> [Orders]</w:t>
-      </w:r>
-      <w:r>
-        <w:rPr>
-          <w:rFonts w:ascii="Cascadia Mono" w:hAnsi="Cascadia Mono" w:cs="Cascadia Mono"/>
-          <w:color w:val="0000FF"/>
-          <w:sz w:val="19"/>
-          <w:szCs w:val="19"/>
-          <w:highlight w:val="white"/>
-          <w:lang w:val="en-US"/>
-        </w:rPr>
-        <w:t xml:space="preserve"> </w:t>
+        <w:t>Use</w:t>
+      </w:r>
+      <w:r>
+        <w:rPr>
+          <w:rFonts w:ascii="Cascadia Mono" w:hAnsi="Cascadia Mono" w:cs="Cascadia Mono"/>
+          <w:color w:val="000000"/>
+          <w:sz w:val="19"/>
+          <w:szCs w:val="19"/>
+          <w:highlight w:val="white"/>
+          <w:lang w:val="en-US"/>
+        </w:rPr>
+        <w:t xml:space="preserve"> [LR_6-8]</w:t>
       </w:r>
       <w:r>
         <w:rPr>
@@ -4706,42 +5293,8 @@
           <w:highlight w:val="white"/>
           <w:lang w:val="en-US"/>
         </w:rPr>
-        <w:t>(</w:t>
-      </w:r>
-      <w:r>
-        <w:rPr>
-          <w:rFonts w:ascii="Cascadia Mono" w:hAnsi="Cascadia Mono" w:cs="Cascadia Mono"/>
-          <w:color w:val="000000"/>
-          <w:sz w:val="19"/>
-          <w:szCs w:val="19"/>
-          <w:highlight w:val="white"/>
-          <w:lang w:val="en-US"/>
-        </w:rPr>
-        <w:t>[time]</w:t>
-      </w:r>
-      <w:r>
-        <w:rPr>
-          <w:rFonts w:ascii="Cascadia Mono" w:hAnsi="Cascadia Mono" w:cs="Cascadia Mono"/>
-          <w:color w:val="808080"/>
-          <w:sz w:val="19"/>
-          <w:szCs w:val="19"/>
-          <w:highlight w:val="white"/>
-          <w:lang w:val="en-US"/>
-        </w:rPr>
-        <w:t>);</w:t>
-      </w:r>
-    </w:p>
-    <w:p>
-      <w:pPr>
-        <w:jc w:val="both"/>
-        <w:rPr>
-          <w:bCs/>
-          <w:color w:val="000000"/>
-          <w:szCs w:val="20"/>
-          <w:shd w:val="clear" w:color="auto" w:fill="FFFFFF"/>
-          <w:lang w:val="en-US"/>
-        </w:rPr>
-      </w:pPr>
+        <w:t>;</w:t>
+      </w:r>
     </w:p>
     <w:p>
       <w:pPr>
@@ -4766,7 +5319,7 @@
           <w:highlight w:val="white"/>
           <w:lang w:val="en-US"/>
         </w:rPr>
-        <w:t>CREATE</w:t>
+        <w:t>Create</w:t>
       </w:r>
       <w:r>
         <w:rPr>
@@ -4788,87 +5341,73 @@
           <w:highlight w:val="white"/>
           <w:lang w:val="en-US"/>
         </w:rPr>
-        <w:t>INDEX</w:t>
-      </w:r>
-      <w:r>
-        <w:rPr>
-          <w:rFonts w:ascii="Cascadia Mono" w:hAnsi="Cascadia Mono" w:cs="Cascadia Mono"/>
-          <w:color w:val="000000"/>
-          <w:sz w:val="19"/>
-          <w:szCs w:val="19"/>
-          <w:highlight w:val="white"/>
-          <w:lang w:val="en-US"/>
-        </w:rPr>
-        <w:t xml:space="preserve"> [</w:t>
-      </w:r>
-      <w:proofErr w:type="spellStart"/>
-      <w:r>
-        <w:rPr>
-          <w:rFonts w:ascii="Cascadia Mono" w:hAnsi="Cascadia Mono" w:cs="Cascadia Mono"/>
-          <w:color w:val="000000"/>
-          <w:sz w:val="19"/>
-          <w:szCs w:val="19"/>
-          <w:highlight w:val="white"/>
-          <w:lang w:val="en-US"/>
-        </w:rPr>
-        <w:t>dish_title_index</w:t>
-      </w:r>
-      <w:proofErr w:type="spellEnd"/>
-      <w:r>
-        <w:rPr>
-          <w:rFonts w:ascii="Cascadia Mono" w:hAnsi="Cascadia Mono" w:cs="Cascadia Mono"/>
-          <w:color w:val="000000"/>
-          <w:sz w:val="19"/>
-          <w:szCs w:val="19"/>
-          <w:highlight w:val="white"/>
-          <w:lang w:val="en-US"/>
-        </w:rPr>
-        <w:t>]</w:t>
-      </w:r>
-    </w:p>
-    <w:p>
-      <w:pPr>
-        <w:jc w:val="both"/>
+        <w:t>Login</w:t>
+      </w:r>
+      <w:r>
+        <w:rPr>
+          <w:rFonts w:ascii="Cascadia Mono" w:hAnsi="Cascadia Mono" w:cs="Cascadia Mono"/>
+          <w:color w:val="000000"/>
+          <w:sz w:val="19"/>
+          <w:szCs w:val="19"/>
+          <w:highlight w:val="white"/>
+          <w:lang w:val="en-US"/>
+        </w:rPr>
+        <w:t xml:space="preserve"> CashOperator </w:t>
+      </w:r>
+      <w:r>
+        <w:rPr>
+          <w:rFonts w:ascii="Cascadia Mono" w:hAnsi="Cascadia Mono" w:cs="Cascadia Mono"/>
+          <w:color w:val="0000FF"/>
+          <w:sz w:val="19"/>
+          <w:szCs w:val="19"/>
+          <w:highlight w:val="white"/>
+          <w:lang w:val="en-US"/>
+        </w:rPr>
+        <w:t>with</w:t>
+      </w:r>
+      <w:r>
+        <w:rPr>
+          <w:rFonts w:ascii="Cascadia Mono" w:hAnsi="Cascadia Mono" w:cs="Cascadia Mono"/>
+          <w:color w:val="000000"/>
+          <w:sz w:val="19"/>
+          <w:szCs w:val="19"/>
+          <w:highlight w:val="white"/>
+          <w:lang w:val="en-US"/>
+        </w:rPr>
+        <w:t xml:space="preserve"> </w:t>
+      </w:r>
+      <w:r>
+        <w:rPr>
+          <w:rFonts w:ascii="Cascadia Mono" w:hAnsi="Cascadia Mono" w:cs="Cascadia Mono"/>
+          <w:color w:val="0000FF"/>
+          <w:sz w:val="19"/>
+          <w:szCs w:val="19"/>
+          <w:highlight w:val="white"/>
+          <w:lang w:val="en-US"/>
+        </w:rPr>
+        <w:t>password</w:t>
+      </w:r>
+      <w:r>
         <w:rPr>
           <w:rFonts w:ascii="Cascadia Mono" w:hAnsi="Cascadia Mono" w:cs="Cascadia Mono"/>
           <w:color w:val="808080"/>
           <w:sz w:val="19"/>
           <w:szCs w:val="19"/>
-          <w:lang w:val="en-US"/>
-        </w:rPr>
-      </w:pPr>
-      <w:r>
-        <w:rPr>
-          <w:rFonts w:ascii="Cascadia Mono" w:hAnsi="Cascadia Mono" w:cs="Cascadia Mono"/>
-          <w:color w:val="0000FF"/>
-          <w:sz w:val="19"/>
-          <w:szCs w:val="19"/>
-          <w:highlight w:val="white"/>
-          <w:lang w:val="en-US"/>
-        </w:rPr>
-        <w:t>ON</w:t>
-      </w:r>
-      <w:r>
-        <w:rPr>
-          <w:rFonts w:ascii="Cascadia Mono" w:hAnsi="Cascadia Mono" w:cs="Cascadia Mono"/>
-          <w:color w:val="000000"/>
-          <w:sz w:val="19"/>
-          <w:szCs w:val="19"/>
-          <w:highlight w:val="white"/>
-          <w:lang w:val="en-US"/>
-        </w:rPr>
-        <w:t xml:space="preserve"> [Dishes]</w:t>
-      </w:r>
-      <w:r>
-        <w:rPr>
-          <w:rFonts w:ascii="Cascadia Mono" w:hAnsi="Cascadia Mono" w:cs="Cascadia Mono"/>
-          <w:color w:val="0000FF"/>
-          <w:sz w:val="19"/>
-          <w:szCs w:val="19"/>
-          <w:highlight w:val="white"/>
-          <w:lang w:val="en-US"/>
-        </w:rPr>
-        <w:t xml:space="preserve"> </w:t>
+          <w:highlight w:val="white"/>
+          <w:lang w:val="en-US"/>
+        </w:rPr>
+        <w:t>=</w:t>
+      </w:r>
+      <w:r>
+        <w:rPr>
+          <w:rFonts w:ascii="Cascadia Mono" w:hAnsi="Cascadia Mono" w:cs="Cascadia Mono"/>
+          <w:color w:val="FF0000"/>
+          <w:sz w:val="19"/>
+          <w:szCs w:val="19"/>
+          <w:highlight w:val="white"/>
+          <w:lang w:val="en-US"/>
+        </w:rPr>
+        <w:t>'1234'</w:t>
       </w:r>
       <w:r>
         <w:rPr>
@@ -4879,42 +5418,8 @@
           <w:highlight w:val="white"/>
           <w:lang w:val="en-US"/>
         </w:rPr>
-        <w:t>(</w:t>
-      </w:r>
-      <w:r>
-        <w:rPr>
-          <w:rFonts w:ascii="Cascadia Mono" w:hAnsi="Cascadia Mono" w:cs="Cascadia Mono"/>
-          <w:color w:val="000000"/>
-          <w:sz w:val="19"/>
-          <w:szCs w:val="19"/>
-          <w:highlight w:val="white"/>
-          <w:lang w:val="en-US"/>
-        </w:rPr>
-        <w:t>[title]</w:t>
-      </w:r>
-      <w:r>
-        <w:rPr>
-          <w:rFonts w:ascii="Cascadia Mono" w:hAnsi="Cascadia Mono" w:cs="Cascadia Mono"/>
-          <w:color w:val="808080"/>
-          <w:sz w:val="19"/>
-          <w:szCs w:val="19"/>
-          <w:highlight w:val="white"/>
-          <w:lang w:val="en-US"/>
-        </w:rPr>
-        <w:t>);</w:t>
-      </w:r>
-    </w:p>
-    <w:p>
-      <w:pPr>
-        <w:jc w:val="both"/>
-        <w:rPr>
-          <w:rFonts w:ascii="Cascadia Mono" w:hAnsi="Cascadia Mono" w:cs="Cascadia Mono"/>
-          <w:color w:val="808080"/>
-          <w:sz w:val="19"/>
-          <w:szCs w:val="19"/>
-          <w:lang w:val="en-US"/>
-        </w:rPr>
-      </w:pPr>
+        <w:t>;</w:t>
+      </w:r>
     </w:p>
     <w:p>
       <w:pPr>
@@ -4939,7 +5444,7 @@
           <w:highlight w:val="white"/>
           <w:lang w:val="en-US"/>
         </w:rPr>
-        <w:t>CREATE</w:t>
+        <w:t>Create</w:t>
       </w:r>
       <w:r>
         <w:rPr>
@@ -4961,133 +5466,74 @@
           <w:highlight w:val="white"/>
           <w:lang w:val="en-US"/>
         </w:rPr>
-        <w:t>INDEX</w:t>
-      </w:r>
-      <w:r>
-        <w:rPr>
-          <w:rFonts w:ascii="Cascadia Mono" w:hAnsi="Cascadia Mono" w:cs="Cascadia Mono"/>
-          <w:color w:val="000000"/>
-          <w:sz w:val="19"/>
-          <w:szCs w:val="19"/>
-          <w:highlight w:val="white"/>
-          <w:lang w:val="en-US"/>
-        </w:rPr>
-        <w:t xml:space="preserve"> [</w:t>
-      </w:r>
-      <w:proofErr w:type="spellStart"/>
-      <w:r>
-        <w:rPr>
-          <w:rFonts w:ascii="Cascadia Mono" w:hAnsi="Cascadia Mono" w:cs="Cascadia Mono"/>
-          <w:color w:val="000000"/>
-          <w:sz w:val="19"/>
-          <w:szCs w:val="19"/>
-          <w:highlight w:val="white"/>
-          <w:lang w:val="en-US"/>
-        </w:rPr>
-        <w:t>dish_category_index</w:t>
-      </w:r>
-      <w:proofErr w:type="spellEnd"/>
-      <w:r>
-        <w:rPr>
-          <w:rFonts w:ascii="Cascadia Mono" w:hAnsi="Cascadia Mono" w:cs="Cascadia Mono"/>
-          <w:color w:val="000000"/>
-          <w:sz w:val="19"/>
-          <w:szCs w:val="19"/>
-          <w:highlight w:val="white"/>
-          <w:lang w:val="en-US"/>
-        </w:rPr>
-        <w:t>]</w:t>
-      </w:r>
-    </w:p>
-    <w:p>
-      <w:pPr>
-        <w:jc w:val="both"/>
+        <w:t>User</w:t>
+      </w:r>
+      <w:r>
+        <w:rPr>
+          <w:rFonts w:ascii="Cascadia Mono" w:hAnsi="Cascadia Mono" w:cs="Cascadia Mono"/>
+          <w:color w:val="000000"/>
+          <w:sz w:val="19"/>
+          <w:szCs w:val="19"/>
+          <w:highlight w:val="white"/>
+          <w:lang w:val="en-US"/>
+        </w:rPr>
+        <w:t xml:space="preserve"> CashOperator </w:t>
+      </w:r>
+      <w:r>
+        <w:rPr>
+          <w:rFonts w:ascii="Cascadia Mono" w:hAnsi="Cascadia Mono" w:cs="Cascadia Mono"/>
+          <w:color w:val="0000FF"/>
+          <w:sz w:val="19"/>
+          <w:szCs w:val="19"/>
+          <w:highlight w:val="white"/>
+          <w:lang w:val="en-US"/>
+        </w:rPr>
+        <w:t>For</w:t>
+      </w:r>
+      <w:r>
+        <w:rPr>
+          <w:rFonts w:ascii="Cascadia Mono" w:hAnsi="Cascadia Mono" w:cs="Cascadia Mono"/>
+          <w:color w:val="000000"/>
+          <w:sz w:val="19"/>
+          <w:szCs w:val="19"/>
+          <w:highlight w:val="white"/>
+          <w:lang w:val="en-US"/>
+        </w:rPr>
+        <w:t xml:space="preserve"> </w:t>
+      </w:r>
+      <w:r>
+        <w:rPr>
+          <w:rFonts w:ascii="Cascadia Mono" w:hAnsi="Cascadia Mono" w:cs="Cascadia Mono"/>
+          <w:color w:val="0000FF"/>
+          <w:sz w:val="19"/>
+          <w:szCs w:val="19"/>
+          <w:highlight w:val="white"/>
+          <w:lang w:val="en-US"/>
+        </w:rPr>
+        <w:t>Login</w:t>
+      </w:r>
+      <w:r>
+        <w:rPr>
+          <w:rFonts w:ascii="Cascadia Mono" w:hAnsi="Cascadia Mono" w:cs="Cascadia Mono"/>
+          <w:color w:val="000000"/>
+          <w:sz w:val="19"/>
+          <w:szCs w:val="19"/>
+          <w:highlight w:val="white"/>
+          <w:lang w:val="en-US"/>
+        </w:rPr>
+        <w:t xml:space="preserve"> CashOperator</w:t>
+      </w:r>
+      <w:r>
         <w:rPr>
           <w:rFonts w:ascii="Cascadia Mono" w:hAnsi="Cascadia Mono" w:cs="Cascadia Mono"/>
           <w:color w:val="808080"/>
           <w:sz w:val="19"/>
           <w:szCs w:val="19"/>
-          <w:lang w:val="en-US"/>
-        </w:rPr>
-      </w:pPr>
-      <w:r>
-        <w:rPr>
-          <w:rFonts w:ascii="Cascadia Mono" w:hAnsi="Cascadia Mono" w:cs="Cascadia Mono"/>
-          <w:color w:val="0000FF"/>
-          <w:sz w:val="19"/>
-          <w:szCs w:val="19"/>
-          <w:highlight w:val="white"/>
-          <w:lang w:val="en-US"/>
-        </w:rPr>
-        <w:t>ON</w:t>
-      </w:r>
-      <w:r>
-        <w:rPr>
-          <w:rFonts w:ascii="Cascadia Mono" w:hAnsi="Cascadia Mono" w:cs="Cascadia Mono"/>
-          <w:color w:val="000000"/>
-          <w:sz w:val="19"/>
-          <w:szCs w:val="19"/>
-          <w:highlight w:val="white"/>
-          <w:lang w:val="en-US"/>
-        </w:rPr>
-        <w:t xml:space="preserve"> [Dishes]</w:t>
-      </w:r>
-      <w:r>
-        <w:rPr>
-          <w:rFonts w:ascii="Cascadia Mono" w:hAnsi="Cascadia Mono" w:cs="Cascadia Mono"/>
-          <w:color w:val="0000FF"/>
-          <w:sz w:val="19"/>
-          <w:szCs w:val="19"/>
-          <w:highlight w:val="white"/>
-          <w:lang w:val="en-US"/>
-        </w:rPr>
-        <w:t xml:space="preserve"> </w:t>
-      </w:r>
-      <w:r>
-        <w:rPr>
-          <w:rFonts w:ascii="Cascadia Mono" w:hAnsi="Cascadia Mono" w:cs="Cascadia Mono"/>
-          <w:color w:val="808080"/>
-          <w:sz w:val="19"/>
-          <w:szCs w:val="19"/>
-          <w:highlight w:val="white"/>
-          <w:lang w:val="en-US"/>
-        </w:rPr>
-        <w:t>(</w:t>
-      </w:r>
-      <w:r>
-        <w:rPr>
-          <w:rFonts w:ascii="Cascadia Mono" w:hAnsi="Cascadia Mono" w:cs="Cascadia Mono"/>
-          <w:color w:val="000000"/>
-          <w:sz w:val="19"/>
-          <w:szCs w:val="19"/>
-          <w:highlight w:val="white"/>
-          <w:lang w:val="en-US"/>
-        </w:rPr>
-        <w:t>[category]</w:t>
-      </w:r>
-      <w:r>
-        <w:rPr>
-          <w:rFonts w:ascii="Cascadia Mono" w:hAnsi="Cascadia Mono" w:cs="Cascadia Mono"/>
-          <w:color w:val="808080"/>
-          <w:sz w:val="19"/>
-          <w:szCs w:val="19"/>
-          <w:highlight w:val="white"/>
-          <w:lang w:val="en-US"/>
-        </w:rPr>
-        <w:t>);</w:t>
-      </w:r>
-    </w:p>
-    <w:p>
-      <w:pPr>
-        <w:jc w:val="both"/>
-        <w:rPr>
-          <w:rFonts w:ascii="Cascadia Mono" w:hAnsi="Cascadia Mono" w:cs="Cascadia Mono"/>
-          <w:color w:val="808080"/>
-          <w:sz w:val="19"/>
-          <w:szCs w:val="19"/>
-          <w:lang w:val="en-US"/>
-        </w:rPr>
-      </w:pPr>
+          <w:highlight w:val="white"/>
+          <w:lang w:val="en-US"/>
+        </w:rPr>
+        <w:t>;</w:t>
+      </w:r>
     </w:p>
     <w:p>
       <w:pPr>
@@ -5112,7 +5558,7 @@
           <w:highlight w:val="white"/>
           <w:lang w:val="en-US"/>
         </w:rPr>
-        <w:t>CREATE</w:t>
+        <w:t>Create</w:t>
       </w:r>
       <w:r>
         <w:rPr>
@@ -5134,42 +5580,323 @@
           <w:highlight w:val="white"/>
           <w:lang w:val="en-US"/>
         </w:rPr>
-        <w:t>INDEX</w:t>
-      </w:r>
-      <w:r>
-        <w:rPr>
-          <w:rFonts w:ascii="Cascadia Mono" w:hAnsi="Cascadia Mono" w:cs="Cascadia Mono"/>
-          <w:color w:val="000000"/>
-          <w:sz w:val="19"/>
-          <w:szCs w:val="19"/>
-          <w:highlight w:val="white"/>
-          <w:lang w:val="en-US"/>
-        </w:rPr>
-        <w:t xml:space="preserve"> [</w:t>
-      </w:r>
-      <w:proofErr w:type="spellStart"/>
-      <w:r>
-        <w:rPr>
-          <w:rFonts w:ascii="Cascadia Mono" w:hAnsi="Cascadia Mono" w:cs="Cascadia Mono"/>
-          <w:color w:val="000000"/>
-          <w:sz w:val="19"/>
-          <w:szCs w:val="19"/>
-          <w:highlight w:val="white"/>
-          <w:lang w:val="en-US"/>
-        </w:rPr>
-        <w:t>employe_name_index</w:t>
-      </w:r>
-      <w:proofErr w:type="spellEnd"/>
-      <w:r>
-        <w:rPr>
-          <w:rFonts w:ascii="Cascadia Mono" w:hAnsi="Cascadia Mono" w:cs="Cascadia Mono"/>
-          <w:color w:val="000000"/>
-          <w:sz w:val="19"/>
-          <w:szCs w:val="19"/>
-          <w:highlight w:val="white"/>
-          <w:lang w:val="en-US"/>
-        </w:rPr>
-        <w:t>]</w:t>
+        <w:t>Role</w:t>
+      </w:r>
+      <w:r>
+        <w:rPr>
+          <w:rFonts w:ascii="Cascadia Mono" w:hAnsi="Cascadia Mono" w:cs="Cascadia Mono"/>
+          <w:color w:val="000000"/>
+          <w:sz w:val="19"/>
+          <w:szCs w:val="19"/>
+          <w:highlight w:val="white"/>
+          <w:lang w:val="en-US"/>
+        </w:rPr>
+        <w:t xml:space="preserve"> OrderDataEntry</w:t>
+      </w:r>
+      <w:r>
+        <w:rPr>
+          <w:rFonts w:ascii="Cascadia Mono" w:hAnsi="Cascadia Mono" w:cs="Cascadia Mono"/>
+          <w:color w:val="808080"/>
+          <w:sz w:val="19"/>
+          <w:szCs w:val="19"/>
+          <w:highlight w:val="white"/>
+          <w:lang w:val="en-US"/>
+        </w:rPr>
+        <w:t>;</w:t>
+      </w:r>
+    </w:p>
+    <w:p>
+      <w:pPr>
+        <w:autoSpaceDE w:val="0"/>
+        <w:autoSpaceDN w:val="0"/>
+        <w:adjustRightInd w:val="0"/>
+        <w:rPr>
+          <w:rFonts w:ascii="Cascadia Mono" w:hAnsi="Cascadia Mono" w:cs="Cascadia Mono"/>
+          <w:color w:val="000000"/>
+          <w:sz w:val="19"/>
+          <w:szCs w:val="19"/>
+          <w:highlight w:val="white"/>
+          <w:lang w:val="en-US"/>
+        </w:rPr>
+      </w:pPr>
+      <w:r>
+        <w:rPr>
+          <w:rFonts w:ascii="Cascadia Mono" w:hAnsi="Cascadia Mono" w:cs="Cascadia Mono"/>
+          <w:color w:val="0000FF"/>
+          <w:sz w:val="19"/>
+          <w:szCs w:val="19"/>
+          <w:highlight w:val="white"/>
+          <w:lang w:val="en-US"/>
+        </w:rPr>
+        <w:t>Alter</w:t>
+      </w:r>
+      <w:r>
+        <w:rPr>
+          <w:rFonts w:ascii="Cascadia Mono" w:hAnsi="Cascadia Mono" w:cs="Cascadia Mono"/>
+          <w:color w:val="000000"/>
+          <w:sz w:val="19"/>
+          <w:szCs w:val="19"/>
+          <w:highlight w:val="white"/>
+          <w:lang w:val="en-US"/>
+        </w:rPr>
+        <w:t xml:space="preserve"> </w:t>
+      </w:r>
+      <w:r>
+        <w:rPr>
+          <w:rFonts w:ascii="Cascadia Mono" w:hAnsi="Cascadia Mono" w:cs="Cascadia Mono"/>
+          <w:color w:val="0000FF"/>
+          <w:sz w:val="19"/>
+          <w:szCs w:val="19"/>
+          <w:highlight w:val="white"/>
+          <w:lang w:val="en-US"/>
+        </w:rPr>
+        <w:t>role</w:t>
+      </w:r>
+      <w:r>
+        <w:rPr>
+          <w:rFonts w:ascii="Cascadia Mono" w:hAnsi="Cascadia Mono" w:cs="Cascadia Mono"/>
+          <w:color w:val="000000"/>
+          <w:sz w:val="19"/>
+          <w:szCs w:val="19"/>
+          <w:highlight w:val="white"/>
+          <w:lang w:val="en-US"/>
+        </w:rPr>
+        <w:t xml:space="preserve"> OrderDataEntry </w:t>
+      </w:r>
+      <w:r>
+        <w:rPr>
+          <w:rFonts w:ascii="Cascadia Mono" w:hAnsi="Cascadia Mono" w:cs="Cascadia Mono"/>
+          <w:color w:val="0000FF"/>
+          <w:sz w:val="19"/>
+          <w:szCs w:val="19"/>
+          <w:highlight w:val="white"/>
+          <w:lang w:val="en-US"/>
+        </w:rPr>
+        <w:t>Add</w:t>
+      </w:r>
+      <w:r>
+        <w:rPr>
+          <w:rFonts w:ascii="Cascadia Mono" w:hAnsi="Cascadia Mono" w:cs="Cascadia Mono"/>
+          <w:color w:val="000000"/>
+          <w:sz w:val="19"/>
+          <w:szCs w:val="19"/>
+          <w:highlight w:val="white"/>
+          <w:lang w:val="en-US"/>
+        </w:rPr>
+        <w:t xml:space="preserve"> </w:t>
+      </w:r>
+      <w:r>
+        <w:rPr>
+          <w:rFonts w:ascii="Cascadia Mono" w:hAnsi="Cascadia Mono" w:cs="Cascadia Mono"/>
+          <w:color w:val="0000FF"/>
+          <w:sz w:val="19"/>
+          <w:szCs w:val="19"/>
+          <w:highlight w:val="white"/>
+          <w:lang w:val="en-US"/>
+        </w:rPr>
+        <w:t>Member</w:t>
+      </w:r>
+      <w:r>
+        <w:rPr>
+          <w:rFonts w:ascii="Cascadia Mono" w:hAnsi="Cascadia Mono" w:cs="Cascadia Mono"/>
+          <w:color w:val="000000"/>
+          <w:sz w:val="19"/>
+          <w:szCs w:val="19"/>
+          <w:highlight w:val="white"/>
+          <w:lang w:val="en-US"/>
+        </w:rPr>
+        <w:t xml:space="preserve"> CashOperator</w:t>
+      </w:r>
+      <w:r>
+        <w:rPr>
+          <w:rFonts w:ascii="Cascadia Mono" w:hAnsi="Cascadia Mono" w:cs="Cascadia Mono"/>
+          <w:color w:val="808080"/>
+          <w:sz w:val="19"/>
+          <w:szCs w:val="19"/>
+          <w:highlight w:val="white"/>
+          <w:lang w:val="en-US"/>
+        </w:rPr>
+        <w:t>;</w:t>
+      </w:r>
+    </w:p>
+    <w:p>
+      <w:pPr>
+        <w:autoSpaceDE w:val="0"/>
+        <w:autoSpaceDN w:val="0"/>
+        <w:adjustRightInd w:val="0"/>
+        <w:rPr>
+          <w:rFonts w:ascii="Cascadia Mono" w:hAnsi="Cascadia Mono" w:cs="Cascadia Mono"/>
+          <w:color w:val="000000"/>
+          <w:sz w:val="19"/>
+          <w:szCs w:val="19"/>
+          <w:highlight w:val="white"/>
+          <w:lang w:val="en-US"/>
+        </w:rPr>
+      </w:pPr>
+      <w:r>
+        <w:rPr>
+          <w:rFonts w:ascii="Cascadia Mono" w:hAnsi="Cascadia Mono" w:cs="Cascadia Mono"/>
+          <w:color w:val="0000FF"/>
+          <w:sz w:val="19"/>
+          <w:szCs w:val="19"/>
+          <w:highlight w:val="white"/>
+          <w:lang w:val="en-US"/>
+        </w:rPr>
+        <w:t>Grant</w:t>
+      </w:r>
+      <w:r>
+        <w:rPr>
+          <w:rFonts w:ascii="Cascadia Mono" w:hAnsi="Cascadia Mono" w:cs="Cascadia Mono"/>
+          <w:color w:val="000000"/>
+          <w:sz w:val="19"/>
+          <w:szCs w:val="19"/>
+          <w:highlight w:val="white"/>
+          <w:lang w:val="en-US"/>
+        </w:rPr>
+        <w:t xml:space="preserve"> </w:t>
+      </w:r>
+      <w:r>
+        <w:rPr>
+          <w:rFonts w:ascii="Cascadia Mono" w:hAnsi="Cascadia Mono" w:cs="Cascadia Mono"/>
+          <w:color w:val="0000FF"/>
+          <w:sz w:val="19"/>
+          <w:szCs w:val="19"/>
+          <w:highlight w:val="white"/>
+          <w:lang w:val="en-US"/>
+        </w:rPr>
+        <w:t>Insert</w:t>
+      </w:r>
+      <w:r>
+        <w:rPr>
+          <w:rFonts w:ascii="Cascadia Mono" w:hAnsi="Cascadia Mono" w:cs="Cascadia Mono"/>
+          <w:color w:val="808080"/>
+          <w:sz w:val="19"/>
+          <w:szCs w:val="19"/>
+          <w:highlight w:val="white"/>
+          <w:lang w:val="en-US"/>
+        </w:rPr>
+        <w:t>,</w:t>
+      </w:r>
+      <w:r>
+        <w:rPr>
+          <w:rFonts w:ascii="Cascadia Mono" w:hAnsi="Cascadia Mono" w:cs="Cascadia Mono"/>
+          <w:color w:val="000000"/>
+          <w:sz w:val="19"/>
+          <w:szCs w:val="19"/>
+          <w:highlight w:val="white"/>
+          <w:lang w:val="en-US"/>
+        </w:rPr>
+        <w:t xml:space="preserve"> </w:t>
+      </w:r>
+      <w:r>
+        <w:rPr>
+          <w:rFonts w:ascii="Cascadia Mono" w:hAnsi="Cascadia Mono" w:cs="Cascadia Mono"/>
+          <w:color w:val="FF00FF"/>
+          <w:sz w:val="19"/>
+          <w:szCs w:val="19"/>
+          <w:highlight w:val="white"/>
+          <w:lang w:val="en-US"/>
+        </w:rPr>
+        <w:t>Update</w:t>
+      </w:r>
+      <w:r>
+        <w:rPr>
+          <w:rFonts w:ascii="Cascadia Mono" w:hAnsi="Cascadia Mono" w:cs="Cascadia Mono"/>
+          <w:color w:val="808080"/>
+          <w:sz w:val="19"/>
+          <w:szCs w:val="19"/>
+          <w:highlight w:val="white"/>
+          <w:lang w:val="en-US"/>
+        </w:rPr>
+        <w:t>,</w:t>
+      </w:r>
+      <w:r>
+        <w:rPr>
+          <w:rFonts w:ascii="Cascadia Mono" w:hAnsi="Cascadia Mono" w:cs="Cascadia Mono"/>
+          <w:color w:val="000000"/>
+          <w:sz w:val="19"/>
+          <w:szCs w:val="19"/>
+          <w:highlight w:val="white"/>
+          <w:lang w:val="en-US"/>
+        </w:rPr>
+        <w:t xml:space="preserve"> </w:t>
+      </w:r>
+      <w:r>
+        <w:rPr>
+          <w:rFonts w:ascii="Cascadia Mono" w:hAnsi="Cascadia Mono" w:cs="Cascadia Mono"/>
+          <w:color w:val="0000FF"/>
+          <w:sz w:val="19"/>
+          <w:szCs w:val="19"/>
+          <w:highlight w:val="white"/>
+          <w:lang w:val="en-US"/>
+        </w:rPr>
+        <w:t>Delete</w:t>
+      </w:r>
+      <w:r>
+        <w:rPr>
+          <w:rFonts w:ascii="Cascadia Mono" w:hAnsi="Cascadia Mono" w:cs="Cascadia Mono"/>
+          <w:color w:val="000000"/>
+          <w:sz w:val="19"/>
+          <w:szCs w:val="19"/>
+          <w:highlight w:val="white"/>
+          <w:lang w:val="en-US"/>
+        </w:rPr>
+        <w:t xml:space="preserve"> </w:t>
+      </w:r>
+      <w:r>
+        <w:rPr>
+          <w:rFonts w:ascii="Cascadia Mono" w:hAnsi="Cascadia Mono" w:cs="Cascadia Mono"/>
+          <w:color w:val="0000FF"/>
+          <w:sz w:val="19"/>
+          <w:szCs w:val="19"/>
+          <w:highlight w:val="white"/>
+          <w:lang w:val="en-US"/>
+        </w:rPr>
+        <w:t>On</w:t>
+      </w:r>
+      <w:r>
+        <w:rPr>
+          <w:rFonts w:ascii="Cascadia Mono" w:hAnsi="Cascadia Mono" w:cs="Cascadia Mono"/>
+          <w:color w:val="000000"/>
+          <w:sz w:val="19"/>
+          <w:szCs w:val="19"/>
+          <w:highlight w:val="white"/>
+          <w:lang w:val="en-US"/>
+        </w:rPr>
+        <w:t xml:space="preserve"> Orders </w:t>
+      </w:r>
+      <w:r>
+        <w:rPr>
+          <w:rFonts w:ascii="Cascadia Mono" w:hAnsi="Cascadia Mono" w:cs="Cascadia Mono"/>
+          <w:color w:val="0000FF"/>
+          <w:sz w:val="19"/>
+          <w:szCs w:val="19"/>
+          <w:highlight w:val="white"/>
+          <w:lang w:val="en-US"/>
+        </w:rPr>
+        <w:t>To</w:t>
+      </w:r>
+      <w:r>
+        <w:rPr>
+          <w:rFonts w:ascii="Cascadia Mono" w:hAnsi="Cascadia Mono" w:cs="Cascadia Mono"/>
+          <w:color w:val="000000"/>
+          <w:sz w:val="19"/>
+          <w:szCs w:val="19"/>
+          <w:highlight w:val="white"/>
+          <w:lang w:val="en-US"/>
+        </w:rPr>
+        <w:t xml:space="preserve"> OrderDataEntry</w:t>
+      </w:r>
+      <w:r>
+        <w:rPr>
+          <w:rFonts w:ascii="Cascadia Mono" w:hAnsi="Cascadia Mono" w:cs="Cascadia Mono"/>
+          <w:color w:val="808080"/>
+          <w:sz w:val="19"/>
+          <w:szCs w:val="19"/>
+          <w:highlight w:val="white"/>
+          <w:lang w:val="en-US"/>
+        </w:rPr>
+        <w:t>;</w:t>
       </w:r>
     </w:p>
     <w:p>
@@ -5180,6 +5907,7 @@
           <w:color w:val="808080"/>
           <w:sz w:val="19"/>
           <w:szCs w:val="19"/>
+          <w:lang w:val="en-US"/>
         </w:rPr>
       </w:pPr>
       <w:r>
@@ -5189,40 +5917,20 @@
           <w:sz w:val="19"/>
           <w:szCs w:val="19"/>
           <w:highlight w:val="white"/>
-        </w:rPr>
-        <w:t>ON</w:t>
-      </w:r>
-      <w:r>
-        <w:rPr>
-          <w:rFonts w:ascii="Cascadia Mono" w:hAnsi="Cascadia Mono" w:cs="Cascadia Mono"/>
-          <w:color w:val="000000"/>
-          <w:sz w:val="19"/>
-          <w:szCs w:val="19"/>
-          <w:highlight w:val="white"/>
-        </w:rPr>
-        <w:t xml:space="preserve"> [</w:t>
-      </w:r>
-      <w:proofErr w:type="spellStart"/>
-      <w:r>
-        <w:rPr>
-          <w:rFonts w:ascii="Cascadia Mono" w:hAnsi="Cascadia Mono" w:cs="Cascadia Mono"/>
-          <w:color w:val="000000"/>
-          <w:sz w:val="19"/>
-          <w:szCs w:val="19"/>
-          <w:highlight w:val="white"/>
-        </w:rPr>
-        <w:t>Employes</w:t>
-      </w:r>
-      <w:proofErr w:type="spellEnd"/>
-      <w:r>
-        <w:rPr>
-          <w:rFonts w:ascii="Cascadia Mono" w:hAnsi="Cascadia Mono" w:cs="Cascadia Mono"/>
-          <w:color w:val="000000"/>
-          <w:sz w:val="19"/>
-          <w:szCs w:val="19"/>
-          <w:highlight w:val="white"/>
-        </w:rPr>
-        <w:t>]</w:t>
+          <w:lang w:val="en-US"/>
+        </w:rPr>
+        <w:t>Grant</w:t>
+      </w:r>
+      <w:r>
+        <w:rPr>
+          <w:rFonts w:ascii="Cascadia Mono" w:hAnsi="Cascadia Mono" w:cs="Cascadia Mono"/>
+          <w:color w:val="000000"/>
+          <w:sz w:val="19"/>
+          <w:szCs w:val="19"/>
+          <w:highlight w:val="white"/>
+          <w:lang w:val="en-US"/>
+        </w:rPr>
+        <w:t xml:space="preserve"> </w:t>
       </w:r>
       <w:r>
         <w:rPr>
@@ -5231,50 +5939,75 @@
           <w:sz w:val="19"/>
           <w:szCs w:val="19"/>
           <w:highlight w:val="white"/>
+          <w:lang w:val="en-US"/>
+        </w:rPr>
+        <w:t>Insert</w:t>
+      </w:r>
+      <w:r>
+        <w:rPr>
+          <w:rFonts w:ascii="Cascadia Mono" w:hAnsi="Cascadia Mono" w:cs="Cascadia Mono"/>
+          <w:color w:val="808080"/>
+          <w:sz w:val="19"/>
+          <w:szCs w:val="19"/>
+          <w:highlight w:val="white"/>
+          <w:lang w:val="en-US"/>
+        </w:rPr>
+        <w:t>,</w:t>
+      </w:r>
+      <w:r>
+        <w:rPr>
+          <w:rFonts w:ascii="Cascadia Mono" w:hAnsi="Cascadia Mono" w:cs="Cascadia Mono"/>
+          <w:color w:val="000000"/>
+          <w:sz w:val="19"/>
+          <w:szCs w:val="19"/>
+          <w:highlight w:val="white"/>
+          <w:lang w:val="en-US"/>
         </w:rPr>
         <w:t xml:space="preserve"> </w:t>
       </w:r>
       <w:r>
         <w:rPr>
           <w:rFonts w:ascii="Cascadia Mono" w:hAnsi="Cascadia Mono" w:cs="Cascadia Mono"/>
+          <w:color w:val="FF00FF"/>
+          <w:sz w:val="19"/>
+          <w:szCs w:val="19"/>
+          <w:highlight w:val="white"/>
+          <w:lang w:val="en-US"/>
+        </w:rPr>
+        <w:t>Update</w:t>
+      </w:r>
+      <w:r>
+        <w:rPr>
+          <w:rFonts w:ascii="Cascadia Mono" w:hAnsi="Cascadia Mono" w:cs="Cascadia Mono"/>
           <w:color w:val="808080"/>
           <w:sz w:val="19"/>
           <w:szCs w:val="19"/>
           <w:highlight w:val="white"/>
-        </w:rPr>
-        <w:t>(</w:t>
-      </w:r>
-      <w:r>
-        <w:rPr>
-          <w:rFonts w:ascii="Cascadia Mono" w:hAnsi="Cascadia Mono" w:cs="Cascadia Mono"/>
-          <w:color w:val="000000"/>
-          <w:sz w:val="19"/>
-          <w:szCs w:val="19"/>
-          <w:highlight w:val="white"/>
-        </w:rPr>
-        <w:t>[</w:t>
-      </w:r>
-      <w:proofErr w:type="spellStart"/>
-      <w:r>
-        <w:rPr>
-          <w:rFonts w:ascii="Cascadia Mono" w:hAnsi="Cascadia Mono" w:cs="Cascadia Mono"/>
-          <w:color w:val="000000"/>
-          <w:sz w:val="19"/>
-          <w:szCs w:val="19"/>
-          <w:highlight w:val="white"/>
-        </w:rPr>
-        <w:t>name</w:t>
-      </w:r>
-      <w:proofErr w:type="spellEnd"/>
-      <w:r>
-        <w:rPr>
-          <w:rFonts w:ascii="Cascadia Mono" w:hAnsi="Cascadia Mono" w:cs="Cascadia Mono"/>
-          <w:color w:val="000000"/>
-          <w:sz w:val="19"/>
-          <w:szCs w:val="19"/>
-          <w:highlight w:val="white"/>
-        </w:rPr>
-        <w:t>]</w:t>
+          <w:lang w:val="en-US"/>
+        </w:rPr>
+        <w:t>,</w:t>
+      </w:r>
+      <w:r>
+        <w:rPr>
+          <w:rFonts w:ascii="Cascadia Mono" w:hAnsi="Cascadia Mono" w:cs="Cascadia Mono"/>
+          <w:color w:val="000000"/>
+          <w:sz w:val="19"/>
+          <w:szCs w:val="19"/>
+          <w:highlight w:val="white"/>
+          <w:lang w:val="en-US"/>
+        </w:rPr>
+        <w:t xml:space="preserve"> </w:t>
+      </w:r>
+      <w:r>
+        <w:rPr>
+          <w:rFonts w:ascii="Cascadia Mono" w:hAnsi="Cascadia Mono" w:cs="Cascadia Mono"/>
+          <w:color w:val="0000FF"/>
+          <w:sz w:val="19"/>
+          <w:szCs w:val="19"/>
+          <w:highlight w:val="white"/>
+          <w:lang w:val="en-US"/>
+        </w:rPr>
+        <w:t>Delete</w:t>
       </w:r>
       <w:r>
         <w:rPr>
@@ -5283,78 +6016,767 @@
           <w:sz w:val="19"/>
           <w:szCs w:val="19"/>
           <w:highlight w:val="white"/>
-        </w:rPr>
-        <w:t>);</w:t>
-      </w:r>
-    </w:p>
-    <w:p>
-      <w:pPr>
+          <w:lang w:val="en-US"/>
+        </w:rPr>
+        <w:t>,</w:t>
+      </w:r>
+      <w:r>
+        <w:rPr>
+          <w:rFonts w:ascii="Cascadia Mono" w:hAnsi="Cascadia Mono" w:cs="Cascadia Mono"/>
+          <w:color w:val="000000"/>
+          <w:sz w:val="19"/>
+          <w:szCs w:val="19"/>
+          <w:highlight w:val="white"/>
+          <w:lang w:val="en-US"/>
+        </w:rPr>
+        <w:t xml:space="preserve"> </w:t>
+      </w:r>
+      <w:r>
+        <w:rPr>
+          <w:rFonts w:ascii="Cascadia Mono" w:hAnsi="Cascadia Mono" w:cs="Cascadia Mono"/>
+          <w:color w:val="0000FF"/>
+          <w:sz w:val="19"/>
+          <w:szCs w:val="19"/>
+          <w:highlight w:val="white"/>
+          <w:lang w:val="en-US"/>
+        </w:rPr>
+        <w:t>Select</w:t>
+      </w:r>
+      <w:r>
+        <w:rPr>
+          <w:rFonts w:ascii="Cascadia Mono" w:hAnsi="Cascadia Mono" w:cs="Cascadia Mono"/>
+          <w:color w:val="000000"/>
+          <w:sz w:val="19"/>
+          <w:szCs w:val="19"/>
+          <w:highlight w:val="white"/>
+          <w:lang w:val="en-US"/>
+        </w:rPr>
+        <w:t xml:space="preserve"> </w:t>
+      </w:r>
+      <w:r>
+        <w:rPr>
+          <w:rFonts w:ascii="Cascadia Mono" w:hAnsi="Cascadia Mono" w:cs="Cascadia Mono"/>
+          <w:color w:val="0000FF"/>
+          <w:sz w:val="19"/>
+          <w:szCs w:val="19"/>
+          <w:highlight w:val="white"/>
+          <w:lang w:val="en-US"/>
+        </w:rPr>
+        <w:t>On</w:t>
+      </w:r>
+      <w:r>
+        <w:rPr>
+          <w:rFonts w:ascii="Cascadia Mono" w:hAnsi="Cascadia Mono" w:cs="Cascadia Mono"/>
+          <w:color w:val="000000"/>
+          <w:sz w:val="19"/>
+          <w:szCs w:val="19"/>
+          <w:highlight w:val="white"/>
+          <w:lang w:val="en-US"/>
+        </w:rPr>
+        <w:t xml:space="preserve"> Orders_Dishes </w:t>
+      </w:r>
+      <w:r>
+        <w:rPr>
+          <w:rFonts w:ascii="Cascadia Mono" w:hAnsi="Cascadia Mono" w:cs="Cascadia Mono"/>
+          <w:color w:val="0000FF"/>
+          <w:sz w:val="19"/>
+          <w:szCs w:val="19"/>
+          <w:highlight w:val="white"/>
+          <w:lang w:val="en-US"/>
+        </w:rPr>
+        <w:t>To</w:t>
+      </w:r>
+      <w:r>
+        <w:rPr>
+          <w:rFonts w:ascii="Cascadia Mono" w:hAnsi="Cascadia Mono" w:cs="Cascadia Mono"/>
+          <w:color w:val="000000"/>
+          <w:sz w:val="19"/>
+          <w:szCs w:val="19"/>
+          <w:highlight w:val="white"/>
+          <w:lang w:val="en-US"/>
+        </w:rPr>
+        <w:t xml:space="preserve"> OrderDataEntry</w:t>
+      </w:r>
+      <w:r>
+        <w:rPr>
+          <w:rFonts w:ascii="Cascadia Mono" w:hAnsi="Cascadia Mono" w:cs="Cascadia Mono"/>
+          <w:color w:val="808080"/>
+          <w:sz w:val="19"/>
+          <w:szCs w:val="19"/>
+          <w:highlight w:val="white"/>
+          <w:lang w:val="en-US"/>
+        </w:rPr>
+        <w:t>;</w:t>
+      </w:r>
+    </w:p>
+    <w:p>
+      <w:pPr>
+        <w:ind w:firstLine="708"/>
         <w:jc w:val="both"/>
         <w:rPr>
-          <w:rFonts w:ascii="Cascadia Mono" w:hAnsi="Cascadia Mono" w:cs="Cascadia Mono"/>
-          <w:color w:val="808080"/>
-          <w:sz w:val="19"/>
-          <w:szCs w:val="19"/>
-        </w:rPr>
-      </w:pPr>
-    </w:p>
-    <w:p>
-      <w:pPr>
+          <w:bCs/>
+          <w:color w:val="000000"/>
+          <w:szCs w:val="20"/>
+          <w:highlight w:val="yellow"/>
+          <w:shd w:val="clear" w:color="auto" w:fill="FFFFFF"/>
+          <w:lang w:val="en-US"/>
+        </w:rPr>
+      </w:pPr>
+    </w:p>
+    <w:p>
+      <w:pPr>
+        <w:ind w:firstLine="708"/>
         <w:jc w:val="both"/>
         <w:rPr>
-          <w:rFonts w:ascii="Cascadia Mono" w:hAnsi="Cascadia Mono" w:cs="Cascadia Mono"/>
-          <w:color w:val="808080"/>
-          <w:sz w:val="19"/>
-          <w:szCs w:val="19"/>
-        </w:rPr>
-      </w:pPr>
-    </w:p>
-    <w:p>
-      <w:pPr>
+          <w:bCs/>
+          <w:color w:val="000000"/>
+          <w:szCs w:val="20"/>
+          <w:shd w:val="clear" w:color="auto" w:fill="FFFFFF"/>
+        </w:rPr>
+      </w:pPr>
+      <w:r>
+        <w:rPr>
+          <w:bCs/>
+          <w:color w:val="000000"/>
+          <w:szCs w:val="20"/>
+          <w:shd w:val="clear" w:color="auto" w:fill="FFFFFF"/>
+        </w:rPr>
+        <w:t xml:space="preserve">В </w:t>
+      </w:r>
+      <w:r>
+        <w:rPr>
+          <w:bCs/>
+          <w:color w:val="000000"/>
+          <w:szCs w:val="20"/>
+          <w:shd w:val="clear" w:color="auto" w:fill="FFFFFF"/>
+          <w:lang w:val="en-US"/>
+        </w:rPr>
+        <w:t>MS</w:t>
+      </w:r>
+      <w:r>
+        <w:rPr>
+          <w:bCs/>
+          <w:color w:val="000000"/>
+          <w:szCs w:val="20"/>
+          <w:shd w:val="clear" w:color="auto" w:fill="FFFFFF"/>
+        </w:rPr>
+        <w:t xml:space="preserve"> </w:t>
+      </w:r>
+      <w:r>
+        <w:rPr>
+          <w:bCs/>
+          <w:color w:val="000000"/>
+          <w:szCs w:val="20"/>
+          <w:shd w:val="clear" w:color="auto" w:fill="FFFFFF"/>
+          <w:lang w:val="en-US"/>
+        </w:rPr>
+        <w:t>SQL</w:t>
+      </w:r>
+      <w:r>
+        <w:rPr>
+          <w:bCs/>
+          <w:color w:val="000000"/>
+          <w:szCs w:val="20"/>
+          <w:shd w:val="clear" w:color="auto" w:fill="FFFFFF"/>
+        </w:rPr>
+        <w:t xml:space="preserve"> </w:t>
+      </w:r>
+      <w:r>
+        <w:rPr>
+          <w:bCs/>
+          <w:color w:val="000000"/>
+          <w:szCs w:val="20"/>
+          <w:shd w:val="clear" w:color="auto" w:fill="FFFFFF"/>
+        </w:rPr>
+        <w:t xml:space="preserve">нельзя настраивать кодировку базы данных. Типы </w:t>
+      </w:r>
+      <w:r>
+        <w:rPr>
+          <w:bCs/>
+          <w:color w:val="000000"/>
+          <w:szCs w:val="20"/>
+          <w:shd w:val="clear" w:color="auto" w:fill="FFFFFF"/>
+          <w:lang w:val="en-US"/>
+        </w:rPr>
+        <w:t>char</w:t>
+      </w:r>
+      <w:r>
+        <w:rPr>
+          <w:bCs/>
+          <w:color w:val="000000"/>
+          <w:szCs w:val="20"/>
+          <w:shd w:val="clear" w:color="auto" w:fill="FFFFFF"/>
+        </w:rPr>
+        <w:t xml:space="preserve">, </w:t>
+      </w:r>
+      <w:r>
+        <w:rPr>
+          <w:bCs/>
+          <w:color w:val="000000"/>
+          <w:szCs w:val="20"/>
+          <w:shd w:val="clear" w:color="auto" w:fill="FFFFFF"/>
+          <w:lang w:val="en-US"/>
+        </w:rPr>
+        <w:t>varchar</w:t>
+      </w:r>
+      <w:r>
+        <w:rPr>
+          <w:bCs/>
+          <w:color w:val="000000"/>
+          <w:szCs w:val="20"/>
+          <w:shd w:val="clear" w:color="auto" w:fill="FFFFFF"/>
+        </w:rPr>
+        <w:t xml:space="preserve"> </w:t>
+      </w:r>
+      <w:r>
+        <w:rPr>
+          <w:bCs/>
+          <w:color w:val="000000"/>
+          <w:szCs w:val="20"/>
+          <w:shd w:val="clear" w:color="auto" w:fill="FFFFFF"/>
+        </w:rPr>
+        <w:t xml:space="preserve">используют кодировку </w:t>
+      </w:r>
+      <w:r>
+        <w:rPr>
+          <w:bCs/>
+          <w:color w:val="000000"/>
+          <w:szCs w:val="20"/>
+          <w:shd w:val="clear" w:color="auto" w:fill="FFFFFF"/>
+          <w:lang w:val="en-US"/>
+        </w:rPr>
+        <w:t>ASCII</w:t>
+      </w:r>
+      <w:r>
+        <w:rPr>
+          <w:bCs/>
+          <w:color w:val="000000"/>
+          <w:szCs w:val="20"/>
+          <w:shd w:val="clear" w:color="auto" w:fill="FFFFFF"/>
+        </w:rPr>
+        <w:t xml:space="preserve"> (1 байт на символ)</w:t>
+      </w:r>
+      <w:r>
+        <w:rPr>
+          <w:bCs/>
+          <w:color w:val="000000"/>
+          <w:szCs w:val="20"/>
+          <w:shd w:val="clear" w:color="auto" w:fill="FFFFFF"/>
+        </w:rPr>
+        <w:t xml:space="preserve">, </w:t>
+      </w:r>
+      <w:r>
+        <w:rPr>
+          <w:bCs/>
+          <w:color w:val="000000"/>
+          <w:szCs w:val="20"/>
+          <w:shd w:val="clear" w:color="auto" w:fill="FFFFFF"/>
+        </w:rPr>
+        <w:t xml:space="preserve">а типы </w:t>
+      </w:r>
+      <w:r>
+        <w:rPr>
+          <w:bCs/>
+          <w:color w:val="000000"/>
+          <w:szCs w:val="20"/>
+          <w:shd w:val="clear" w:color="auto" w:fill="FFFFFF"/>
+          <w:lang w:val="en-US"/>
+        </w:rPr>
+        <w:t>nchar</w:t>
+      </w:r>
+      <w:r>
+        <w:rPr>
+          <w:bCs/>
+          <w:color w:val="000000"/>
+          <w:szCs w:val="20"/>
+          <w:shd w:val="clear" w:color="auto" w:fill="FFFFFF"/>
+        </w:rPr>
+        <w:t xml:space="preserve">, </w:t>
+      </w:r>
+      <w:r>
+        <w:rPr>
+          <w:bCs/>
+          <w:color w:val="000000"/>
+          <w:szCs w:val="20"/>
+          <w:shd w:val="clear" w:color="auto" w:fill="FFFFFF"/>
+          <w:lang w:val="en-US"/>
+        </w:rPr>
+        <w:t>nvarchar</w:t>
+      </w:r>
+      <w:r>
+        <w:rPr>
+          <w:bCs/>
+          <w:color w:val="000000"/>
+          <w:szCs w:val="20"/>
+          <w:shd w:val="clear" w:color="auto" w:fill="FFFFFF"/>
+        </w:rPr>
+        <w:t xml:space="preserve"> </w:t>
+      </w:r>
+      <w:r>
+        <w:rPr>
+          <w:bCs/>
+          <w:color w:val="000000"/>
+          <w:szCs w:val="20"/>
+          <w:shd w:val="clear" w:color="auto" w:fill="FFFFFF"/>
+        </w:rPr>
+        <w:t xml:space="preserve">используют кодировку </w:t>
+      </w:r>
+      <w:r>
+        <w:rPr>
+          <w:bCs/>
+          <w:color w:val="000000"/>
+          <w:szCs w:val="20"/>
+          <w:shd w:val="clear" w:color="auto" w:fill="FFFFFF"/>
+          <w:lang w:val="en-US"/>
+        </w:rPr>
+        <w:t>UTF</w:t>
+      </w:r>
+      <w:r>
+        <w:rPr>
+          <w:bCs/>
+          <w:color w:val="000000"/>
+          <w:szCs w:val="20"/>
+          <w:shd w:val="clear" w:color="auto" w:fill="FFFFFF"/>
+        </w:rPr>
+        <w:t>-16</w:t>
+      </w:r>
+      <w:r>
+        <w:rPr>
+          <w:bCs/>
+          <w:color w:val="000000"/>
+          <w:szCs w:val="20"/>
+          <w:shd w:val="clear" w:color="auto" w:fill="FFFFFF"/>
+        </w:rPr>
+        <w:t xml:space="preserve"> (2 байт на символ)</w:t>
+      </w:r>
+      <w:r>
+        <w:rPr>
+          <w:bCs/>
+          <w:color w:val="000000"/>
+          <w:szCs w:val="20"/>
+          <w:shd w:val="clear" w:color="auto" w:fill="FFFFFF"/>
+        </w:rPr>
+        <w:t>.</w:t>
+      </w:r>
+      <w:r>
+        <w:rPr>
+          <w:bCs/>
+          <w:color w:val="000000"/>
+          <w:szCs w:val="20"/>
+          <w:shd w:val="clear" w:color="auto" w:fill="FFFFFF"/>
+        </w:rPr>
+        <w:t xml:space="preserve"> Но можно определять параметр сортировки символов</w:t>
+      </w:r>
+      <w:r>
+        <w:rPr>
+          <w:bCs/>
+          <w:color w:val="000000"/>
+          <w:szCs w:val="20"/>
+          <w:shd w:val="clear" w:color="auto" w:fill="FFFFFF"/>
+        </w:rPr>
+        <w:t xml:space="preserve">, </w:t>
+      </w:r>
+      <w:r>
+        <w:rPr>
+          <w:bCs/>
+          <w:color w:val="000000"/>
+          <w:szCs w:val="20"/>
+          <w:shd w:val="clear" w:color="auto" w:fill="FFFFFF"/>
+        </w:rPr>
+        <w:t>если мы используем символы</w:t>
+      </w:r>
+      <w:r>
+        <w:rPr>
+          <w:bCs/>
+          <w:color w:val="000000"/>
+          <w:szCs w:val="20"/>
+          <w:shd w:val="clear" w:color="auto" w:fill="FFFFFF"/>
+        </w:rPr>
+        <w:t xml:space="preserve">, </w:t>
+      </w:r>
+      <w:r>
+        <w:rPr>
+          <w:bCs/>
+          <w:color w:val="000000"/>
+          <w:szCs w:val="20"/>
+          <w:shd w:val="clear" w:color="auto" w:fill="FFFFFF"/>
+        </w:rPr>
+        <w:t xml:space="preserve">отличные от латинского алфавита. </w:t>
+      </w:r>
+      <w:r>
+        <w:rPr>
+          <w:bCs/>
+          <w:color w:val="000000"/>
+          <w:szCs w:val="20"/>
+          <w:shd w:val="clear" w:color="auto" w:fill="FFFFFF"/>
+        </w:rPr>
+        <w:t>Для данной базы данных используется параме</w:t>
+      </w:r>
+      <w:r>
+        <w:rPr>
+          <w:bCs/>
+          <w:color w:val="000000"/>
+          <w:szCs w:val="20"/>
+          <w:shd w:val="clear" w:color="auto" w:fill="FFFFFF"/>
+        </w:rPr>
+        <w:t>тр</w:t>
+      </w:r>
+      <w:r>
+        <w:rPr>
+          <w:bCs/>
+          <w:color w:val="000000"/>
+          <w:szCs w:val="20"/>
+          <w:shd w:val="clear" w:color="auto" w:fill="FFFFFF"/>
+        </w:rPr>
+        <w:t xml:space="preserve"> сортиров</w:t>
+      </w:r>
+      <w:r>
+        <w:rPr>
+          <w:bCs/>
+          <w:color w:val="000000"/>
+          <w:szCs w:val="20"/>
+          <w:shd w:val="clear" w:color="auto" w:fill="FFFFFF"/>
+        </w:rPr>
+        <w:t>к</w:t>
+      </w:r>
+      <w:r>
+        <w:rPr>
+          <w:bCs/>
+          <w:color w:val="000000"/>
+          <w:szCs w:val="20"/>
+          <w:shd w:val="clear" w:color="auto" w:fill="FFFFFF"/>
+        </w:rPr>
+        <w:t>и</w:t>
+      </w:r>
+      <w:r>
+        <w:rPr>
+          <w:bCs/>
+          <w:color w:val="000000"/>
+          <w:szCs w:val="20"/>
+          <w:shd w:val="clear" w:color="auto" w:fill="FFFFFF"/>
+        </w:rPr>
+        <w:t xml:space="preserve"> </w:t>
+      </w:r>
+      <w:r>
+        <w:rPr>
+          <w:bCs/>
+          <w:color w:val="000000"/>
+          <w:szCs w:val="20"/>
+          <w:shd w:val="clear" w:color="auto" w:fill="FFFFFF"/>
+          <w:lang w:val="en-US"/>
+        </w:rPr>
+        <w:t>Cyrillic</w:t>
+      </w:r>
+      <w:r>
+        <w:rPr>
+          <w:bCs/>
+          <w:color w:val="000000"/>
+          <w:szCs w:val="20"/>
+          <w:shd w:val="clear" w:color="auto" w:fill="FFFFFF"/>
+        </w:rPr>
+        <w:t>_</w:t>
+      </w:r>
+      <w:r>
+        <w:rPr>
+          <w:bCs/>
+          <w:color w:val="000000"/>
+          <w:szCs w:val="20"/>
+          <w:shd w:val="clear" w:color="auto" w:fill="FFFFFF"/>
+          <w:lang w:val="en-US"/>
+        </w:rPr>
+        <w:t>General</w:t>
+      </w:r>
+      <w:r>
+        <w:rPr>
+          <w:bCs/>
+          <w:color w:val="000000"/>
+          <w:szCs w:val="20"/>
+          <w:shd w:val="clear" w:color="auto" w:fill="FFFFFF"/>
+        </w:rPr>
+        <w:t>_</w:t>
+      </w:r>
+      <w:r>
+        <w:rPr>
+          <w:bCs/>
+          <w:color w:val="000000"/>
+          <w:szCs w:val="20"/>
+          <w:shd w:val="clear" w:color="auto" w:fill="FFFFFF"/>
+          <w:lang w:val="en-US"/>
+        </w:rPr>
+        <w:t>CI</w:t>
+      </w:r>
+      <w:r>
+        <w:rPr>
+          <w:bCs/>
+          <w:color w:val="000000"/>
+          <w:szCs w:val="20"/>
+          <w:shd w:val="clear" w:color="auto" w:fill="FFFFFF"/>
+        </w:rPr>
+        <w:t>_</w:t>
+      </w:r>
+      <w:r>
+        <w:rPr>
+          <w:bCs/>
+          <w:color w:val="000000"/>
+          <w:szCs w:val="20"/>
+          <w:shd w:val="clear" w:color="auto" w:fill="FFFFFF"/>
+          <w:lang w:val="en-US"/>
+        </w:rPr>
+        <w:t>AS</w:t>
+      </w:r>
+      <w:r>
+        <w:rPr>
+          <w:bCs/>
+          <w:color w:val="000000"/>
+          <w:szCs w:val="20"/>
+          <w:shd w:val="clear" w:color="auto" w:fill="FFFFFF"/>
+        </w:rPr>
+        <w:t xml:space="preserve"> </w:t>
+      </w:r>
+      <w:r>
+        <w:rPr>
+          <w:bCs/>
+          <w:color w:val="000000"/>
+          <w:szCs w:val="20"/>
+          <w:shd w:val="clear" w:color="auto" w:fill="FFFFFF"/>
+        </w:rPr>
+        <w:t>для отображения русских сим</w:t>
+      </w:r>
+      <w:r>
+        <w:rPr>
+          <w:bCs/>
+          <w:color w:val="000000"/>
+          <w:szCs w:val="20"/>
+          <w:shd w:val="clear" w:color="auto" w:fill="FFFFFF"/>
+        </w:rPr>
+        <w:t>в</w:t>
+      </w:r>
+      <w:r>
+        <w:rPr>
+          <w:bCs/>
+          <w:color w:val="000000"/>
+          <w:szCs w:val="20"/>
+          <w:shd w:val="clear" w:color="auto" w:fill="FFFFFF"/>
+        </w:rPr>
+        <w:t>олов</w:t>
+      </w:r>
+      <w:r>
+        <w:rPr>
+          <w:bCs/>
+          <w:color w:val="000000"/>
+          <w:szCs w:val="20"/>
+          <w:shd w:val="clear" w:color="auto" w:fill="FFFFFF"/>
+        </w:rPr>
+        <w:t>.</w:t>
+      </w:r>
+    </w:p>
+    <w:p>
+      <w:pPr>
+        <w:ind w:firstLine="708"/>
         <w:jc w:val="both"/>
         <w:rPr>
-          <w:rFonts w:ascii="Cascadia Mono" w:hAnsi="Cascadia Mono" w:cs="Cascadia Mono"/>
-          <w:color w:val="808080"/>
-          <w:sz w:val="19"/>
-          <w:szCs w:val="19"/>
-        </w:rPr>
-      </w:pPr>
-    </w:p>
-    <w:p>
-      <w:pPr>
+          <w:bCs/>
+          <w:color w:val="000000"/>
+          <w:szCs w:val="20"/>
+          <w:shd w:val="clear" w:color="auto" w:fill="FFFFFF"/>
+        </w:rPr>
+      </w:pPr>
+      <w:r>
+        <w:rPr>
+          <w:bCs/>
+          <w:color w:val="000000"/>
+          <w:szCs w:val="20"/>
+          <w:shd w:val="clear" w:color="auto" w:fill="FFFFFF"/>
+        </w:rPr>
+        <w:t>Метод</w:t>
+      </w:r>
+      <w:r>
+        <w:rPr>
+          <w:bCs/>
+          <w:color w:val="000000"/>
+          <w:szCs w:val="20"/>
+          <w:shd w:val="clear" w:color="auto" w:fill="FFFFFF"/>
+        </w:rPr>
+        <w:t>ы</w:t>
+      </w:r>
+      <w:r>
+        <w:rPr>
+          <w:bCs/>
+          <w:color w:val="000000"/>
+          <w:szCs w:val="20"/>
+          <w:shd w:val="clear" w:color="auto" w:fill="FFFFFF"/>
+        </w:rPr>
+        <w:t xml:space="preserve"> доступа к данным в </w:t>
+      </w:r>
+      <w:r>
+        <w:rPr>
+          <w:bCs/>
+          <w:color w:val="000000"/>
+          <w:szCs w:val="20"/>
+          <w:shd w:val="clear" w:color="auto" w:fill="FFFFFF"/>
+          <w:lang w:val="en-US"/>
+        </w:rPr>
+        <w:t>MS</w:t>
+      </w:r>
+      <w:r>
+        <w:rPr>
+          <w:bCs/>
+          <w:color w:val="000000"/>
+          <w:szCs w:val="20"/>
+          <w:shd w:val="clear" w:color="auto" w:fill="FFFFFF"/>
+        </w:rPr>
+        <w:t xml:space="preserve"> </w:t>
+      </w:r>
+      <w:r>
+        <w:rPr>
+          <w:bCs/>
+          <w:color w:val="000000"/>
+          <w:szCs w:val="20"/>
+          <w:shd w:val="clear" w:color="auto" w:fill="FFFFFF"/>
+          <w:lang w:val="en-US"/>
+        </w:rPr>
+        <w:t>SQL</w:t>
+      </w:r>
+      <w:r>
+        <w:rPr>
+          <w:bCs/>
+          <w:color w:val="000000"/>
+          <w:szCs w:val="20"/>
+          <w:shd w:val="clear" w:color="auto" w:fill="FFFFFF"/>
+        </w:rPr>
+        <w:t xml:space="preserve"> </w:t>
+      </w:r>
+      <w:r>
+        <w:rPr>
+          <w:bCs/>
+          <w:color w:val="000000"/>
+          <w:szCs w:val="20"/>
+          <w:shd w:val="clear" w:color="auto" w:fill="FFFFFF"/>
+          <w:lang w:val="en-US"/>
+        </w:rPr>
+        <w:t>Server</w:t>
+      </w:r>
+      <w:r>
+        <w:rPr>
+          <w:bCs/>
+          <w:color w:val="000000"/>
+          <w:szCs w:val="20"/>
+          <w:shd w:val="clear" w:color="auto" w:fill="FFFFFF"/>
+        </w:rPr>
+        <w:t xml:space="preserve"> это операторы</w:t>
+      </w:r>
+      <w:r>
+        <w:rPr>
+          <w:bCs/>
+          <w:color w:val="000000"/>
+          <w:szCs w:val="20"/>
+          <w:shd w:val="clear" w:color="auto" w:fill="FFFFFF"/>
+        </w:rPr>
+        <w:t xml:space="preserve"> </w:t>
+      </w:r>
+      <w:r>
+        <w:rPr>
+          <w:bCs/>
+          <w:color w:val="000000"/>
+          <w:szCs w:val="20"/>
+          <w:shd w:val="clear" w:color="auto" w:fill="FFFFFF"/>
+          <w:lang w:val="en-US"/>
+        </w:rPr>
+        <w:t>Scan</w:t>
+      </w:r>
+      <w:r>
+        <w:rPr>
+          <w:bCs/>
+          <w:color w:val="000000"/>
+          <w:szCs w:val="20"/>
+          <w:shd w:val="clear" w:color="auto" w:fill="FFFFFF"/>
+        </w:rPr>
+        <w:t xml:space="preserve">, </w:t>
+      </w:r>
+      <w:r>
+        <w:rPr>
+          <w:bCs/>
+          <w:color w:val="000000"/>
+          <w:szCs w:val="20"/>
+          <w:shd w:val="clear" w:color="auto" w:fill="FFFFFF"/>
+          <w:lang w:val="en-US"/>
+        </w:rPr>
+        <w:t>Seek</w:t>
+      </w:r>
+      <w:r>
+        <w:rPr>
+          <w:bCs/>
+          <w:color w:val="000000"/>
+          <w:szCs w:val="20"/>
+          <w:shd w:val="clear" w:color="auto" w:fill="FFFFFF"/>
+        </w:rPr>
+        <w:t>.</w:t>
+      </w:r>
+    </w:p>
+    <w:p>
+      <w:pPr>
+        <w:ind w:firstLine="708"/>
         <w:jc w:val="both"/>
         <w:rPr>
-          <w:rFonts w:eastAsia="Times New Roman"/>
-          <w:sz w:val="24"/>
-          <w:szCs w:val="24"/>
-          <w:lang w:val="en-US" w:eastAsia="ru-RU"/>
-        </w:rPr>
-      </w:pPr>
-    </w:p>
-    <w:p>
-      <w:pPr>
-        <w:spacing w:before="100" w:beforeAutospacing="1" w:after="100" w:afterAutospacing="1"/>
+          <w:bCs/>
+          <w:color w:val="000000"/>
+          <w:szCs w:val="20"/>
+          <w:shd w:val="clear" w:color="auto" w:fill="FFFFFF"/>
+        </w:rPr>
+      </w:pPr>
+      <w:r>
+        <w:rPr>
+          <w:bCs/>
+          <w:color w:val="000000"/>
+          <w:szCs w:val="20"/>
+          <w:shd w:val="clear" w:color="auto" w:fill="FFFFFF"/>
+        </w:rPr>
+        <w:t>Настройки</w:t>
+      </w:r>
+      <w:r>
+        <w:rPr>
+          <w:bCs/>
+          <w:color w:val="000000"/>
+          <w:szCs w:val="20"/>
+          <w:shd w:val="clear" w:color="auto" w:fill="FFFFFF"/>
+        </w:rPr>
+        <w:t xml:space="preserve"> пред</w:t>
+      </w:r>
+      <w:r>
+        <w:rPr>
+          <w:bCs/>
+          <w:color w:val="000000"/>
+          <w:szCs w:val="20"/>
+          <w:shd w:val="clear" w:color="auto" w:fill="FFFFFF"/>
+        </w:rPr>
+        <w:t>ставлены на рисунке 1.</w:t>
+      </w:r>
+    </w:p>
+    <w:p>
+      <w:pPr>
+        <w:ind w:firstLine="708"/>
         <w:jc w:val="center"/>
         <w:rPr>
-          <w:rFonts w:eastAsia="Times New Roman"/>
-          <w:sz w:val="24"/>
-          <w:szCs w:val="24"/>
-          <w:lang w:eastAsia="ru-RU"/>
-        </w:rPr>
-      </w:pPr>
-      <w:r>
-        <w:rPr>
-          <w:rFonts w:eastAsia="Times New Roman"/>
+          <w:bCs/>
+          <w:color w:val="000000"/>
+          <w:szCs w:val="20"/>
+          <w:shd w:val="clear" w:color="auto" w:fill="FFFFFF"/>
+        </w:rPr>
+      </w:pPr>
+      <w:r>
+        <w:rPr>
+          <w:bCs/>
           <w:noProof/>
-          <w:sz w:val="24"/>
-          <w:szCs w:val="24"/>
-          <w:lang w:eastAsia="ru-RU"/>
-        </w:rPr>
+          <w:color w:val="000000"/>
+          <w:szCs w:val="20"/>
+          <w:shd w:val="clear" w:color="auto" w:fill="FFFFFF"/>
+        </w:rPr>
+        <w:lastRenderedPageBreak/>
         <w:drawing>
-          <wp:inline distT="0" distB="0" distL="0" distR="0" wp14:anchorId="59C04D7A" wp14:editId="41691A43">
-            <wp:extent cx="5939790" cy="1951990"/>
-            <wp:effectExtent l="0" t="0" r="3810" b="0"/>
-            <wp:docPr id="2" name="Рисунок 2"/>
+          <wp:inline distT="0" distB="0" distL="0" distR="0" wp14:anchorId="376BE237" wp14:editId="208F7363">
+            <wp:extent cx="4886325" cy="8943975"/>
+            <wp:effectExtent l="0" t="0" r="9525" b="9525"/>
+            <wp:docPr id="5" name="Рисунок 5"/>
             <wp:cNvGraphicFramePr>
               <a:graphicFrameLocks xmlns:a="http://schemas.openxmlformats.org/drawingml/2006/main" noChangeAspect="1"/>
             </wp:cNvGraphicFramePr>
@@ -5362,7 +6784,7 @@
               <a:graphicData uri="http://schemas.openxmlformats.org/drawingml/2006/picture">
                 <pic:pic xmlns:pic="http://schemas.openxmlformats.org/drawingml/2006/picture">
                   <pic:nvPicPr>
-                    <pic:cNvPr id="0" name="Picture 1"/>
+                    <pic:cNvPr id="0" name="Picture 4"/>
                     <pic:cNvPicPr>
                       <a:picLocks noChangeAspect="1" noChangeArrowheads="1"/>
                     </pic:cNvPicPr>
@@ -5383,7 +6805,7 @@
                   <pic:spPr bwMode="auto">
                     <a:xfrm>
                       <a:off x="0" y="0"/>
-                      <a:ext cx="5939790" cy="1951990"/>
+                      <a:ext cx="4886325" cy="8943975"/>
                     </a:xfrm>
                     <a:prstGeom prst="rect">
                       <a:avLst/>
@@ -5402,6 +6824,1124 @@
     </w:p>
     <w:p>
       <w:pPr>
+        <w:ind w:firstLine="708"/>
+        <w:jc w:val="center"/>
+        <w:rPr>
+          <w:bCs/>
+          <w:color w:val="000000"/>
+          <w:szCs w:val="20"/>
+          <w:shd w:val="clear" w:color="auto" w:fill="FFFFFF"/>
+        </w:rPr>
+      </w:pPr>
+      <w:r>
+        <w:rPr>
+          <w:bCs/>
+          <w:color w:val="000000"/>
+          <w:szCs w:val="20"/>
+          <w:shd w:val="clear" w:color="auto" w:fill="FFFFFF"/>
+        </w:rPr>
+        <w:t>Рисунок 1 – Настройки базы данных</w:t>
+      </w:r>
+    </w:p>
+    <w:p>
+      <w:pPr>
+        <w:jc w:val="both"/>
+        <w:rPr>
+          <w:bCs/>
+          <w:color w:val="000000"/>
+          <w:szCs w:val="20"/>
+          <w:shd w:val="clear" w:color="auto" w:fill="FFFFFF"/>
+        </w:rPr>
+      </w:pPr>
+    </w:p>
+    <w:p>
+      <w:pPr>
+        <w:ind w:firstLine="708"/>
+        <w:jc w:val="both"/>
+        <w:rPr>
+          <w:bCs/>
+          <w:color w:val="000000"/>
+          <w:szCs w:val="20"/>
+          <w:shd w:val="clear" w:color="auto" w:fill="FFFFFF"/>
+        </w:rPr>
+      </w:pPr>
+      <w:r>
+        <w:rPr>
+          <w:bCs/>
+          <w:color w:val="000000"/>
+          <w:szCs w:val="20"/>
+          <w:shd w:val="clear" w:color="auto" w:fill="FFFFFF"/>
+        </w:rPr>
+        <w:t>Для всех столбцов «</w:t>
+      </w:r>
+      <w:r>
+        <w:rPr>
+          <w:bCs/>
+          <w:color w:val="000000"/>
+          <w:szCs w:val="20"/>
+          <w:shd w:val="clear" w:color="auto" w:fill="FFFFFF"/>
+          <w:lang w:val="en-US"/>
+        </w:rPr>
+        <w:t>id</w:t>
+      </w:r>
+      <w:r>
+        <w:rPr>
+          <w:bCs/>
+          <w:color w:val="000000"/>
+          <w:szCs w:val="20"/>
+          <w:shd w:val="clear" w:color="auto" w:fill="FFFFFF"/>
+        </w:rPr>
+        <w:t>»</w:t>
+      </w:r>
+      <w:r>
+        <w:rPr>
+          <w:bCs/>
+          <w:color w:val="000000"/>
+          <w:szCs w:val="20"/>
+          <w:shd w:val="clear" w:color="auto" w:fill="FFFFFF"/>
+        </w:rPr>
+        <w:t xml:space="preserve"> </w:t>
+      </w:r>
+      <w:r>
+        <w:rPr>
+          <w:bCs/>
+          <w:color w:val="000000"/>
+          <w:szCs w:val="20"/>
+          <w:shd w:val="clear" w:color="auto" w:fill="FFFFFF"/>
+        </w:rPr>
+        <w:t xml:space="preserve">в каждой таблице созданы кластеризованные индексы. Для </w:t>
+      </w:r>
+      <w:r>
+        <w:rPr>
+          <w:bCs/>
+          <w:color w:val="000000"/>
+          <w:szCs w:val="20"/>
+          <w:shd w:val="clear" w:color="auto" w:fill="FFFFFF"/>
+        </w:rPr>
+        <w:t>эффективного поиска по датам</w:t>
+      </w:r>
+      <w:r>
+        <w:rPr>
+          <w:bCs/>
+          <w:color w:val="000000"/>
+          <w:szCs w:val="20"/>
+          <w:shd w:val="clear" w:color="auto" w:fill="FFFFFF"/>
+        </w:rPr>
+        <w:t xml:space="preserve"> для столбца «</w:t>
+      </w:r>
+      <w:r>
+        <w:rPr>
+          <w:bCs/>
+          <w:color w:val="000000"/>
+          <w:szCs w:val="20"/>
+          <w:shd w:val="clear" w:color="auto" w:fill="FFFFFF"/>
+          <w:lang w:val="en-US"/>
+        </w:rPr>
+        <w:t>time</w:t>
+      </w:r>
+      <w:r>
+        <w:rPr>
+          <w:bCs/>
+          <w:color w:val="000000"/>
+          <w:szCs w:val="20"/>
+          <w:shd w:val="clear" w:color="auto" w:fill="FFFFFF"/>
+        </w:rPr>
+        <w:t>»</w:t>
+      </w:r>
+      <w:r>
+        <w:rPr>
+          <w:bCs/>
+          <w:color w:val="000000"/>
+          <w:szCs w:val="20"/>
+          <w:shd w:val="clear" w:color="auto" w:fill="FFFFFF"/>
+        </w:rPr>
+        <w:t xml:space="preserve"> </w:t>
+      </w:r>
+      <w:r>
+        <w:rPr>
+          <w:bCs/>
+          <w:color w:val="000000"/>
+          <w:szCs w:val="20"/>
+          <w:shd w:val="clear" w:color="auto" w:fill="FFFFFF"/>
+        </w:rPr>
+        <w:t xml:space="preserve">в таблице </w:t>
+      </w:r>
+      <w:r>
+        <w:rPr>
+          <w:bCs/>
+          <w:color w:val="000000"/>
+          <w:szCs w:val="20"/>
+          <w:shd w:val="clear" w:color="auto" w:fill="FFFFFF"/>
+          <w:lang w:val="en-US"/>
+        </w:rPr>
+        <w:t>Orders</w:t>
+      </w:r>
+      <w:r>
+        <w:rPr>
+          <w:bCs/>
+          <w:color w:val="000000"/>
+          <w:szCs w:val="20"/>
+          <w:shd w:val="clear" w:color="auto" w:fill="FFFFFF"/>
+        </w:rPr>
+        <w:t xml:space="preserve"> создан некластеризованный индекс. Также индексы созданы для ч</w:t>
+      </w:r>
+      <w:r>
+        <w:rPr>
+          <w:bCs/>
+          <w:color w:val="000000"/>
+          <w:szCs w:val="20"/>
+          <w:shd w:val="clear" w:color="auto" w:fill="FFFFFF"/>
+        </w:rPr>
+        <w:t xml:space="preserve">асто используемых полей поиска (название </w:t>
+      </w:r>
+      <w:r>
+        <w:rPr>
+          <w:bCs/>
+          <w:color w:val="000000"/>
+          <w:szCs w:val="20"/>
+          <w:shd w:val="clear" w:color="auto" w:fill="FFFFFF"/>
+        </w:rPr>
+        <w:t>блюда</w:t>
+      </w:r>
+      <w:r>
+        <w:rPr>
+          <w:bCs/>
+          <w:color w:val="000000"/>
+          <w:szCs w:val="20"/>
+          <w:shd w:val="clear" w:color="auto" w:fill="FFFFFF"/>
+        </w:rPr>
+        <w:t xml:space="preserve">, имя </w:t>
+      </w:r>
+      <w:r>
+        <w:rPr>
+          <w:bCs/>
+          <w:color w:val="000000"/>
+          <w:szCs w:val="20"/>
+          <w:shd w:val="clear" w:color="auto" w:fill="FFFFFF"/>
+        </w:rPr>
+        <w:t>работника</w:t>
+      </w:r>
+      <w:r>
+        <w:rPr>
+          <w:bCs/>
+          <w:color w:val="000000"/>
+          <w:szCs w:val="20"/>
+          <w:shd w:val="clear" w:color="auto" w:fill="FFFFFF"/>
+        </w:rPr>
+        <w:t xml:space="preserve">, </w:t>
+      </w:r>
+      <w:r>
+        <w:rPr>
+          <w:bCs/>
+          <w:color w:val="000000"/>
+          <w:szCs w:val="20"/>
+          <w:shd w:val="clear" w:color="auto" w:fill="FFFFFF"/>
+        </w:rPr>
+        <w:t>категория блюда</w:t>
+      </w:r>
+      <w:r>
+        <w:rPr>
+          <w:bCs/>
+          <w:color w:val="000000"/>
+          <w:szCs w:val="20"/>
+          <w:shd w:val="clear" w:color="auto" w:fill="FFFFFF"/>
+        </w:rPr>
+        <w:t>)</w:t>
+      </w:r>
+      <w:r>
+        <w:rPr>
+          <w:bCs/>
+          <w:color w:val="000000"/>
+          <w:szCs w:val="20"/>
+          <w:shd w:val="clear" w:color="auto" w:fill="FFFFFF"/>
+        </w:rPr>
+        <w:t>.</w:t>
+      </w:r>
+    </w:p>
+    <w:p>
+      <w:pPr>
+        <w:jc w:val="both"/>
+        <w:rPr>
+          <w:bCs/>
+          <w:color w:val="000000"/>
+          <w:szCs w:val="20"/>
+          <w:shd w:val="clear" w:color="auto" w:fill="FFFFFF"/>
+        </w:rPr>
+      </w:pPr>
+    </w:p>
+    <w:p>
+      <w:pPr>
+        <w:jc w:val="both"/>
+        <w:rPr>
+          <w:bCs/>
+          <w:color w:val="000000"/>
+          <w:szCs w:val="20"/>
+          <w:shd w:val="clear" w:color="auto" w:fill="FFFFFF"/>
+          <w:lang w:val="en-US"/>
+        </w:rPr>
+      </w:pPr>
+      <w:r>
+        <w:rPr>
+          <w:bCs/>
+          <w:color w:val="000000"/>
+          <w:szCs w:val="20"/>
+          <w:shd w:val="clear" w:color="auto" w:fill="FFFFFF"/>
+        </w:rPr>
+        <w:t>Созданные</w:t>
+      </w:r>
+      <w:r>
+        <w:rPr>
+          <w:bCs/>
+          <w:color w:val="000000"/>
+          <w:szCs w:val="20"/>
+          <w:shd w:val="clear" w:color="auto" w:fill="FFFFFF"/>
+          <w:lang w:val="en-US"/>
+        </w:rPr>
+        <w:t xml:space="preserve"> </w:t>
+      </w:r>
+      <w:r>
+        <w:rPr>
+          <w:bCs/>
+          <w:color w:val="000000"/>
+          <w:szCs w:val="20"/>
+          <w:shd w:val="clear" w:color="auto" w:fill="FFFFFF"/>
+        </w:rPr>
+        <w:t>индексы</w:t>
+      </w:r>
+      <w:r>
+        <w:rPr>
+          <w:bCs/>
+          <w:color w:val="000000"/>
+          <w:szCs w:val="20"/>
+          <w:shd w:val="clear" w:color="auto" w:fill="FFFFFF"/>
+          <w:lang w:val="en-US"/>
+        </w:rPr>
+        <w:t>:</w:t>
+      </w:r>
+    </w:p>
+    <w:p>
+      <w:pPr>
+        <w:autoSpaceDE w:val="0"/>
+        <w:autoSpaceDN w:val="0"/>
+        <w:adjustRightInd w:val="0"/>
+        <w:rPr>
+          <w:rFonts w:ascii="Cascadia Mono" w:hAnsi="Cascadia Mono" w:cs="Cascadia Mono"/>
+          <w:color w:val="000000"/>
+          <w:sz w:val="19"/>
+          <w:szCs w:val="19"/>
+          <w:highlight w:val="white"/>
+          <w:lang w:val="en-US"/>
+        </w:rPr>
+      </w:pPr>
+      <w:r>
+        <w:rPr>
+          <w:rFonts w:ascii="Cascadia Mono" w:hAnsi="Cascadia Mono" w:cs="Cascadia Mono"/>
+          <w:color w:val="0000FF"/>
+          <w:sz w:val="19"/>
+          <w:szCs w:val="19"/>
+          <w:highlight w:val="white"/>
+          <w:lang w:val="en-US"/>
+        </w:rPr>
+        <w:t>CREATE</w:t>
+      </w:r>
+      <w:r>
+        <w:rPr>
+          <w:rFonts w:ascii="Cascadia Mono" w:hAnsi="Cascadia Mono" w:cs="Cascadia Mono"/>
+          <w:color w:val="000000"/>
+          <w:sz w:val="19"/>
+          <w:szCs w:val="19"/>
+          <w:highlight w:val="white"/>
+          <w:lang w:val="en-US"/>
+        </w:rPr>
+        <w:t xml:space="preserve"> </w:t>
+      </w:r>
+      <w:r>
+        <w:rPr>
+          <w:rFonts w:ascii="Cascadia Mono" w:hAnsi="Cascadia Mono" w:cs="Cascadia Mono"/>
+          <w:color w:val="0000FF"/>
+          <w:sz w:val="19"/>
+          <w:szCs w:val="19"/>
+          <w:highlight w:val="white"/>
+          <w:lang w:val="en-US"/>
+        </w:rPr>
+        <w:t>INDEX</w:t>
+      </w:r>
+      <w:r>
+        <w:rPr>
+          <w:rFonts w:ascii="Cascadia Mono" w:hAnsi="Cascadia Mono" w:cs="Cascadia Mono"/>
+          <w:color w:val="000000"/>
+          <w:sz w:val="19"/>
+          <w:szCs w:val="19"/>
+          <w:highlight w:val="white"/>
+          <w:lang w:val="en-US"/>
+        </w:rPr>
+        <w:t xml:space="preserve"> [order_time_index]</w:t>
+      </w:r>
+    </w:p>
+    <w:p>
+      <w:pPr>
+        <w:jc w:val="both"/>
+        <w:rPr>
+          <w:bCs/>
+          <w:color w:val="000000"/>
+          <w:szCs w:val="20"/>
+          <w:shd w:val="clear" w:color="auto" w:fill="FFFFFF"/>
+          <w:lang w:val="en-US"/>
+        </w:rPr>
+      </w:pPr>
+      <w:r>
+        <w:rPr>
+          <w:rFonts w:ascii="Cascadia Mono" w:hAnsi="Cascadia Mono" w:cs="Cascadia Mono"/>
+          <w:color w:val="0000FF"/>
+          <w:sz w:val="19"/>
+          <w:szCs w:val="19"/>
+          <w:highlight w:val="white"/>
+          <w:lang w:val="en-US"/>
+        </w:rPr>
+        <w:t>ON</w:t>
+      </w:r>
+      <w:r>
+        <w:rPr>
+          <w:rFonts w:ascii="Cascadia Mono" w:hAnsi="Cascadia Mono" w:cs="Cascadia Mono"/>
+          <w:color w:val="000000"/>
+          <w:sz w:val="19"/>
+          <w:szCs w:val="19"/>
+          <w:highlight w:val="white"/>
+          <w:lang w:val="en-US"/>
+        </w:rPr>
+        <w:t xml:space="preserve"> [Orders]</w:t>
+      </w:r>
+      <w:r>
+        <w:rPr>
+          <w:rFonts w:ascii="Cascadia Mono" w:hAnsi="Cascadia Mono" w:cs="Cascadia Mono"/>
+          <w:color w:val="0000FF"/>
+          <w:sz w:val="19"/>
+          <w:szCs w:val="19"/>
+          <w:highlight w:val="white"/>
+          <w:lang w:val="en-US"/>
+        </w:rPr>
+        <w:t xml:space="preserve"> </w:t>
+      </w:r>
+      <w:r>
+        <w:rPr>
+          <w:rFonts w:ascii="Cascadia Mono" w:hAnsi="Cascadia Mono" w:cs="Cascadia Mono"/>
+          <w:color w:val="808080"/>
+          <w:sz w:val="19"/>
+          <w:szCs w:val="19"/>
+          <w:highlight w:val="white"/>
+          <w:lang w:val="en-US"/>
+        </w:rPr>
+        <w:t>(</w:t>
+      </w:r>
+      <w:r>
+        <w:rPr>
+          <w:rFonts w:ascii="Cascadia Mono" w:hAnsi="Cascadia Mono" w:cs="Cascadia Mono"/>
+          <w:color w:val="000000"/>
+          <w:sz w:val="19"/>
+          <w:szCs w:val="19"/>
+          <w:highlight w:val="white"/>
+          <w:lang w:val="en-US"/>
+        </w:rPr>
+        <w:t>[time]</w:t>
+      </w:r>
+      <w:r>
+        <w:rPr>
+          <w:rFonts w:ascii="Cascadia Mono" w:hAnsi="Cascadia Mono" w:cs="Cascadia Mono"/>
+          <w:color w:val="808080"/>
+          <w:sz w:val="19"/>
+          <w:szCs w:val="19"/>
+          <w:highlight w:val="white"/>
+          <w:lang w:val="en-US"/>
+        </w:rPr>
+        <w:t>);</w:t>
+      </w:r>
+    </w:p>
+    <w:p>
+      <w:pPr>
+        <w:jc w:val="both"/>
+        <w:rPr>
+          <w:bCs/>
+          <w:color w:val="000000"/>
+          <w:szCs w:val="20"/>
+          <w:shd w:val="clear" w:color="auto" w:fill="FFFFFF"/>
+          <w:lang w:val="en-US"/>
+        </w:rPr>
+      </w:pPr>
+    </w:p>
+    <w:p>
+      <w:pPr>
+        <w:autoSpaceDE w:val="0"/>
+        <w:autoSpaceDN w:val="0"/>
+        <w:adjustRightInd w:val="0"/>
+        <w:rPr>
+          <w:rFonts w:ascii="Cascadia Mono" w:hAnsi="Cascadia Mono" w:cs="Cascadia Mono"/>
+          <w:color w:val="000000"/>
+          <w:sz w:val="19"/>
+          <w:szCs w:val="19"/>
+          <w:highlight w:val="white"/>
+          <w:lang w:val="en-US"/>
+        </w:rPr>
+      </w:pPr>
+      <w:r>
+        <w:rPr>
+          <w:rFonts w:ascii="Cascadia Mono" w:hAnsi="Cascadia Mono" w:cs="Cascadia Mono"/>
+          <w:color w:val="0000FF"/>
+          <w:sz w:val="19"/>
+          <w:szCs w:val="19"/>
+          <w:highlight w:val="white"/>
+          <w:lang w:val="en-US"/>
+        </w:rPr>
+        <w:t>CREATE</w:t>
+      </w:r>
+      <w:r>
+        <w:rPr>
+          <w:rFonts w:ascii="Cascadia Mono" w:hAnsi="Cascadia Mono" w:cs="Cascadia Mono"/>
+          <w:color w:val="000000"/>
+          <w:sz w:val="19"/>
+          <w:szCs w:val="19"/>
+          <w:highlight w:val="white"/>
+          <w:lang w:val="en-US"/>
+        </w:rPr>
+        <w:t xml:space="preserve"> </w:t>
+      </w:r>
+      <w:r>
+        <w:rPr>
+          <w:rFonts w:ascii="Cascadia Mono" w:hAnsi="Cascadia Mono" w:cs="Cascadia Mono"/>
+          <w:color w:val="0000FF"/>
+          <w:sz w:val="19"/>
+          <w:szCs w:val="19"/>
+          <w:highlight w:val="white"/>
+          <w:lang w:val="en-US"/>
+        </w:rPr>
+        <w:t>INDEX</w:t>
+      </w:r>
+      <w:r>
+        <w:rPr>
+          <w:rFonts w:ascii="Cascadia Mono" w:hAnsi="Cascadia Mono" w:cs="Cascadia Mono"/>
+          <w:color w:val="000000"/>
+          <w:sz w:val="19"/>
+          <w:szCs w:val="19"/>
+          <w:highlight w:val="white"/>
+          <w:lang w:val="en-US"/>
+        </w:rPr>
+        <w:t xml:space="preserve"> [dish_title_index]</w:t>
+      </w:r>
+    </w:p>
+    <w:p>
+      <w:pPr>
+        <w:jc w:val="both"/>
+        <w:rPr>
+          <w:rFonts w:ascii="Cascadia Mono" w:hAnsi="Cascadia Mono" w:cs="Cascadia Mono"/>
+          <w:color w:val="808080"/>
+          <w:sz w:val="19"/>
+          <w:szCs w:val="19"/>
+          <w:lang w:val="en-US"/>
+        </w:rPr>
+      </w:pPr>
+      <w:r>
+        <w:rPr>
+          <w:rFonts w:ascii="Cascadia Mono" w:hAnsi="Cascadia Mono" w:cs="Cascadia Mono"/>
+          <w:color w:val="0000FF"/>
+          <w:sz w:val="19"/>
+          <w:szCs w:val="19"/>
+          <w:highlight w:val="white"/>
+          <w:lang w:val="en-US"/>
+        </w:rPr>
+        <w:t>ON</w:t>
+      </w:r>
+      <w:r>
+        <w:rPr>
+          <w:rFonts w:ascii="Cascadia Mono" w:hAnsi="Cascadia Mono" w:cs="Cascadia Mono"/>
+          <w:color w:val="000000"/>
+          <w:sz w:val="19"/>
+          <w:szCs w:val="19"/>
+          <w:highlight w:val="white"/>
+          <w:lang w:val="en-US"/>
+        </w:rPr>
+        <w:t xml:space="preserve"> [Dishes]</w:t>
+      </w:r>
+      <w:r>
+        <w:rPr>
+          <w:rFonts w:ascii="Cascadia Mono" w:hAnsi="Cascadia Mono" w:cs="Cascadia Mono"/>
+          <w:color w:val="0000FF"/>
+          <w:sz w:val="19"/>
+          <w:szCs w:val="19"/>
+          <w:highlight w:val="white"/>
+          <w:lang w:val="en-US"/>
+        </w:rPr>
+        <w:t xml:space="preserve"> </w:t>
+      </w:r>
+      <w:r>
+        <w:rPr>
+          <w:rFonts w:ascii="Cascadia Mono" w:hAnsi="Cascadia Mono" w:cs="Cascadia Mono"/>
+          <w:color w:val="808080"/>
+          <w:sz w:val="19"/>
+          <w:szCs w:val="19"/>
+          <w:highlight w:val="white"/>
+          <w:lang w:val="en-US"/>
+        </w:rPr>
+        <w:t>(</w:t>
+      </w:r>
+      <w:r>
+        <w:rPr>
+          <w:rFonts w:ascii="Cascadia Mono" w:hAnsi="Cascadia Mono" w:cs="Cascadia Mono"/>
+          <w:color w:val="000000"/>
+          <w:sz w:val="19"/>
+          <w:szCs w:val="19"/>
+          <w:highlight w:val="white"/>
+          <w:lang w:val="en-US"/>
+        </w:rPr>
+        <w:t>[title]</w:t>
+      </w:r>
+      <w:r>
+        <w:rPr>
+          <w:rFonts w:ascii="Cascadia Mono" w:hAnsi="Cascadia Mono" w:cs="Cascadia Mono"/>
+          <w:color w:val="808080"/>
+          <w:sz w:val="19"/>
+          <w:szCs w:val="19"/>
+          <w:highlight w:val="white"/>
+          <w:lang w:val="en-US"/>
+        </w:rPr>
+        <w:t>);</w:t>
+      </w:r>
+    </w:p>
+    <w:p>
+      <w:pPr>
+        <w:jc w:val="both"/>
+        <w:rPr>
+          <w:rFonts w:ascii="Cascadia Mono" w:hAnsi="Cascadia Mono" w:cs="Cascadia Mono"/>
+          <w:color w:val="808080"/>
+          <w:sz w:val="19"/>
+          <w:szCs w:val="19"/>
+          <w:lang w:val="en-US"/>
+        </w:rPr>
+      </w:pPr>
+    </w:p>
+    <w:p>
+      <w:pPr>
+        <w:autoSpaceDE w:val="0"/>
+        <w:autoSpaceDN w:val="0"/>
+        <w:adjustRightInd w:val="0"/>
+        <w:rPr>
+          <w:rFonts w:ascii="Cascadia Mono" w:hAnsi="Cascadia Mono" w:cs="Cascadia Mono"/>
+          <w:color w:val="000000"/>
+          <w:sz w:val="19"/>
+          <w:szCs w:val="19"/>
+          <w:highlight w:val="white"/>
+          <w:lang w:val="en-US"/>
+        </w:rPr>
+      </w:pPr>
+      <w:r>
+        <w:rPr>
+          <w:rFonts w:ascii="Cascadia Mono" w:hAnsi="Cascadia Mono" w:cs="Cascadia Mono"/>
+          <w:color w:val="0000FF"/>
+          <w:sz w:val="19"/>
+          <w:szCs w:val="19"/>
+          <w:highlight w:val="white"/>
+          <w:lang w:val="en-US"/>
+        </w:rPr>
+        <w:t>CREATE</w:t>
+      </w:r>
+      <w:r>
+        <w:rPr>
+          <w:rFonts w:ascii="Cascadia Mono" w:hAnsi="Cascadia Mono" w:cs="Cascadia Mono"/>
+          <w:color w:val="000000"/>
+          <w:sz w:val="19"/>
+          <w:szCs w:val="19"/>
+          <w:highlight w:val="white"/>
+          <w:lang w:val="en-US"/>
+        </w:rPr>
+        <w:t xml:space="preserve"> </w:t>
+      </w:r>
+      <w:r>
+        <w:rPr>
+          <w:rFonts w:ascii="Cascadia Mono" w:hAnsi="Cascadia Mono" w:cs="Cascadia Mono"/>
+          <w:color w:val="0000FF"/>
+          <w:sz w:val="19"/>
+          <w:szCs w:val="19"/>
+          <w:highlight w:val="white"/>
+          <w:lang w:val="en-US"/>
+        </w:rPr>
+        <w:t>INDEX</w:t>
+      </w:r>
+      <w:r>
+        <w:rPr>
+          <w:rFonts w:ascii="Cascadia Mono" w:hAnsi="Cascadia Mono" w:cs="Cascadia Mono"/>
+          <w:color w:val="000000"/>
+          <w:sz w:val="19"/>
+          <w:szCs w:val="19"/>
+          <w:highlight w:val="white"/>
+          <w:lang w:val="en-US"/>
+        </w:rPr>
+        <w:t xml:space="preserve"> [dish_category_index]</w:t>
+      </w:r>
+    </w:p>
+    <w:p>
+      <w:pPr>
+        <w:jc w:val="both"/>
+        <w:rPr>
+          <w:rFonts w:ascii="Cascadia Mono" w:hAnsi="Cascadia Mono" w:cs="Cascadia Mono"/>
+          <w:color w:val="808080"/>
+          <w:sz w:val="19"/>
+          <w:szCs w:val="19"/>
+          <w:lang w:val="en-US"/>
+        </w:rPr>
+      </w:pPr>
+      <w:r>
+        <w:rPr>
+          <w:rFonts w:ascii="Cascadia Mono" w:hAnsi="Cascadia Mono" w:cs="Cascadia Mono"/>
+          <w:color w:val="0000FF"/>
+          <w:sz w:val="19"/>
+          <w:szCs w:val="19"/>
+          <w:highlight w:val="white"/>
+          <w:lang w:val="en-US"/>
+        </w:rPr>
+        <w:t>ON</w:t>
+      </w:r>
+      <w:r>
+        <w:rPr>
+          <w:rFonts w:ascii="Cascadia Mono" w:hAnsi="Cascadia Mono" w:cs="Cascadia Mono"/>
+          <w:color w:val="000000"/>
+          <w:sz w:val="19"/>
+          <w:szCs w:val="19"/>
+          <w:highlight w:val="white"/>
+          <w:lang w:val="en-US"/>
+        </w:rPr>
+        <w:t xml:space="preserve"> [Dishes]</w:t>
+      </w:r>
+      <w:r>
+        <w:rPr>
+          <w:rFonts w:ascii="Cascadia Mono" w:hAnsi="Cascadia Mono" w:cs="Cascadia Mono"/>
+          <w:color w:val="0000FF"/>
+          <w:sz w:val="19"/>
+          <w:szCs w:val="19"/>
+          <w:highlight w:val="white"/>
+          <w:lang w:val="en-US"/>
+        </w:rPr>
+        <w:t xml:space="preserve"> </w:t>
+      </w:r>
+      <w:r>
+        <w:rPr>
+          <w:rFonts w:ascii="Cascadia Mono" w:hAnsi="Cascadia Mono" w:cs="Cascadia Mono"/>
+          <w:color w:val="808080"/>
+          <w:sz w:val="19"/>
+          <w:szCs w:val="19"/>
+          <w:highlight w:val="white"/>
+          <w:lang w:val="en-US"/>
+        </w:rPr>
+        <w:t>(</w:t>
+      </w:r>
+      <w:r>
+        <w:rPr>
+          <w:rFonts w:ascii="Cascadia Mono" w:hAnsi="Cascadia Mono" w:cs="Cascadia Mono"/>
+          <w:color w:val="000000"/>
+          <w:sz w:val="19"/>
+          <w:szCs w:val="19"/>
+          <w:highlight w:val="white"/>
+          <w:lang w:val="en-US"/>
+        </w:rPr>
+        <w:t>[category]</w:t>
+      </w:r>
+      <w:r>
+        <w:rPr>
+          <w:rFonts w:ascii="Cascadia Mono" w:hAnsi="Cascadia Mono" w:cs="Cascadia Mono"/>
+          <w:color w:val="808080"/>
+          <w:sz w:val="19"/>
+          <w:szCs w:val="19"/>
+          <w:highlight w:val="white"/>
+          <w:lang w:val="en-US"/>
+        </w:rPr>
+        <w:t>);</w:t>
+      </w:r>
+    </w:p>
+    <w:p>
+      <w:pPr>
+        <w:jc w:val="both"/>
+        <w:rPr>
+          <w:rFonts w:ascii="Cascadia Mono" w:hAnsi="Cascadia Mono" w:cs="Cascadia Mono"/>
+          <w:color w:val="808080"/>
+          <w:sz w:val="19"/>
+          <w:szCs w:val="19"/>
+          <w:lang w:val="en-US"/>
+        </w:rPr>
+      </w:pPr>
+    </w:p>
+    <w:p>
+      <w:pPr>
+        <w:autoSpaceDE w:val="0"/>
+        <w:autoSpaceDN w:val="0"/>
+        <w:adjustRightInd w:val="0"/>
+        <w:rPr>
+          <w:rFonts w:ascii="Cascadia Mono" w:hAnsi="Cascadia Mono" w:cs="Cascadia Mono"/>
+          <w:color w:val="000000"/>
+          <w:sz w:val="19"/>
+          <w:szCs w:val="19"/>
+          <w:highlight w:val="white"/>
+          <w:lang w:val="en-US"/>
+        </w:rPr>
+      </w:pPr>
+      <w:r>
+        <w:rPr>
+          <w:rFonts w:ascii="Cascadia Mono" w:hAnsi="Cascadia Mono" w:cs="Cascadia Mono"/>
+          <w:color w:val="0000FF"/>
+          <w:sz w:val="19"/>
+          <w:szCs w:val="19"/>
+          <w:highlight w:val="white"/>
+          <w:lang w:val="en-US"/>
+        </w:rPr>
+        <w:t>CREATE</w:t>
+      </w:r>
+      <w:r>
+        <w:rPr>
+          <w:rFonts w:ascii="Cascadia Mono" w:hAnsi="Cascadia Mono" w:cs="Cascadia Mono"/>
+          <w:color w:val="000000"/>
+          <w:sz w:val="19"/>
+          <w:szCs w:val="19"/>
+          <w:highlight w:val="white"/>
+          <w:lang w:val="en-US"/>
+        </w:rPr>
+        <w:t xml:space="preserve"> </w:t>
+      </w:r>
+      <w:r>
+        <w:rPr>
+          <w:rFonts w:ascii="Cascadia Mono" w:hAnsi="Cascadia Mono" w:cs="Cascadia Mono"/>
+          <w:color w:val="0000FF"/>
+          <w:sz w:val="19"/>
+          <w:szCs w:val="19"/>
+          <w:highlight w:val="white"/>
+          <w:lang w:val="en-US"/>
+        </w:rPr>
+        <w:t>INDEX</w:t>
+      </w:r>
+      <w:r>
+        <w:rPr>
+          <w:rFonts w:ascii="Cascadia Mono" w:hAnsi="Cascadia Mono" w:cs="Cascadia Mono"/>
+          <w:color w:val="000000"/>
+          <w:sz w:val="19"/>
+          <w:szCs w:val="19"/>
+          <w:highlight w:val="white"/>
+          <w:lang w:val="en-US"/>
+        </w:rPr>
+        <w:t xml:space="preserve"> [employe_name_index]</w:t>
+      </w:r>
+    </w:p>
+    <w:p>
+      <w:pPr>
+        <w:jc w:val="both"/>
+        <w:rPr>
+          <w:rFonts w:ascii="Cascadia Mono" w:hAnsi="Cascadia Mono" w:cs="Cascadia Mono"/>
+          <w:color w:val="808080"/>
+          <w:sz w:val="19"/>
+          <w:szCs w:val="19"/>
+          <w:lang w:val="en-US"/>
+        </w:rPr>
+      </w:pPr>
+      <w:r>
+        <w:rPr>
+          <w:rFonts w:ascii="Cascadia Mono" w:hAnsi="Cascadia Mono" w:cs="Cascadia Mono"/>
+          <w:color w:val="0000FF"/>
+          <w:sz w:val="19"/>
+          <w:szCs w:val="19"/>
+          <w:highlight w:val="white"/>
+          <w:lang w:val="en-US"/>
+        </w:rPr>
+        <w:t>ON</w:t>
+      </w:r>
+      <w:r>
+        <w:rPr>
+          <w:rFonts w:ascii="Cascadia Mono" w:hAnsi="Cascadia Mono" w:cs="Cascadia Mono"/>
+          <w:color w:val="000000"/>
+          <w:sz w:val="19"/>
+          <w:szCs w:val="19"/>
+          <w:highlight w:val="white"/>
+          <w:lang w:val="en-US"/>
+        </w:rPr>
+        <w:t xml:space="preserve"> [Employes]</w:t>
+      </w:r>
+      <w:r>
+        <w:rPr>
+          <w:rFonts w:ascii="Cascadia Mono" w:hAnsi="Cascadia Mono" w:cs="Cascadia Mono"/>
+          <w:color w:val="0000FF"/>
+          <w:sz w:val="19"/>
+          <w:szCs w:val="19"/>
+          <w:highlight w:val="white"/>
+          <w:lang w:val="en-US"/>
+        </w:rPr>
+        <w:t xml:space="preserve"> </w:t>
+      </w:r>
+      <w:r>
+        <w:rPr>
+          <w:rFonts w:ascii="Cascadia Mono" w:hAnsi="Cascadia Mono" w:cs="Cascadia Mono"/>
+          <w:color w:val="808080"/>
+          <w:sz w:val="19"/>
+          <w:szCs w:val="19"/>
+          <w:highlight w:val="white"/>
+          <w:lang w:val="en-US"/>
+        </w:rPr>
+        <w:t>(</w:t>
+      </w:r>
+      <w:r>
+        <w:rPr>
+          <w:rFonts w:ascii="Cascadia Mono" w:hAnsi="Cascadia Mono" w:cs="Cascadia Mono"/>
+          <w:color w:val="000000"/>
+          <w:sz w:val="19"/>
+          <w:szCs w:val="19"/>
+          <w:highlight w:val="white"/>
+          <w:lang w:val="en-US"/>
+        </w:rPr>
+        <w:t>[name]</w:t>
+      </w:r>
+      <w:r>
+        <w:rPr>
+          <w:rFonts w:ascii="Cascadia Mono" w:hAnsi="Cascadia Mono" w:cs="Cascadia Mono"/>
+          <w:color w:val="808080"/>
+          <w:sz w:val="19"/>
+          <w:szCs w:val="19"/>
+          <w:highlight w:val="white"/>
+          <w:lang w:val="en-US"/>
+        </w:rPr>
+        <w:t>);</w:t>
+      </w:r>
+    </w:p>
+    <w:p>
+      <w:pPr>
+        <w:jc w:val="both"/>
+        <w:rPr>
+          <w:rFonts w:ascii="Cascadia Mono" w:hAnsi="Cascadia Mono" w:cs="Cascadia Mono"/>
+          <w:color w:val="808080"/>
+          <w:sz w:val="19"/>
+          <w:szCs w:val="19"/>
+          <w:lang w:val="en-US"/>
+        </w:rPr>
+      </w:pPr>
+    </w:p>
+    <w:p>
+      <w:pPr>
+        <w:autoSpaceDE w:val="0"/>
+        <w:autoSpaceDN w:val="0"/>
+        <w:adjustRightInd w:val="0"/>
+        <w:rPr>
+          <w:rFonts w:ascii="Cascadia Mono" w:hAnsi="Cascadia Mono" w:cs="Cascadia Mono"/>
+          <w:color w:val="000000"/>
+          <w:sz w:val="19"/>
+          <w:szCs w:val="19"/>
+          <w:highlight w:val="white"/>
+          <w:lang w:val="en-US"/>
+        </w:rPr>
+      </w:pPr>
+      <w:r>
+        <w:rPr>
+          <w:rFonts w:ascii="Cascadia Mono" w:hAnsi="Cascadia Mono" w:cs="Cascadia Mono"/>
+          <w:color w:val="0000FF"/>
+          <w:sz w:val="19"/>
+          <w:szCs w:val="19"/>
+          <w:highlight w:val="white"/>
+          <w:lang w:val="en-US"/>
+        </w:rPr>
+        <w:t>CREATE</w:t>
+      </w:r>
+      <w:r>
+        <w:rPr>
+          <w:rFonts w:ascii="Cascadia Mono" w:hAnsi="Cascadia Mono" w:cs="Cascadia Mono"/>
+          <w:color w:val="000000"/>
+          <w:sz w:val="19"/>
+          <w:szCs w:val="19"/>
+          <w:highlight w:val="white"/>
+          <w:lang w:val="en-US"/>
+        </w:rPr>
+        <w:t xml:space="preserve"> </w:t>
+      </w:r>
+      <w:r>
+        <w:rPr>
+          <w:rFonts w:ascii="Cascadia Mono" w:hAnsi="Cascadia Mono" w:cs="Cascadia Mono"/>
+          <w:color w:val="0000FF"/>
+          <w:sz w:val="19"/>
+          <w:szCs w:val="19"/>
+          <w:highlight w:val="white"/>
+          <w:lang w:val="en-US"/>
+        </w:rPr>
+        <w:t>INDEX</w:t>
+      </w:r>
+      <w:r>
+        <w:rPr>
+          <w:rFonts w:ascii="Cascadia Mono" w:hAnsi="Cascadia Mono" w:cs="Cascadia Mono"/>
+          <w:color w:val="000000"/>
+          <w:sz w:val="19"/>
+          <w:szCs w:val="19"/>
+          <w:highlight w:val="white"/>
+          <w:lang w:val="en-US"/>
+        </w:rPr>
+        <w:t xml:space="preserve"> [</w:t>
+      </w:r>
+      <w:r>
+        <w:rPr>
+          <w:rFonts w:ascii="Cascadia Mono" w:hAnsi="Cascadia Mono" w:cs="Cascadia Mono"/>
+          <w:color w:val="000000"/>
+          <w:sz w:val="19"/>
+          <w:szCs w:val="19"/>
+          <w:highlight w:val="white"/>
+          <w:lang w:val="en-US"/>
+        </w:rPr>
+        <w:t>client</w:t>
+      </w:r>
+      <w:r>
+        <w:rPr>
+          <w:rFonts w:ascii="Cascadia Mono" w:hAnsi="Cascadia Mono" w:cs="Cascadia Mono"/>
+          <w:color w:val="000000"/>
+          <w:sz w:val="19"/>
+          <w:szCs w:val="19"/>
+          <w:highlight w:val="white"/>
+          <w:lang w:val="en-US"/>
+        </w:rPr>
+        <w:t>_name_index]</w:t>
+      </w:r>
+    </w:p>
+    <w:p>
+      <w:pPr>
+        <w:jc w:val="both"/>
+        <w:rPr>
+          <w:rFonts w:ascii="Cascadia Mono" w:hAnsi="Cascadia Mono" w:cs="Cascadia Mono"/>
+          <w:color w:val="808080"/>
+          <w:sz w:val="19"/>
+          <w:szCs w:val="19"/>
+        </w:rPr>
+      </w:pPr>
+      <w:r>
+        <w:rPr>
+          <w:rFonts w:ascii="Cascadia Mono" w:hAnsi="Cascadia Mono" w:cs="Cascadia Mono"/>
+          <w:color w:val="0000FF"/>
+          <w:sz w:val="19"/>
+          <w:szCs w:val="19"/>
+          <w:highlight w:val="white"/>
+        </w:rPr>
+        <w:t>ON</w:t>
+      </w:r>
+      <w:r>
+        <w:rPr>
+          <w:rFonts w:ascii="Cascadia Mono" w:hAnsi="Cascadia Mono" w:cs="Cascadia Mono"/>
+          <w:color w:val="000000"/>
+          <w:sz w:val="19"/>
+          <w:szCs w:val="19"/>
+          <w:highlight w:val="white"/>
+        </w:rPr>
+        <w:t xml:space="preserve"> [</w:t>
+      </w:r>
+      <w:r>
+        <w:rPr>
+          <w:rFonts w:ascii="Cascadia Mono" w:hAnsi="Cascadia Mono" w:cs="Cascadia Mono"/>
+          <w:color w:val="000000"/>
+          <w:sz w:val="19"/>
+          <w:szCs w:val="19"/>
+          <w:highlight w:val="white"/>
+          <w:lang w:val="en-US"/>
+        </w:rPr>
+        <w:t>Clients</w:t>
+      </w:r>
+      <w:r>
+        <w:rPr>
+          <w:rFonts w:ascii="Cascadia Mono" w:hAnsi="Cascadia Mono" w:cs="Cascadia Mono"/>
+          <w:color w:val="000000"/>
+          <w:sz w:val="19"/>
+          <w:szCs w:val="19"/>
+          <w:highlight w:val="white"/>
+        </w:rPr>
+        <w:t>]</w:t>
+      </w:r>
+      <w:r>
+        <w:rPr>
+          <w:rFonts w:ascii="Cascadia Mono" w:hAnsi="Cascadia Mono" w:cs="Cascadia Mono"/>
+          <w:color w:val="0000FF"/>
+          <w:sz w:val="19"/>
+          <w:szCs w:val="19"/>
+          <w:highlight w:val="white"/>
+        </w:rPr>
+        <w:t xml:space="preserve"> </w:t>
+      </w:r>
+      <w:r>
+        <w:rPr>
+          <w:rFonts w:ascii="Cascadia Mono" w:hAnsi="Cascadia Mono" w:cs="Cascadia Mono"/>
+          <w:color w:val="808080"/>
+          <w:sz w:val="19"/>
+          <w:szCs w:val="19"/>
+          <w:highlight w:val="white"/>
+        </w:rPr>
+        <w:t>(</w:t>
+      </w:r>
+      <w:r>
+        <w:rPr>
+          <w:rFonts w:ascii="Cascadia Mono" w:hAnsi="Cascadia Mono" w:cs="Cascadia Mono"/>
+          <w:color w:val="000000"/>
+          <w:sz w:val="19"/>
+          <w:szCs w:val="19"/>
+          <w:highlight w:val="white"/>
+        </w:rPr>
+        <w:t>[name]</w:t>
+      </w:r>
+      <w:r>
+        <w:rPr>
+          <w:rFonts w:ascii="Cascadia Mono" w:hAnsi="Cascadia Mono" w:cs="Cascadia Mono"/>
+          <w:color w:val="808080"/>
+          <w:sz w:val="19"/>
+          <w:szCs w:val="19"/>
+          <w:highlight w:val="white"/>
+        </w:rPr>
+        <w:t>);</w:t>
+      </w:r>
+    </w:p>
+    <w:p>
+      <w:pPr>
+        <w:spacing w:before="100" w:beforeAutospacing="1" w:after="100" w:afterAutospacing="1"/>
+        <w:jc w:val="center"/>
+        <w:rPr>
+          <w:rFonts w:eastAsia="Times New Roman"/>
+          <w:sz w:val="24"/>
+          <w:szCs w:val="24"/>
+          <w:lang w:val="en-US" w:eastAsia="ru-RU"/>
+        </w:rPr>
+      </w:pPr>
+      <w:r>
+        <w:rPr>
+          <w:noProof/>
+        </w:rPr>
+        <w:drawing>
+          <wp:inline distT="0" distB="0" distL="0" distR="0" wp14:anchorId="10F1E09D" wp14:editId="38A2E04A">
+            <wp:extent cx="5940425" cy="2729865"/>
+            <wp:effectExtent l="0" t="0" r="3175" b="0"/>
+            <wp:docPr id="1" name="Рисунок 1"/>
+            <wp:cNvGraphicFramePr>
+              <a:graphicFrameLocks xmlns:a="http://schemas.openxmlformats.org/drawingml/2006/main" noChangeAspect="1"/>
+            </wp:cNvGraphicFramePr>
+            <a:graphic xmlns:a="http://schemas.openxmlformats.org/drawingml/2006/main">
+              <a:graphicData uri="http://schemas.openxmlformats.org/drawingml/2006/picture">
+                <pic:pic xmlns:pic="http://schemas.openxmlformats.org/drawingml/2006/picture">
+                  <pic:nvPicPr>
+                    <pic:cNvPr id="1" name=""/>
+                    <pic:cNvPicPr/>
+                  </pic:nvPicPr>
+                  <pic:blipFill>
+                    <a:blip r:embed="rId6"/>
+                    <a:stretch>
+                      <a:fillRect/>
+                    </a:stretch>
+                  </pic:blipFill>
+                  <pic:spPr>
+                    <a:xfrm>
+                      <a:off x="0" y="0"/>
+                      <a:ext cx="5940425" cy="2729865"/>
+                    </a:xfrm>
+                    <a:prstGeom prst="rect">
+                      <a:avLst/>
+                    </a:prstGeom>
+                  </pic:spPr>
+                </pic:pic>
+              </a:graphicData>
+            </a:graphic>
+          </wp:inline>
+        </w:drawing>
+      </w:r>
+    </w:p>
+    <w:p>
+      <w:pPr>
         <w:spacing w:before="100" w:beforeAutospacing="1" w:after="100" w:afterAutospacing="1"/>
         <w:jc w:val="center"/>
         <w:rPr>
@@ -5417,7 +7957,23 @@
           <w:szCs w:val="28"/>
           <w:lang w:eastAsia="ru-RU"/>
         </w:rPr>
-        <w:t>Рисунок 1 – Схема базы данных</w:t>
+        <w:t xml:space="preserve">Рисунок </w:t>
+      </w:r>
+      <w:r>
+        <w:rPr>
+          <w:rFonts w:eastAsia="Times New Roman"/>
+          <w:szCs w:val="28"/>
+          <w:lang w:eastAsia="ru-RU"/>
+        </w:rPr>
+        <w:t>2</w:t>
+      </w:r>
+      <w:r>
+        <w:rPr>
+          <w:rFonts w:eastAsia="Times New Roman"/>
+          <w:szCs w:val="28"/>
+          <w:lang w:eastAsia="ru-RU"/>
+        </w:rPr>
+        <w:t xml:space="preserve"> – Схема базы данных</w:t>
       </w:r>
       <w:r>
         <w:rPr>
@@ -5512,15 +8068,7 @@
         <w:t>ыв</w:t>
       </w:r>
       <w:r>
-        <w:t xml:space="preserve">ать физическую модель базы данных на основе </w:t>
-      </w:r>
-      <w:proofErr w:type="spellStart"/>
-      <w:r>
-        <w:t>даталогической</w:t>
-      </w:r>
-      <w:proofErr w:type="spellEnd"/>
-      <w:r>
-        <w:t>.</w:t>
+        <w:t>ать физическую модель базы данных на основе даталогической.</w:t>
       </w:r>
     </w:p>
     <w:p>
@@ -5576,87 +8124,7 @@
           <w:szCs w:val="28"/>
           <w:lang w:eastAsia="ru-RU"/>
         </w:rPr>
-        <w:t xml:space="preserve">1. </w:t>
-      </w:r>
-      <w:proofErr w:type="spellStart"/>
-      <w:r>
-        <w:rPr>
-          <w:rFonts w:eastAsia="Times New Roman" w:cs="Times New Roman"/>
-          <w:color w:val="000000"/>
-          <w:szCs w:val="28"/>
-          <w:lang w:eastAsia="ru-RU"/>
-        </w:rPr>
-        <w:t>Оскерко</w:t>
-      </w:r>
-      <w:proofErr w:type="spellEnd"/>
-      <w:r>
-        <w:rPr>
-          <w:rFonts w:eastAsia="Times New Roman" w:cs="Times New Roman"/>
-          <w:color w:val="000000"/>
-          <w:szCs w:val="28"/>
-          <w:lang w:eastAsia="ru-RU"/>
-        </w:rPr>
-        <w:t xml:space="preserve">, В. С. Технологии баз данных и знаний : учеб. пособие / В. С. </w:t>
-      </w:r>
-      <w:proofErr w:type="spellStart"/>
-      <w:r>
-        <w:rPr>
-          <w:rFonts w:eastAsia="Times New Roman" w:cs="Times New Roman"/>
-          <w:color w:val="000000"/>
-          <w:szCs w:val="28"/>
-          <w:lang w:eastAsia="ru-RU"/>
-        </w:rPr>
-        <w:t>Оскерко</w:t>
-      </w:r>
-      <w:proofErr w:type="spellEnd"/>
-      <w:r>
-        <w:rPr>
-          <w:rFonts w:eastAsia="Times New Roman" w:cs="Times New Roman"/>
-          <w:color w:val="000000"/>
-          <w:szCs w:val="28"/>
-          <w:lang w:eastAsia="ru-RU"/>
-        </w:rPr>
-        <w:t xml:space="preserve">, З. В. </w:t>
-      </w:r>
-      <w:proofErr w:type="spellStart"/>
-      <w:r>
-        <w:rPr>
-          <w:rFonts w:eastAsia="Times New Roman" w:cs="Times New Roman"/>
-          <w:color w:val="000000"/>
-          <w:szCs w:val="28"/>
-          <w:lang w:eastAsia="ru-RU"/>
-        </w:rPr>
-        <w:t>Пунчик</w:t>
-      </w:r>
-      <w:proofErr w:type="spellEnd"/>
-      <w:r>
-        <w:rPr>
-          <w:rFonts w:eastAsia="Times New Roman" w:cs="Times New Roman"/>
-          <w:color w:val="000000"/>
-          <w:szCs w:val="28"/>
-          <w:lang w:eastAsia="ru-RU"/>
-        </w:rPr>
-        <w:t xml:space="preserve">. – </w:t>
-      </w:r>
-      <w:proofErr w:type="gramStart"/>
-      <w:r>
-        <w:rPr>
-          <w:rFonts w:eastAsia="Times New Roman" w:cs="Times New Roman"/>
-          <w:color w:val="000000"/>
-          <w:szCs w:val="28"/>
-          <w:lang w:eastAsia="ru-RU"/>
-        </w:rPr>
-        <w:t>Минск :</w:t>
-      </w:r>
-      <w:proofErr w:type="gramEnd"/>
-      <w:r>
-        <w:rPr>
-          <w:rFonts w:eastAsia="Times New Roman" w:cs="Times New Roman"/>
-          <w:color w:val="000000"/>
-          <w:szCs w:val="28"/>
-          <w:lang w:eastAsia="ru-RU"/>
-        </w:rPr>
-        <w:t xml:space="preserve"> БГЭУ, 2015. – 215 с.</w:t>
+        <w:t>1. Оскерко, В. С. Технологии баз данных и знаний : учеб. пособие / В. С. Оскерко, З. В. Пунчик. – Минск : БГЭУ, 2015. – 215 с.</w:t>
       </w:r>
     </w:p>
     <w:p>
@@ -5677,27 +8145,7 @@
           <w:szCs w:val="28"/>
           <w:lang w:eastAsia="ru-RU"/>
         </w:rPr>
-        <w:t xml:space="preserve">2. Куликов, С. C. Реляционные базы данных в примерах: практическое пособие для программистов и тестировщиков / С. С. Куликов. – </w:t>
-      </w:r>
-      <w:proofErr w:type="gramStart"/>
-      <w:r>
-        <w:rPr>
-          <w:rFonts w:eastAsia="Times New Roman" w:cs="Times New Roman"/>
-          <w:color w:val="000000"/>
-          <w:szCs w:val="28"/>
-          <w:lang w:eastAsia="ru-RU"/>
-        </w:rPr>
-        <w:t>Минск :</w:t>
-      </w:r>
-      <w:proofErr w:type="gramEnd"/>
-      <w:r>
-        <w:rPr>
-          <w:rFonts w:eastAsia="Times New Roman" w:cs="Times New Roman"/>
-          <w:color w:val="000000"/>
-          <w:szCs w:val="28"/>
-          <w:lang w:eastAsia="ru-RU"/>
-        </w:rPr>
-        <w:t xml:space="preserve"> Четыре</w:t>
+        <w:t>2. Куликов, С. C. Реляционные базы данных в примерах: практическое пособие для программистов и тестировщиков / С. С. Куликов. – Минск : Четыре</w:t>
       </w:r>
       <w:r>
         <w:rPr>
@@ -5754,47 +8202,7 @@
           <w:szCs w:val="28"/>
           <w:lang w:eastAsia="ru-RU"/>
         </w:rPr>
-        <w:t xml:space="preserve">Документация по </w:t>
-      </w:r>
-      <w:proofErr w:type="spellStart"/>
-      <w:r>
-        <w:rPr>
-          <w:rFonts w:eastAsia="Times New Roman" w:cs="Times New Roman"/>
-          <w:color w:val="000000"/>
-          <w:szCs w:val="28"/>
-          <w:lang w:eastAsia="ru-RU"/>
-        </w:rPr>
-        <w:t>Microsoft</w:t>
-      </w:r>
-      <w:proofErr w:type="spellEnd"/>
-      <w:r>
-        <w:rPr>
-          <w:rFonts w:eastAsia="Times New Roman" w:cs="Times New Roman"/>
-          <w:color w:val="000000"/>
-          <w:szCs w:val="28"/>
-          <w:lang w:eastAsia="ru-RU"/>
-        </w:rPr>
-        <w:t xml:space="preserve"> SQL [Электронный ресурс]. – 2022. – Режим </w:t>
-      </w:r>
-      <w:proofErr w:type="gramStart"/>
-      <w:r>
-        <w:rPr>
-          <w:rFonts w:eastAsia="Times New Roman" w:cs="Times New Roman"/>
-          <w:color w:val="000000"/>
-          <w:szCs w:val="28"/>
-          <w:lang w:eastAsia="ru-RU"/>
-        </w:rPr>
-        <w:t>доступа :</w:t>
-      </w:r>
-      <w:proofErr w:type="gramEnd"/>
-      <w:r>
-        <w:rPr>
-          <w:rFonts w:eastAsia="Times New Roman" w:cs="Times New Roman"/>
-          <w:color w:val="000000"/>
-          <w:szCs w:val="28"/>
-          <w:lang w:eastAsia="ru-RU"/>
-        </w:rPr>
-        <w:t xml:space="preserve"> https://docs.microsoft.com/ru-ru/sql/?view=sql-server-ver15.</w:t>
+        <w:t>Документация по Microsoft SQL [Электронный ресурс]. – 2022. – Режим доступа : https://docs.microsoft.com/ru-ru/sql/?view=sql-server-ver15.</w:t>
       </w:r>
       <w:r>
         <w:rPr>
@@ -6334,7 +8742,7 @@
   <w:style w:type="paragraph" w:default="1" w:styleId="a">
     <w:name w:val="Normal"/>
     <w:qFormat/>
-    <w:rsid w:val="00CD77A3"/>
+    <w:rsid w:val="009F4AFD"/>
     <w:pPr>
       <w:spacing w:after="0" w:line="240" w:lineRule="auto"/>
     </w:pPr>
